--- a/a7/build/out/u3/A7 3.04  Teacher Edition.docx
+++ b/a7/build/out/u3/A7 3.04  Teacher Edition.docx
@@ -149,157 +149,7 @@
           <w:color w:val="1A1A1A"/>
           <w:sz w:val="30"/>
         </w:rPr>
-        <w:t>Read This First</w:t>
-      </w:r>
-    </w:p>
-    <w:p>
-      <w:pPr>
-        <w:spacing w:before="0" w:after="120"/>
-      </w:pPr>
-      <w:r>
-        <w:rPr>
-          <w:b w:val="0"/>
-          <w:i w:val="0"/>
-          <w:color w:val="1A1A1A"/>
-          <w:sz w:val="21"/>
-        </w:rPr>
-        <w:t>This lesson rebuilds Math Nation 3.4 (SE pp. 118–123) and is the first MA.8.NSO.1.3 lesson of the unit: exponents are integers from here on. The book's discovery is the halving pattern past 2</w:t>
-      </w:r>
-      <w:r>
-        <w:rPr>
-          <w:b w:val="0"/>
-          <w:i w:val="0"/>
-          <w:color w:val="1A1A1A"/>
-          <w:sz w:val="21"/>
-          <w:vertAlign w:val="superscript"/>
-        </w:rPr>
-        <w:t>0</w:t>
-      </w:r>
-      <w:r>
-        <w:rPr>
-          <w:b w:val="0"/>
-          <w:i w:val="0"/>
-          <w:color w:val="1A1A1A"/>
-          <w:sz w:val="21"/>
-        </w:rPr>
-        <w:t>, kept as Notes I; its collaboration tables (product and quotient laws with negative exponents) are Notes III and bank questions 7–8.</w:t>
-      </w:r>
-    </w:p>
-    <w:p>
-      <w:pPr>
-        <w:spacing w:before="0" w:after="120"/>
-      </w:pPr>
-      <w:r>
-        <w:rPr>
-          <w:b w:val="0"/>
-          <w:i w:val="0"/>
-          <w:color w:val="1A1A1A"/>
-          <w:sz w:val="21"/>
-        </w:rPr>
-        <w:t>The state guide asks for one thing the book does not do explicitly: a task showing the difference between −b and b</w:t>
-      </w:r>
-      <w:r>
-        <w:rPr>
-          <w:b w:val="0"/>
-          <w:i w:val="0"/>
-          <w:color w:val="1A1A1A"/>
-          <w:sz w:val="21"/>
-          <w:vertAlign w:val="superscript"/>
-        </w:rPr>
-        <w:t>-1</w:t>
-      </w:r>
-      <w:r>
-        <w:rPr>
-          <w:b w:val="0"/>
-          <w:i w:val="0"/>
-          <w:color w:val="1A1A1A"/>
-          <w:sz w:val="21"/>
-        </w:rPr>
-        <w:t>. That is Notes II's contrast line, warm-up question 4, whiteboard 5 and 9, and bank question 9. Expect the −25 answer today; the lesson is built around meeting it.</w:t>
-      </w:r>
-    </w:p>
-    <w:p>
-      <w:pPr>
-        <w:spacing w:before="0" w:after="120"/>
-      </w:pPr>
-      <w:r>
-        <w:rPr>
-          <w:b w:val="0"/>
-          <w:i w:val="0"/>
-          <w:color w:val="1A1A1A"/>
-          <w:sz w:val="21"/>
-        </w:rPr>
-        <w:t>A note on the book's teacher pages: a thumbnail in the 3.4 differentiation box prints (−4)</w:t>
-      </w:r>
-      <w:r>
-        <w:rPr>
-          <w:b w:val="0"/>
-          <w:i w:val="0"/>
-          <w:color w:val="1A1A1A"/>
-          <w:sz w:val="21"/>
-          <w:vertAlign w:val="superscript"/>
-        </w:rPr>
-        <w:t>3</w:t>
-      </w:r>
-      <w:r>
-        <w:rPr>
-          <w:b w:val="0"/>
-          <w:i w:val="0"/>
-          <w:color w:val="1A1A1A"/>
-          <w:sz w:val="21"/>
-        </w:rPr>
-        <w:t>·(−4)</w:t>
-      </w:r>
-      <w:r>
-        <w:rPr>
-          <w:b w:val="0"/>
-          <w:i w:val="0"/>
-          <w:color w:val="1A1A1A"/>
-          <w:sz w:val="21"/>
-          <w:vertAlign w:val="superscript"/>
-        </w:rPr>
-        <w:t>-7</w:t>
-      </w:r>
-      <w:r>
-        <w:rPr>
-          <w:b w:val="0"/>
-          <w:i w:val="0"/>
-          <w:color w:val="1A1A1A"/>
-          <w:sz w:val="21"/>
-        </w:rPr>
-        <w:t xml:space="preserve"> as −1/256. The student page and the value are 1/256. Nothing student-facing was wrong.</w:t>
-      </w:r>
-    </w:p>
-    <w:p>
-      <w:pPr>
-        <w:spacing w:before="0" w:after="120"/>
-      </w:pPr>
-      <w:r>
-        <w:rPr>
-          <w:b w:val="0"/>
-          <w:i w:val="0"/>
-          <w:color w:val="1A1A1A"/>
-          <w:sz w:val="21"/>
-        </w:rPr>
-        <w:t>The book's warm-up is a career-profile video (an ichthyologist) with no mathematics in it. Replaced by spaced retrieval.</w:t>
-      </w:r>
-    </w:p>
-    <w:p>
-      <w:pPr>
-        <w:keepNext/>
-        <w:spacing w:before="280" w:after="120"/>
-        <w:pBdr>
-          <w:bottom w:val="single" w:sz="8" w:space="2" w:color="1A1A1A"/>
-        </w:pBdr>
-      </w:pPr>
-      <w:r>
-        <w:rPr>
-          <w:b/>
-          <w:i w:val="0"/>
-          <w:color w:val="1A1A1A"/>
-          <w:sz w:val="30"/>
-        </w:rPr>
-        <w:t>Standard and Targets</w:t>
+        <w:t>The Period</w:t>
       </w:r>
     </w:p>
     <w:p>
@@ -336,7 +186,7 @@
           <w:color w:val="1A1A1A"/>
           <w:sz w:val="21"/>
         </w:rPr>
-        <w:t xml:space="preserve">Clarification  </w:t>
+        <w:t xml:space="preserve">Must  </w:t>
       </w:r>
       <w:r>
         <w:rPr>
@@ -359,7 +209,7 @@
           <w:color w:val="1A1A1A"/>
           <w:sz w:val="21"/>
         </w:rPr>
-        <w:t xml:space="preserve">Boundary  </w:t>
+        <w:t xml:space="preserve">Must not  </w:t>
       </w:r>
       <w:r>
         <w:rPr>
@@ -382,7 +232,7 @@
           <w:color w:val="1A1A1A"/>
           <w:sz w:val="21"/>
         </w:rPr>
-        <w:t xml:space="preserve">Learning target  </w:t>
+        <w:t xml:space="preserve">Target  </w:t>
       </w:r>
       <w:r>
         <w:rPr>
@@ -392,166 +242,6 @@
           <w:sz w:val="21"/>
         </w:rPr>
         <w:t>I can rewrite a power with a negative exponent using a positive exponent, and evaluate it.</w:t>
-      </w:r>
-    </w:p>
-    <w:p>
-      <w:pPr>
-        <w:spacing w:before="0" w:after="100"/>
-      </w:pPr>
-      <w:r>
-        <w:rPr>
-          <w:b/>
-          <w:i w:val="0"/>
-          <w:color w:val="1A1A1A"/>
-          <w:sz w:val="21"/>
-        </w:rPr>
-        <w:t xml:space="preserve">Essential question  </w:t>
-      </w:r>
-      <w:r>
-        <w:rPr>
-          <w:b w:val="0"/>
-          <w:i w:val="0"/>
-          <w:color w:val="1A1A1A"/>
-          <w:sz w:val="21"/>
-        </w:rPr>
-        <w:t>How do you evaluate a numerical expression that has a negative exponent?</w:t>
-      </w:r>
-    </w:p>
-    <w:p>
-      <w:pPr>
-        <w:spacing w:before="0" w:after="100"/>
-      </w:pPr>
-      <w:r>
-        <w:rPr>
-          <w:b/>
-          <w:i w:val="0"/>
-          <w:color w:val="1A1A1A"/>
-          <w:sz w:val="21"/>
-        </w:rPr>
-        <w:t xml:space="preserve">Building on  </w:t>
-      </w:r>
-      <w:r>
-        <w:rPr>
-          <w:b w:val="0"/>
-          <w:i w:val="0"/>
-          <w:color w:val="1A1A1A"/>
-          <w:sz w:val="21"/>
-        </w:rPr>
-        <w:t>MA.7.NSO.1.1 (3.01–3.03) — the seven laws with whole-number exponents; Grade 6 — reciprocals and dividing by a fraction.</w:t>
-      </w:r>
-    </w:p>
-    <w:p>
-      <w:pPr>
-        <w:spacing w:before="0" w:after="100"/>
-      </w:pPr>
-      <w:r>
-        <w:rPr>
-          <w:b/>
-          <w:i w:val="0"/>
-          <w:color w:val="1A1A1A"/>
-          <w:sz w:val="21"/>
-        </w:rPr>
-        <w:t xml:space="preserve">Working toward  </w:t>
-      </w:r>
-      <w:r>
-        <w:rPr>
-          <w:b w:val="0"/>
-          <w:i w:val="0"/>
-          <w:color w:val="1A1A1A"/>
-          <w:sz w:val="21"/>
-        </w:rPr>
-        <w:t>3.05 — negative exponents on rational bases; 3.06–3.07 — several laws at once; MA.912.NSO.1.1 — rational exponents in Algebra 1.</w:t>
-      </w:r>
-    </w:p>
-    <w:p>
-      <w:pPr>
-        <w:spacing w:before="0" w:after="100"/>
-      </w:pPr>
-      <w:r>
-        <w:rPr>
-          <w:b/>
-          <w:i w:val="0"/>
-          <w:color w:val="1A1A1A"/>
-          <w:sz w:val="21"/>
-        </w:rPr>
-        <w:t xml:space="preserve">Where this sits in the course  </w:t>
-      </w:r>
-      <w:r>
-        <w:rPr>
-          <w:b w:val="0"/>
-          <w:i w:val="0"/>
-          <w:color w:val="1A1A1A"/>
-          <w:sz w:val="21"/>
-        </w:rPr>
-        <w:t>First of four MA.8.NSO.1.3 lessons (3.04–3.07). The Grade 8 FAST reports this under Number Sense and Operations, and the negative-exponent misconception is the one the guide lists first.</w:t>
-      </w:r>
-    </w:p>
-    <w:p>
-      <w:pPr>
-        <w:keepNext/>
-        <w:spacing w:before="280" w:after="120"/>
-        <w:pBdr>
-          <w:bottom w:val="single" w:sz="8" w:space="2" w:color="1A1A1A"/>
-        </w:pBdr>
-      </w:pPr>
-      <w:r>
-        <w:rPr>
-          <w:b/>
-          <w:i w:val="0"/>
-          <w:color w:val="1A1A1A"/>
-          <w:sz w:val="30"/>
-        </w:rPr>
-        <w:t>Lesson at a Glance</w:t>
-      </w:r>
-    </w:p>
-    <w:p>
-      <w:pPr>
-        <w:spacing w:before="0" w:after="120"/>
-      </w:pPr>
-      <w:r>
-        <w:rPr>
-          <w:b w:val="0"/>
-          <w:i w:val="0"/>
-          <w:color w:val="1A1A1A"/>
-          <w:sz w:val="21"/>
-        </w:rPr>
-        <w:t xml:space="preserve">Windy Hill periods run </w:t>
-      </w:r>
-      <w:r>
-        <w:rPr>
-          <w:b/>
-          <w:i w:val="0"/>
-          <w:color w:val="1A1A1A"/>
-          <w:sz w:val="21"/>
-        </w:rPr>
-        <w:t>53 minutes</w:t>
-      </w:r>
-      <w:r>
-        <w:rPr>
-          <w:b w:val="0"/>
-          <w:i w:val="0"/>
-          <w:color w:val="1A1A1A"/>
-          <w:sz w:val="21"/>
-        </w:rPr>
-        <w:t xml:space="preserve">. The whiteboard round takes the remainder after the taught blocks — </w:t>
-      </w:r>
-      <w:r>
-        <w:rPr>
-          <w:b/>
-          <w:i w:val="0"/>
-          <w:color w:val="1A1A1A"/>
-          <w:sz w:val="21"/>
-        </w:rPr>
-        <w:t>19 minutes</w:t>
-      </w:r>
-      <w:r>
-        <w:rPr>
-          <w:b w:val="0"/>
-          <w:i w:val="0"/>
-          <w:color w:val="1A1A1A"/>
-          <w:sz w:val="21"/>
-        </w:rPr>
-        <w:t xml:space="preserve"> in this lesson — and IXL takes the last 5. Slide numbers below are read from the deck when this edition is built.</w:t>
       </w:r>
     </w:p>
     <w:tbl>
@@ -1655,370 +1345,22 @@
     </w:p>
     <w:p>
       <w:pPr>
-        <w:spacing w:before="0" w:after="100"/>
+        <w:keepNext/>
+        <w:spacing w:before="200" w:after="60"/>
       </w:pPr>
       <w:r>
         <w:rPr>
           <w:b/>
           <w:i w:val="0"/>
           <w:color w:val="1A1A1A"/>
-          <w:sz w:val="21"/>
+          <w:sz w:val="23"/>
         </w:rPr>
-        <w:t xml:space="preserve">Materials  </w:t>
-      </w:r>
-      <w:r>
-        <w:rPr>
-          <w:b w:val="0"/>
-          <w:i w:val="0"/>
-          <w:color w:val="1A1A1A"/>
-          <w:sz w:val="21"/>
-        </w:rPr>
-        <w:t>Whiteboards and markers. Calculators are allowed on everything; on a calculator 5^(−2) returns 0.04, which is 1/25 and worth showing once.</w:t>
+        <w:t>Say these three things out loud today</w:t>
       </w:r>
     </w:p>
     <w:p>
       <w:pPr>
-        <w:spacing w:before="0" w:after="100"/>
-      </w:pPr>
-      <w:r>
-        <w:rPr>
-          <w:b/>
-          <w:i w:val="0"/>
-          <w:color w:val="1A1A1A"/>
-          <w:sz w:val="21"/>
-        </w:rPr>
-        <w:t xml:space="preserve">Where the lesson lives  </w:t>
-      </w:r>
-      <w:r>
-        <w:rPr>
-          <w:b w:val="0"/>
-          <w:i w:val="0"/>
-          <w:color w:val="1A1A1A"/>
-          <w:sz w:val="21"/>
-        </w:rPr>
-        <w:t>Notes II — 'reciprocal, not opposite'. Whiteboard 5 is the diagnostic that says whether it landed; whiteboard 9 asks for it in writing.</w:t>
-      </w:r>
-    </w:p>
-    <w:p>
-      <w:pPr>
-        <w:spacing w:before="0" w:after="120"/>
-      </w:pPr>
-      <w:r>
-        <w:rPr>
-          <w:b/>
-          <w:i w:val="0"/>
-          <w:color w:val="1A1A1A"/>
-          <w:sz w:val="21"/>
-        </w:rPr>
-        <w:t>No partner or group work anywhere in this lesson.</w:t>
-      </w:r>
-      <w:r>
-        <w:rPr>
-          <w:b w:val="0"/>
-          <w:i w:val="0"/>
-          <w:color w:val="1A1A1A"/>
-          <w:sz w:val="21"/>
-        </w:rPr>
-        <w:t xml:space="preserve"> Every Math Nation exploration this lesson draws on was written for pairs; here the same tables are worked from the front and on individual boards.</w:t>
-      </w:r>
-    </w:p>
-    <w:p>
-      <w:pPr>
-        <w:keepNext/>
-        <w:spacing w:before="280" w:after="120"/>
-        <w:pBdr>
-          <w:bottom w:val="single" w:sz="8" w:space="2" w:color="1A1A1A"/>
-        </w:pBdr>
-      </w:pPr>
-      <w:r>
-        <w:rPr>
-          <w:b/>
-          <w:i w:val="0"/>
-          <w:color w:val="1A1A1A"/>
-          <w:sz w:val="30"/>
-        </w:rPr>
-        <w:t>Vocabulary</w:t>
-      </w:r>
-    </w:p>
-    <w:p>
-      <w:pPr>
-        <w:spacing w:before="0" w:after="80"/>
-        <w:ind w:left="360" w:hanging="360"/>
-      </w:pPr>
-      <w:r>
-        <w:rPr>
-          <w:b/>
-          <w:i w:val="0"/>
-          <w:color w:val="0B5394"/>
-          <w:sz w:val="21"/>
-        </w:rPr>
-        <w:t>negative exponent law</w:t>
-      </w:r>
-      <w:r>
-        <w:rPr>
-          <w:b w:val="0"/>
-          <w:i w:val="0"/>
-          <w:color w:val="1A1A1A"/>
-          <w:sz w:val="21"/>
-        </w:rPr>
-        <w:t xml:space="preserve">  —  </w:t>
-      </w:r>
-      <w:r>
-        <w:drawing>
-          <wp:inline xmlns:a="http://schemas.openxmlformats.org/drawingml/2006/main" xmlns:pic="http://schemas.openxmlformats.org/drawingml/2006/picture">
-            <wp:extent cx="512064" cy="210312"/>
-            <wp:docPr id="1" name="Picture 1"/>
-            <wp:cNvGraphicFramePr>
-              <a:graphicFrameLocks noChangeAspect="1"/>
-            </wp:cNvGraphicFramePr>
-            <a:graphic>
-              <a:graphicData uri="http://schemas.openxmlformats.org/drawingml/2006/picture">
-                <pic:pic>
-                  <pic:nvPicPr>
-                    <pic:cNvPr id="0" name="7781b1a84f18ab58.png"/>
-                    <pic:cNvPicPr/>
-                  </pic:nvPicPr>
-                  <pic:blipFill>
-                    <a:blip r:embed="rId9"/>
-                    <a:stretch>
-                      <a:fillRect/>
-                    </a:stretch>
-                  </pic:blipFill>
-                  <pic:spPr>
-                    <a:xfrm>
-                      <a:off x="0" y="0"/>
-                      <a:ext cx="512064" cy="210312"/>
-                    </a:xfrm>
-                    <a:prstGeom prst="rect"/>
-                  </pic:spPr>
-                </pic:pic>
-              </a:graphicData>
-            </a:graphic>
-          </wp:inline>
-        </w:drawing>
-      </w:r>
-      <w:r>
-        <w:rPr>
-          <w:b w:val="0"/>
-          <w:i w:val="0"/>
-          <w:color w:val="1A1A1A"/>
-          <w:sz w:val="21"/>
-        </w:rPr>
-        <w:t xml:space="preserve"> and </w:t>
-      </w:r>
-      <w:r>
-        <w:drawing>
-          <wp:inline xmlns:a="http://schemas.openxmlformats.org/drawingml/2006/main" xmlns:pic="http://schemas.openxmlformats.org/drawingml/2006/picture">
-            <wp:extent cx="493776" cy="210312"/>
-            <wp:docPr id="2" name="Picture 2"/>
-            <wp:cNvGraphicFramePr>
-              <a:graphicFrameLocks noChangeAspect="1"/>
-            </wp:cNvGraphicFramePr>
-            <a:graphic>
-              <a:graphicData uri="http://schemas.openxmlformats.org/drawingml/2006/picture">
-                <pic:pic>
-                  <pic:nvPicPr>
-                    <pic:cNvPr id="0" name="3d0af0559285dc11.png"/>
-                    <pic:cNvPicPr/>
-                  </pic:nvPicPr>
-                  <pic:blipFill>
-                    <a:blip r:embed="rId10"/>
-                    <a:stretch>
-                      <a:fillRect/>
-                    </a:stretch>
-                  </pic:blipFill>
-                  <pic:spPr>
-                    <a:xfrm>
-                      <a:off x="0" y="0"/>
-                      <a:ext cx="493776" cy="210312"/>
-                    </a:xfrm>
-                    <a:prstGeom prst="rect"/>
-                  </pic:spPr>
-                </pic:pic>
-              </a:graphicData>
-            </a:graphic>
-          </wp:inline>
-        </w:drawing>
-      </w:r>
-      <w:r>
-        <w:rPr>
-          <w:b w:val="0"/>
-          <w:i w:val="0"/>
-          <w:color w:val="1A1A1A"/>
-          <w:sz w:val="21"/>
-        </w:rPr>
-        <w:t xml:space="preserve">, for nonzero </w:t>
-      </w:r>
-      <w:r>
-        <w:drawing>
-          <wp:inline xmlns:a="http://schemas.openxmlformats.org/drawingml/2006/main" xmlns:pic="http://schemas.openxmlformats.org/drawingml/2006/picture">
-            <wp:extent cx="79248" cy="76200"/>
-            <wp:docPr id="3" name="Picture 3"/>
-            <wp:cNvGraphicFramePr>
-              <a:graphicFrameLocks noChangeAspect="1"/>
-            </wp:cNvGraphicFramePr>
-            <a:graphic>
-              <a:graphicData uri="http://schemas.openxmlformats.org/drawingml/2006/picture">
-                <pic:pic>
-                  <pic:nvPicPr>
-                    <pic:cNvPr id="0" name="031b7c8444ab5e83.png"/>
-                    <pic:cNvPicPr/>
-                  </pic:nvPicPr>
-                  <pic:blipFill>
-                    <a:blip r:embed="rId11"/>
-                    <a:stretch>
-                      <a:fillRect/>
-                    </a:stretch>
-                  </pic:blipFill>
-                  <pic:spPr>
-                    <a:xfrm>
-                      <a:off x="0" y="0"/>
-                      <a:ext cx="79248" cy="76200"/>
-                    </a:xfrm>
-                    <a:prstGeom prst="rect"/>
-                  </pic:spPr>
-                </pic:pic>
-              </a:graphicData>
-            </a:graphic>
-          </wp:inline>
-        </w:drawing>
-      </w:r>
-    </w:p>
-    <w:p>
-      <w:pPr>
-        <w:spacing w:before="0" w:after="80"/>
-        <w:ind w:left="360" w:hanging="360"/>
-      </w:pPr>
-      <w:r>
-        <w:rPr>
-          <w:b/>
-          <w:i w:val="0"/>
-          <w:color w:val="0B5394"/>
-          <w:sz w:val="21"/>
-        </w:rPr>
-        <w:t>reciprocal</w:t>
-      </w:r>
-      <w:r>
-        <w:rPr>
-          <w:b w:val="0"/>
-          <w:i w:val="0"/>
-          <w:color w:val="1A1A1A"/>
-          <w:sz w:val="21"/>
-        </w:rPr>
-        <w:t xml:space="preserve">  —  </w:t>
-      </w:r>
-      <w:r>
-        <w:rPr>
-          <w:b w:val="0"/>
-          <w:i w:val="0"/>
-          <w:color w:val="1A1A1A"/>
-          <w:sz w:val="21"/>
-        </w:rPr>
-        <w:t xml:space="preserve">the number that multiplies a given number to give 1: the reciprocal of 8 is </w:t>
-      </w:r>
-      <w:r>
-        <w:drawing>
-          <wp:inline xmlns:a="http://schemas.openxmlformats.org/drawingml/2006/main" xmlns:pic="http://schemas.openxmlformats.org/drawingml/2006/picture">
-            <wp:extent cx="60960" cy="216408"/>
-            <wp:docPr id="4" name="Picture 4"/>
-            <wp:cNvGraphicFramePr>
-              <a:graphicFrameLocks noChangeAspect="1"/>
-            </wp:cNvGraphicFramePr>
-            <a:graphic>
-              <a:graphicData uri="http://schemas.openxmlformats.org/drawingml/2006/picture">
-                <pic:pic>
-                  <pic:nvPicPr>
-                    <pic:cNvPr id="0" name="9e43ddd8543109e0.png"/>
-                    <pic:cNvPicPr/>
-                  </pic:nvPicPr>
-                  <pic:blipFill>
-                    <a:blip r:embed="rId12"/>
-                    <a:stretch>
-                      <a:fillRect/>
-                    </a:stretch>
-                  </pic:blipFill>
-                  <pic:spPr>
-                    <a:xfrm>
-                      <a:off x="0" y="0"/>
-                      <a:ext cx="60960" cy="216408"/>
-                    </a:xfrm>
-                    <a:prstGeom prst="rect"/>
-                  </pic:spPr>
-                </pic:pic>
-              </a:graphicData>
-            </a:graphic>
-          </wp:inline>
-        </w:drawing>
-      </w:r>
-    </w:p>
-    <w:p>
-      <w:pPr>
-        <w:spacing w:before="0" w:after="80"/>
-        <w:ind w:left="360" w:hanging="360"/>
-      </w:pPr>
-      <w:r>
-        <w:rPr>
-          <w:b/>
-          <w:i w:val="0"/>
-          <w:color w:val="0B5394"/>
-          <w:sz w:val="21"/>
-        </w:rPr>
-        <w:t>opposite</w:t>
-      </w:r>
-      <w:r>
-        <w:rPr>
-          <w:b w:val="0"/>
-          <w:i w:val="0"/>
-          <w:color w:val="1A1A1A"/>
-          <w:sz w:val="21"/>
-        </w:rPr>
-        <w:t xml:space="preserve">  —  </w:t>
-      </w:r>
-      <w:r>
-        <w:rPr>
-          <w:b w:val="0"/>
-          <w:i w:val="0"/>
-          <w:color w:val="1A1A1A"/>
-          <w:sz w:val="21"/>
-        </w:rPr>
-        <w:t>the number the same distance from 0 on the other side: the opposite of 8 is −8. A negative exponent asks for a reciprocal, never an opposite.</w:t>
-      </w:r>
-    </w:p>
-    <w:p>
-      <w:pPr>
-        <w:keepNext/>
-        <w:spacing w:before="280" w:after="120"/>
-        <w:pBdr>
-          <w:bottom w:val="single" w:sz="8" w:space="2" w:color="1A1A1A"/>
-        </w:pBdr>
-      </w:pPr>
-      <w:r>
-        <w:rPr>
-          <w:b/>
-          <w:i w:val="0"/>
-          <w:color w:val="1A1A1A"/>
-          <w:sz w:val="30"/>
-        </w:rPr>
-        <w:t>Warm-Up — spaced retrieval</w:t>
-      </w:r>
-    </w:p>
-    <w:p>
-      <w:pPr>
-        <w:spacing w:before="0" w:after="120"/>
-      </w:pPr>
-      <w:r>
-        <w:rPr>
-          <w:b w:val="0"/>
-          <w:i w:val="0"/>
-          <w:color w:val="1A1A1A"/>
-          <w:sz w:val="21"/>
-        </w:rPr>
-        <w:t>Four questions, two minutes silent, then the reveal. No reteach longer than one sentence per question.</w:t>
-      </w:r>
-    </w:p>
-    <w:p>
-      <w:pPr>
-        <w:spacing w:before="0" w:after="80"/>
+        <w:spacing w:before="20" w:after="80"/>
         <w:ind w:left="360" w:hanging="360"/>
       </w:pPr>
       <w:r>
@@ -2037,88 +1379,12 @@
           <w:color w:val="1A1A1A"/>
           <w:sz w:val="21"/>
         </w:rPr>
-        <w:t xml:space="preserve">Find the value:  </w:t>
-      </w:r>
-      <w:r>
-        <w:drawing>
-          <wp:inline xmlns:a="http://schemas.openxmlformats.org/drawingml/2006/main" xmlns:pic="http://schemas.openxmlformats.org/drawingml/2006/picture">
-            <wp:extent cx="280416" cy="249935"/>
-            <wp:docPr id="5" name="Picture 5"/>
-            <wp:cNvGraphicFramePr>
-              <a:graphicFrameLocks noChangeAspect="1"/>
-            </wp:cNvGraphicFramePr>
-            <a:graphic>
-              <a:graphicData uri="http://schemas.openxmlformats.org/drawingml/2006/picture">
-                <pic:pic>
-                  <pic:nvPicPr>
-                    <pic:cNvPr id="0" name="345854357a8fa6b0.png"/>
-                    <pic:cNvPicPr/>
-                  </pic:nvPicPr>
-                  <pic:blipFill>
-                    <a:blip r:embed="rId13"/>
-                    <a:stretch>
-                      <a:fillRect/>
-                    </a:stretch>
-                  </pic:blipFill>
-                  <pic:spPr>
-                    <a:xfrm>
-                      <a:off x="0" y="0"/>
-                      <a:ext cx="280416" cy="249935"/>
-                    </a:xfrm>
-                    <a:prstGeom prst="rect"/>
-                  </pic:spPr>
-                </pic:pic>
-              </a:graphicData>
-            </a:graphic>
-          </wp:inline>
-        </w:drawing>
-      </w:r>
-      <w:r>
-        <w:rPr>
-          <w:b w:val="0"/>
-          <w:i w:val="0"/>
-          <w:color w:val="1A1A1A"/>
-          <w:sz w:val="21"/>
-        </w:rPr>
-        <w:t xml:space="preserve">    </w:t>
-      </w:r>
-      <w:r>
-        <w:rPr>
-          <w:b/>
-          <w:i/>
-          <w:color w:val="9E1B32"/>
-          <w:sz w:val="21"/>
-        </w:rPr>
-        <w:t>25</w:t>
+        <w:t>Notes II — 'reciprocal, not opposite'. Whiteboard 5 is the diagnostic that says whether it landed; whiteboard 9 asks for it in writing.</w:t>
       </w:r>
     </w:p>
     <w:p>
       <w:pPr>
-        <w:spacing w:before="0" w:after="120"/>
-        <w:ind w:left="360"/>
-      </w:pPr>
-      <w:r>
-        <w:rPr>
-          <w:b w:val="0"/>
-          <w:i/>
-          <w:color w:val="6B6B6B"/>
-          <w:sz w:val="19"/>
-        </w:rPr>
-        <w:t xml:space="preserve">retrieves: </w:t>
-      </w:r>
-      <w:r>
-        <w:rPr>
-          <w:b w:val="0"/>
-          <w:i/>
-          <w:color w:val="6B6B6B"/>
-          <w:sz w:val="19"/>
-        </w:rPr>
-        <w:t>yesterday — 3.03 — two laws in one expression</w:t>
-      </w:r>
-    </w:p>
-    <w:p>
-      <w:pPr>
-        <w:spacing w:before="0" w:after="80"/>
+        <w:spacing w:before="20" w:after="80"/>
         <w:ind w:left="360" w:hanging="360"/>
       </w:pPr>
       <w:r>
@@ -2137,41 +1403,17 @@
           <w:color w:val="1A1A1A"/>
           <w:sz w:val="21"/>
         </w:rPr>
-        <w:t xml:space="preserve">Which is greater, </w:t>
+        <w:t>This lesson rebuilds Math Nation 3.4 (SE pp. 118–123) and is the first MA.8.NSO.1.3 lesson of the unit: exponents are integers from here on. The book's discovery is the halving pattern past 2</w:t>
       </w:r>
       <w:r>
-        <w:drawing>
-          <wp:inline xmlns:a="http://schemas.openxmlformats.org/drawingml/2006/main" xmlns:pic="http://schemas.openxmlformats.org/drawingml/2006/picture">
-            <wp:extent cx="344424" cy="204216"/>
-            <wp:docPr id="6" name="Picture 6"/>
-            <wp:cNvGraphicFramePr>
-              <a:graphicFrameLocks noChangeAspect="1"/>
-            </wp:cNvGraphicFramePr>
-            <a:graphic>
-              <a:graphicData uri="http://schemas.openxmlformats.org/drawingml/2006/picture">
-                <pic:pic>
-                  <pic:nvPicPr>
-                    <pic:cNvPr id="0" name="6a08f2331b46febe.png"/>
-                    <pic:cNvPicPr/>
-                  </pic:nvPicPr>
-                  <pic:blipFill>
-                    <a:blip r:embed="rId14"/>
-                    <a:stretch>
-                      <a:fillRect/>
-                    </a:stretch>
-                  </pic:blipFill>
-                  <pic:spPr>
-                    <a:xfrm>
-                      <a:off x="0" y="0"/>
-                      <a:ext cx="344424" cy="204216"/>
-                    </a:xfrm>
-                    <a:prstGeom prst="rect"/>
-                  </pic:spPr>
-                </pic:pic>
-              </a:graphicData>
-            </a:graphic>
-          </wp:inline>
-        </w:drawing>
+        <w:rPr>
+          <w:b w:val="0"/>
+          <w:i w:val="0"/>
+          <w:color w:val="1A1A1A"/>
+          <w:sz w:val="21"/>
+          <w:vertAlign w:val="superscript"/>
+        </w:rPr>
+        <w:t>0</w:t>
       </w:r>
       <w:r>
         <w:rPr>
@@ -2180,64 +1422,12 @@
           <w:color w:val="1A1A1A"/>
           <w:sz w:val="21"/>
         </w:rPr>
-        <w:t xml:space="preserve"> or 5.5?    </w:t>
-      </w:r>
-      <w:r>
-        <w:rPr>
-          <w:b/>
-          <w:i/>
-          <w:color w:val="9E1B32"/>
-          <w:sz w:val="21"/>
-        </w:rPr>
-        <w:t>5.5</w:t>
+        <w:t>, kept as Notes I; its collaboration tables (product and quotient laws with negative exponents) are Notes III and bank questions 7–8.</w:t>
       </w:r>
     </w:p>
     <w:p>
       <w:pPr>
-        <w:spacing w:before="0" w:after="120"/>
-        <w:ind w:left="360"/>
-      </w:pPr>
-      <w:r>
-        <w:rPr>
-          <w:b w:val="0"/>
-          <w:i/>
-          <w:color w:val="6B6B6B"/>
-          <w:sz w:val="19"/>
-        </w:rPr>
-        <w:t xml:space="preserve">retrieves: </w:t>
-      </w:r>
-      <w:r>
-        <w:rPr>
-          <w:b w:val="0"/>
-          <w:i/>
-          <w:color w:val="6B6B6B"/>
-          <w:sz w:val="19"/>
-        </w:rPr>
-        <w:t>last week — Unit 2 — comparing a root to a decimal (2.05): 5.5</w:t>
-      </w:r>
-      <w:r>
-        <w:rPr>
-          <w:b w:val="0"/>
-          <w:i/>
-          <w:color w:val="6B6B6B"/>
-          <w:sz w:val="19"/>
-          <w:vertAlign w:val="superscript"/>
-        </w:rPr>
-        <w:t>2</w:t>
-      </w:r>
-      <w:r>
-        <w:rPr>
-          <w:b w:val="0"/>
-          <w:i/>
-          <w:color w:val="6B6B6B"/>
-          <w:sz w:val="19"/>
-        </w:rPr>
-        <w:t xml:space="preserve"> = 30.25 &gt; 30</w:t>
-      </w:r>
-    </w:p>
-    <w:p>
-      <w:pPr>
-        <w:spacing w:before="0" w:after="80"/>
+        <w:spacing w:before="20" w:after="80"/>
         <w:ind w:left="360" w:hanging="360"/>
       </w:pPr>
       <w:r>
@@ -2256,41 +1446,17 @@
           <w:color w:val="1A1A1A"/>
           <w:sz w:val="21"/>
         </w:rPr>
-        <w:t xml:space="preserve">Solve  </w:t>
+        <w:t>The state guide asks for one thing the book does not do explicitly: a task showing the difference between −b and b</w:t>
       </w:r>
       <w:r>
-        <w:drawing>
-          <wp:inline xmlns:a="http://schemas.openxmlformats.org/drawingml/2006/main" xmlns:pic="http://schemas.openxmlformats.org/drawingml/2006/picture">
-            <wp:extent cx="566928" cy="115824"/>
-            <wp:docPr id="7" name="Picture 7"/>
-            <wp:cNvGraphicFramePr>
-              <a:graphicFrameLocks noChangeAspect="1"/>
-            </wp:cNvGraphicFramePr>
-            <a:graphic>
-              <a:graphicData uri="http://schemas.openxmlformats.org/drawingml/2006/picture">
-                <pic:pic>
-                  <pic:nvPicPr>
-                    <pic:cNvPr id="0" name="e44eab7de8a02a18.png"/>
-                    <pic:cNvPicPr/>
-                  </pic:nvPicPr>
-                  <pic:blipFill>
-                    <a:blip r:embed="rId15"/>
-                    <a:stretch>
-                      <a:fillRect/>
-                    </a:stretch>
-                  </pic:blipFill>
-                  <pic:spPr>
-                    <a:xfrm>
-                      <a:off x="0" y="0"/>
-                      <a:ext cx="566928" cy="115824"/>
-                    </a:xfrm>
-                    <a:prstGeom prst="rect"/>
-                  </pic:spPr>
-                </pic:pic>
-              </a:graphicData>
-            </a:graphic>
-          </wp:inline>
-        </w:drawing>
+        <w:rPr>
+          <w:b w:val="0"/>
+          <w:i w:val="0"/>
+          <w:color w:val="1A1A1A"/>
+          <w:sz w:val="21"/>
+          <w:vertAlign w:val="superscript"/>
+        </w:rPr>
+        <w:t>-1</w:t>
       </w:r>
       <w:r>
         <w:rPr>
@@ -2299,46 +1465,36 @@
           <w:color w:val="1A1A1A"/>
           <w:sz w:val="21"/>
         </w:rPr>
-        <w:t xml:space="preserve">    </w:t>
+        <w:t>. That is Notes II's contrast line, warm-up question 4, whiteboard 5 and 9, and bank question 9. Expect the −25 answer today; the lesson is built around meeting it.</w:t>
       </w:r>
+    </w:p>
+    <w:p>
       <w:r>
-        <w:rPr>
-          <w:b/>
-          <w:i/>
-          <w:color w:val="9E1B32"/>
-          <w:sz w:val="21"/>
-        </w:rPr>
-        <w:t>x = −7</w:t>
+        <w:br w:type="page"/>
       </w:r>
     </w:p>
     <w:p>
       <w:pPr>
-        <w:spacing w:before="0" w:after="120"/>
-        <w:ind w:left="360"/>
+        <w:keepNext/>
+        <w:spacing w:before="280" w:after="120"/>
+        <w:pBdr>
+          <w:bottom w:val="single" w:sz="8" w:space="2" w:color="1A1A1A"/>
+        </w:pBdr>
       </w:pPr>
       <w:r>
         <w:rPr>
-          <w:b w:val="0"/>
-          <w:i/>
-          <w:color w:val="6B6B6B"/>
-          <w:sz w:val="19"/>
+          <w:b/>
+          <w:i w:val="0"/>
+          <w:color w:val="1A1A1A"/>
+          <w:sz w:val="30"/>
         </w:rPr>
-        <w:t xml:space="preserve">retrieves: </w:t>
-      </w:r>
-      <w:r>
-        <w:rPr>
-          <w:b w:val="0"/>
-          <w:i/>
-          <w:color w:val="6B6B6B"/>
-          <w:sz w:val="19"/>
-        </w:rPr>
-        <w:t>last unit — Unit 1 — one-step equations with a negative coefficient (1.03)</w:t>
+        <w:t>Slide by Slide</w:t>
       </w:r>
     </w:p>
     <w:p>
       <w:pPr>
-        <w:spacing w:before="0" w:after="80"/>
-        <w:ind w:left="360" w:hanging="360"/>
+        <w:spacing w:before="20" w:after="60"/>
+        <w:ind w:left="470" w:hanging="470"/>
       </w:pPr>
       <w:r>
         <w:rPr>
@@ -2347,7 +1503,16 @@
           <w:color w:val="1A1A1A"/>
           <w:sz w:val="21"/>
         </w:rPr>
-        <w:t xml:space="preserve">4.  </w:t>
+        <w:t xml:space="preserve">1.  </w:t>
+      </w:r>
+      <w:r>
+        <w:rPr>
+          <w:b/>
+          <w:i w:val="0"/>
+          <w:color w:val="1A1A1A"/>
+          <w:sz w:val="21"/>
+        </w:rPr>
+        <w:t xml:space="preserve">Negative Exponent Law.  </w:t>
       </w:r>
       <w:r>
         <w:rPr>
@@ -2356,41 +1521,31 @@
           <w:color w:val="1A1A1A"/>
           <w:sz w:val="21"/>
         </w:rPr>
-        <w:t xml:space="preserve">What is the reciprocal of </w:t>
+        <w:t>Post the learning target.</w:t>
+      </w:r>
+    </w:p>
+    <w:p>
+      <w:pPr>
+        <w:spacing w:before="20" w:after="60"/>
+        <w:ind w:left="470" w:hanging="470"/>
+      </w:pPr>
+      <w:r>
+        <w:rPr>
+          <w:b/>
+          <w:i w:val="0"/>
+          <w:color w:val="1A1A1A"/>
+          <w:sz w:val="21"/>
+        </w:rPr>
+        <w:t xml:space="preserve">2.  </w:t>
       </w:r>
       <w:r>
-        <w:drawing>
-          <wp:inline xmlns:a="http://schemas.openxmlformats.org/drawingml/2006/main" xmlns:pic="http://schemas.openxmlformats.org/drawingml/2006/picture">
-            <wp:extent cx="60960" cy="216408"/>
-            <wp:docPr id="8" name="Picture 8"/>
-            <wp:cNvGraphicFramePr>
-              <a:graphicFrameLocks noChangeAspect="1"/>
-            </wp:cNvGraphicFramePr>
-            <a:graphic>
-              <a:graphicData uri="http://schemas.openxmlformats.org/drawingml/2006/picture">
-                <pic:pic>
-                  <pic:nvPicPr>
-                    <pic:cNvPr id="0" name="aba2e431ea9fd3e8.png"/>
-                    <pic:cNvPicPr/>
-                  </pic:nvPicPr>
-                  <pic:blipFill>
-                    <a:blip r:embed="rId16"/>
-                    <a:stretch>
-                      <a:fillRect/>
-                    </a:stretch>
-                  </pic:blipFill>
-                  <pic:spPr>
-                    <a:xfrm>
-                      <a:off x="0" y="0"/>
-                      <a:ext cx="60960" cy="216408"/>
-                    </a:xfrm>
-                    <a:prstGeom prst="rect"/>
-                  </pic:spPr>
-                </pic:pic>
-              </a:graphicData>
-            </a:graphic>
-          </wp:inline>
-        </w:drawing>
+        <w:rPr>
+          <w:b/>
+          <w:i w:val="0"/>
+          <w:color w:val="1A1A1A"/>
+          <w:sz w:val="21"/>
+        </w:rPr>
+        <w:t xml:space="preserve">Warm-Up — On your own. Four minutes. No notes..  </w:t>
       </w:r>
       <w:r>
         <w:rPr>
@@ -2399,41 +1554,31 @@
           <w:color w:val="1A1A1A"/>
           <w:sz w:val="21"/>
         </w:rPr>
-        <w:t xml:space="preserve">?  What is the opposite of </w:t>
+        <w:t>Q4 is the whole lesson in one question: a negative exponent asks for the RECIPROCAL of a power, and the misconception is that it asks for the opposite.</w:t>
+      </w:r>
+    </w:p>
+    <w:p>
+      <w:pPr>
+        <w:spacing w:before="20" w:after="60"/>
+        <w:ind w:left="470" w:hanging="470"/>
+      </w:pPr>
+      <w:r>
+        <w:rPr>
+          <w:b/>
+          <w:i w:val="0"/>
+          <w:color w:val="1A1A1A"/>
+          <w:sz w:val="21"/>
+        </w:rPr>
+        <w:t xml:space="preserve">3.  </w:t>
       </w:r>
       <w:r>
-        <w:drawing>
-          <wp:inline xmlns:a="http://schemas.openxmlformats.org/drawingml/2006/main" xmlns:pic="http://schemas.openxmlformats.org/drawingml/2006/picture">
-            <wp:extent cx="60960" cy="216408"/>
-            <wp:docPr id="9" name="Picture 9"/>
-            <wp:cNvGraphicFramePr>
-              <a:graphicFrameLocks noChangeAspect="1"/>
-            </wp:cNvGraphicFramePr>
-            <a:graphic>
-              <a:graphicData uri="http://schemas.openxmlformats.org/drawingml/2006/picture">
-                <pic:pic>
-                  <pic:nvPicPr>
-                    <pic:cNvPr id="0" name="aba2e431ea9fd3e8.png"/>
-                    <pic:cNvPicPr/>
-                  </pic:nvPicPr>
-                  <pic:blipFill>
-                    <a:blip r:embed="rId16"/>
-                    <a:stretch>
-                      <a:fillRect/>
-                    </a:stretch>
-                  </pic:blipFill>
-                  <pic:spPr>
-                    <a:xfrm>
-                      <a:off x="0" y="0"/>
-                      <a:ext cx="60960" cy="216408"/>
-                    </a:xfrm>
-                    <a:prstGeom prst="rect"/>
-                  </pic:spPr>
-                </pic:pic>
-              </a:graphicData>
-            </a:graphic>
-          </wp:inline>
-        </w:drawing>
+        <w:rPr>
+          <w:b/>
+          <w:i w:val="0"/>
+          <w:color w:val="1A1A1A"/>
+          <w:sz w:val="21"/>
+        </w:rPr>
+        <w:t xml:space="preserve">Warm-Up — Answers..  </w:t>
       </w:r>
       <w:r>
         <w:rPr>
@@ -2442,13 +1587,13 @@
           <w:color w:val="1A1A1A"/>
           <w:sz w:val="21"/>
         </w:rPr>
-        <w:t xml:space="preserve">?    </w:t>
+        <w:t xml:space="preserve">Reveal.  1. 25   2. 5.5   3. x = −7   4. </w:t>
       </w:r>
       <w:r>
         <w:drawing>
           <wp:inline xmlns:a="http://schemas.openxmlformats.org/drawingml/2006/main" xmlns:pic="http://schemas.openxmlformats.org/drawingml/2006/picture">
             <wp:extent cx="60960" cy="213360"/>
-            <wp:docPr id="10" name="Picture 10"/>
+            <wp:docPr id="1" name="Picture 1"/>
             <wp:cNvGraphicFramePr>
               <a:graphicFrameLocks noChangeAspect="1"/>
             </wp:cNvGraphicFramePr>
@@ -2456,11 +1601,11 @@
               <a:graphicData uri="http://schemas.openxmlformats.org/drawingml/2006/picture">
                 <pic:pic>
                   <pic:nvPicPr>
-                    <pic:cNvPr id="0" name="b2eb51b9d010e602.png"/>
+                    <pic:cNvPr id="0" name="ef469462c84c30f1.png"/>
                     <pic:cNvPicPr/>
                   </pic:nvPicPr>
                   <pic:blipFill>
-                    <a:blip r:embed="rId17"/>
+                    <a:blip r:embed="rId9"/>
                     <a:stretch>
                       <a:fillRect/>
                     </a:stretch>
@@ -2480,9 +1625,9 @@
       </w:r>
       <w:r>
         <w:rPr>
-          <w:b/>
-          <w:i/>
-          <w:color w:val="9E1B32"/>
+          <w:b w:val="0"/>
+          <w:i w:val="0"/>
+          <w:color w:val="1A1A1A"/>
           <w:sz w:val="21"/>
         </w:rPr>
         <w:t xml:space="preserve">  and  </w:t>
@@ -2491,7 +1636,7 @@
         <w:drawing>
           <wp:inline xmlns:a="http://schemas.openxmlformats.org/drawingml/2006/main" xmlns:pic="http://schemas.openxmlformats.org/drawingml/2006/picture">
             <wp:extent cx="167640" cy="216408"/>
-            <wp:docPr id="11" name="Picture 11"/>
+            <wp:docPr id="2" name="Picture 2"/>
             <wp:cNvGraphicFramePr>
               <a:graphicFrameLocks noChangeAspect="1"/>
             </wp:cNvGraphicFramePr>
@@ -2499,11 +1644,11 @@
               <a:graphicData uri="http://schemas.openxmlformats.org/drawingml/2006/picture">
                 <pic:pic>
                   <pic:nvPicPr>
-                    <pic:cNvPr id="0" name="d02154d1cae2fafd.png"/>
+                    <pic:cNvPr id="0" name="cbad055ae76eaa3c.png"/>
                     <pic:cNvPicPr/>
                   </pic:nvPicPr>
                   <pic:blipFill>
-                    <a:blip r:embed="rId18"/>
+                    <a:blip r:embed="rId10"/>
                     <a:stretch>
                       <a:fillRect/>
                     </a:stretch>
@@ -2524,84 +1669,26 @@
     </w:p>
     <w:p>
       <w:pPr>
-        <w:spacing w:before="0" w:after="120"/>
-        <w:ind w:left="360"/>
-      </w:pPr>
-      <w:r>
-        <w:rPr>
-          <w:b w:val="0"/>
-          <w:i/>
-          <w:color w:val="6B6B6B"/>
-          <w:sz w:val="19"/>
-        </w:rPr>
-        <w:t xml:space="preserve">retrieves: </w:t>
-      </w:r>
-      <w:r>
-        <w:rPr>
-          <w:b w:val="0"/>
-          <w:i/>
-          <w:color w:val="6B6B6B"/>
-          <w:sz w:val="19"/>
-        </w:rPr>
-        <w:t>prior grade — the prerequisite this lesson needs — Grade 6 — reciprocals (MA.6.NSO.2): reciprocal and opposite are different words</w:t>
-      </w:r>
-    </w:p>
-    <w:p>
-      <w:pPr>
-        <w:keepNext/>
-        <w:spacing w:before="280" w:after="120"/>
-        <w:pBdr>
-          <w:bottom w:val="single" w:sz="8" w:space="2" w:color="1A1A1A"/>
-        </w:pBdr>
+        <w:spacing w:before="20" w:after="60"/>
+        <w:ind w:left="470" w:hanging="470"/>
       </w:pPr>
       <w:r>
         <w:rPr>
           <w:b/>
           <w:i w:val="0"/>
           <w:color w:val="1A1A1A"/>
-          <w:sz w:val="30"/>
+          <w:sz w:val="21"/>
         </w:rPr>
-        <w:t>Slide-by-Slide Teaching Notes</w:t>
+        <w:t xml:space="preserve">4.  </w:t>
       </w:r>
-    </w:p>
-    <w:p>
-      <w:pPr>
-        <w:keepNext/>
-        <w:spacing w:before="200" w:after="60"/>
-      </w:pPr>
       <w:r>
         <w:rPr>
           <w:b/>
           <w:i w:val="0"/>
           <w:color w:val="1A1A1A"/>
-          <w:sz w:val="23"/>
+          <w:sz w:val="21"/>
         </w:rPr>
-        <w:t>Slide 1.  Negative Exponent Law</w:t>
-      </w:r>
-      <w:r>
-        <w:rPr>
-          <w:b w:val="0"/>
-          <w:i/>
-          <w:color w:val="6B6B6B"/>
-          <w:sz w:val="19"/>
-        </w:rPr>
-        <w:t xml:space="preserve">    1 min</w:t>
-      </w:r>
-    </w:p>
-    <w:p>
-      <w:pPr>
-        <w:spacing w:before="0" w:after="60"/>
-        <w:ind w:left="360" w:hanging="220"/>
-      </w:pPr>
-      <w:r>
-        <w:rPr>
-          <w:rFonts w:ascii="FreeSerif" w:hAnsi="FreeSerif" w:eastAsia="FreeSerif"/>
-          <w:b w:val="0"/>
-          <w:i w:val="0"/>
-          <w:color w:val="1A1A1A"/>
-          <w:sz w:val="16"/>
-        </w:rPr>
-        <w:t xml:space="preserve">●  </w:t>
+        <w:t xml:space="preserve">Notes — Copy the table..  </w:t>
       </w:r>
       <w:r>
         <w:rPr>
@@ -2610,47 +1697,31 @@
           <w:color w:val="1A1A1A"/>
           <w:sz w:val="21"/>
         </w:rPr>
-        <w:t>Post the learning target. Say the 'today' line and nothing else yet.</w:t>
+        <w:t>Negative exponent, positive value. The sign of the exponent tells you to divide; it says nothing about the sign of the answer.</w:t>
       </w:r>
     </w:p>
     <w:p>
       <w:pPr>
-        <w:keepNext/>
-        <w:spacing w:before="200" w:after="60"/>
+        <w:spacing w:before="20" w:after="60"/>
+        <w:ind w:left="470" w:hanging="470"/>
       </w:pPr>
       <w:r>
         <w:rPr>
           <w:b/>
           <w:i w:val="0"/>
           <w:color w:val="1A1A1A"/>
-          <w:sz w:val="23"/>
+          <w:sz w:val="21"/>
         </w:rPr>
-        <w:t>Slide 2.  Warm-Up — On your own. Four minutes. No notes.</w:t>
+        <w:t xml:space="preserve">5.  </w:t>
       </w:r>
       <w:r>
         <w:rPr>
-          <w:b w:val="0"/>
-          <w:i/>
-          <w:color w:val="6B6B6B"/>
-          <w:sz w:val="19"/>
-        </w:rPr>
-        <w:t xml:space="preserve">    4 min</w:t>
-      </w:r>
-    </w:p>
-    <w:p>
-      <w:pPr>
-        <w:spacing w:before="0" w:after="60"/>
-        <w:ind w:left="360" w:hanging="220"/>
-      </w:pPr>
-      <w:r>
-        <w:rPr>
-          <w:rFonts w:ascii="FreeSerif" w:hAnsi="FreeSerif" w:eastAsia="FreeSerif"/>
-          <w:b w:val="0"/>
+          <w:b/>
           <w:i w:val="0"/>
           <w:color w:val="1A1A1A"/>
-          <w:sz w:val="16"/>
+          <w:sz w:val="21"/>
         </w:rPr>
-        <w:t xml:space="preserve">●  </w:t>
+        <w:t xml:space="preserve">Notes.  </w:t>
       </w:r>
       <w:r>
         <w:rPr>
@@ -2659,245 +1730,7 @@
           <w:color w:val="1A1A1A"/>
           <w:sz w:val="21"/>
         </w:rPr>
-        <w:t>Q4 is the whole lesson in one question: a negative exponent asks for the RECIPROCAL of a power, and the misconception is that it asks for the opposite. A board that swaps the two answers is the board to watch today.</w:t>
-      </w:r>
-    </w:p>
-    <w:p>
-      <w:pPr>
-        <w:keepNext/>
-        <w:spacing w:before="200" w:after="60"/>
-      </w:pPr>
-      <w:r>
-        <w:rPr>
-          <w:b/>
-          <w:i w:val="0"/>
-          <w:color w:val="1A1A1A"/>
-          <w:sz w:val="23"/>
-        </w:rPr>
-        <w:t>Slide 3.  Warm-Up — Answers.</w:t>
-      </w:r>
-      <w:r>
-        <w:rPr>
-          <w:b w:val="0"/>
-          <w:i/>
-          <w:color w:val="6B6B6B"/>
-          <w:sz w:val="19"/>
-        </w:rPr>
-        <w:t xml:space="preserve">    1 min</w:t>
-      </w:r>
-    </w:p>
-    <w:p>
-      <w:pPr>
-        <w:spacing w:before="0" w:after="60"/>
-        <w:ind w:left="360" w:hanging="220"/>
-      </w:pPr>
-      <w:r>
-        <w:rPr>
-          <w:rFonts w:ascii="FreeSerif" w:hAnsi="FreeSerif" w:eastAsia="FreeSerif"/>
-          <w:b w:val="0"/>
-          <w:i w:val="0"/>
-          <w:color w:val="1A1A1A"/>
-          <w:sz w:val="16"/>
-        </w:rPr>
-        <w:t xml:space="preserve">●  </w:t>
-      </w:r>
-      <w:r>
-        <w:rPr>
-          <w:b w:val="0"/>
-          <w:i w:val="0"/>
-          <w:color w:val="1A1A1A"/>
-          <w:sz w:val="21"/>
-        </w:rPr>
-        <w:t>Reveal. Ask for the band each question came from only if time allows.</w:t>
-      </w:r>
-    </w:p>
-    <w:p>
-      <w:pPr>
-        <w:keepNext/>
-        <w:spacing w:before="200" w:after="60"/>
-      </w:pPr>
-      <w:r>
-        <w:rPr>
-          <w:b/>
-          <w:i w:val="0"/>
-          <w:color w:val="1A1A1A"/>
-          <w:sz w:val="23"/>
-        </w:rPr>
-        <w:t>Slide 4.  Notes — Copy the table.</w:t>
-      </w:r>
-      <w:r>
-        <w:rPr>
-          <w:b w:val="0"/>
-          <w:i/>
-          <w:color w:val="6B6B6B"/>
-          <w:sz w:val="19"/>
-        </w:rPr>
-        <w:t xml:space="preserve">    4 min</w:t>
-      </w:r>
-    </w:p>
-    <w:p>
-      <w:pPr>
-        <w:spacing w:before="0" w:after="60"/>
-        <w:ind w:left="360" w:hanging="220"/>
-      </w:pPr>
-      <w:r>
-        <w:rPr>
-          <w:rFonts w:ascii="FreeSerif" w:hAnsi="FreeSerif" w:eastAsia="FreeSerif"/>
-          <w:b w:val="0"/>
-          <w:i w:val="0"/>
-          <w:color w:val="1A1A1A"/>
-          <w:sz w:val="16"/>
-        </w:rPr>
-        <w:t xml:space="preserve">●  </w:t>
-      </w:r>
-      <w:r>
-        <w:rPr>
-          <w:b w:val="0"/>
-          <w:i w:val="0"/>
-          <w:color w:val="1A1A1A"/>
-          <w:sz w:val="21"/>
-        </w:rPr>
-        <w:t>Each entry is the previous one divided by 2. After 2</w:t>
-      </w:r>
-      <w:r>
-        <w:rPr>
-          <w:b w:val="0"/>
-          <w:i w:val="0"/>
-          <w:color w:val="1A1A1A"/>
-          <w:sz w:val="21"/>
-          <w:vertAlign w:val="superscript"/>
-        </w:rPr>
-        <w:t>0</w:t>
-      </w:r>
-      <w:r>
-        <w:rPr>
-          <w:b w:val="0"/>
-          <w:i w:val="0"/>
-          <w:color w:val="1A1A1A"/>
-          <w:sz w:val="21"/>
-        </w:rPr>
-        <w:t xml:space="preserve"> = 1 the next division gives ½, then ¼, then ⅛. Students fill the last three cells before the rule is stated. The question to ask: is 2</w:t>
-      </w:r>
-      <w:r>
-        <w:rPr>
-          <w:b w:val="0"/>
-          <w:i w:val="0"/>
-          <w:color w:val="1A1A1A"/>
-          <w:sz w:val="21"/>
-          <w:vertAlign w:val="superscript"/>
-        </w:rPr>
-        <w:t>-1</w:t>
-      </w:r>
-      <w:r>
-        <w:rPr>
-          <w:b w:val="0"/>
-          <w:i w:val="0"/>
-          <w:color w:val="1A1A1A"/>
-          <w:sz w:val="21"/>
-        </w:rPr>
-        <w:t xml:space="preserve"> negative? (No — dividing 1 by 2 gives a positive half.)</w:t>
-      </w:r>
-    </w:p>
-    <w:p>
-      <w:pPr>
-        <w:spacing w:before="0" w:after="80"/>
-        <w:ind w:left="360" w:hanging="220"/>
-      </w:pPr>
-      <w:r>
-        <w:rPr>
-          <w:rFonts w:ascii="FreeSerif" w:hAnsi="FreeSerif" w:eastAsia="FreeSerif"/>
-          <w:b w:val="0"/>
-          <w:i w:val="0"/>
-          <w:color w:val="1A1A1A"/>
-          <w:sz w:val="16"/>
-        </w:rPr>
-        <w:t xml:space="preserve">●  </w:t>
-      </w:r>
-      <w:r>
-        <w:rPr>
-          <w:b/>
-          <w:i w:val="0"/>
-          <w:color w:val="6B6B6B"/>
-          <w:sz w:val="21"/>
-        </w:rPr>
-        <w:t xml:space="preserve">OFF THE SLIDE, YOURS TO SAY: </w:t>
-      </w:r>
-      <w:r>
-        <w:rPr>
-          <w:b w:val="0"/>
-          <w:i w:val="0"/>
-          <w:color w:val="1A1A1A"/>
-          <w:sz w:val="21"/>
-        </w:rPr>
-        <w:t>'Negative exponent, positive value. The sign of the exponent tells you to divide; it says nothing about the sign of the answer.'</w:t>
-      </w:r>
-    </w:p>
-    <w:p>
-      <w:pPr>
-        <w:keepNext/>
-        <w:spacing w:before="200" w:after="60"/>
-      </w:pPr>
-      <w:r>
-        <w:rPr>
-          <w:b/>
-          <w:i w:val="0"/>
-          <w:color w:val="1A1A1A"/>
-          <w:sz w:val="23"/>
-        </w:rPr>
-        <w:t>Slide 5.  Notes</w:t>
-      </w:r>
-      <w:r>
-        <w:rPr>
-          <w:b w:val="0"/>
-          <w:i/>
-          <w:color w:val="6B6B6B"/>
-          <w:sz w:val="19"/>
-        </w:rPr>
-        <w:t xml:space="preserve">    4 min</w:t>
-      </w:r>
-    </w:p>
-    <w:p>
-      <w:pPr>
-        <w:spacing w:before="0" w:after="60"/>
-        <w:ind w:left="360" w:hanging="220"/>
-      </w:pPr>
-      <w:r>
-        <w:rPr>
-          <w:rFonts w:ascii="FreeSerif" w:hAnsi="FreeSerif" w:eastAsia="FreeSerif"/>
-          <w:b w:val="0"/>
-          <w:i w:val="0"/>
-          <w:color w:val="1A1A1A"/>
-          <w:sz w:val="16"/>
-        </w:rPr>
-        <w:t xml:space="preserve">●  </w:t>
-      </w:r>
-      <w:r>
-        <w:rPr>
-          <w:b w:val="0"/>
-          <w:i w:val="0"/>
-          <w:color w:val="1A1A1A"/>
-          <w:sz w:val="21"/>
-        </w:rPr>
-        <w:t>State the law both ways: a power with a negative exponent is 1 over the same power with a positive exponent, and a negative exponent in a denominator moves up. Then the contrast that the state guide asks for explicitly: −b and b</w:t>
-      </w:r>
-      <w:r>
-        <w:rPr>
-          <w:b w:val="0"/>
-          <w:i w:val="0"/>
-          <w:color w:val="1A1A1A"/>
-          <w:sz w:val="21"/>
-          <w:vertAlign w:val="superscript"/>
-        </w:rPr>
-        <w:t>-1</w:t>
-      </w:r>
-      <w:r>
-        <w:rPr>
-          <w:b w:val="0"/>
-          <w:i w:val="0"/>
-          <w:color w:val="1A1A1A"/>
-          <w:sz w:val="21"/>
-        </w:rPr>
-        <w:t xml:space="preserve"> are different numbers. Write 5</w:t>
+        <w:t>Reciprocal, not opposite. 5</w:t>
       </w:r>
       <w:r>
         <w:rPr>
@@ -2916,17 +1749,31 @@
           <w:color w:val="1A1A1A"/>
           <w:sz w:val="21"/>
         </w:rPr>
-        <w:t>, −5</w:t>
+        <w:t xml:space="preserve"> is one twenty-fifth. It is a small positive number, not a negative one.</w:t>
+      </w:r>
+    </w:p>
+    <w:p>
+      <w:pPr>
+        <w:spacing w:before="20" w:after="60"/>
+        <w:ind w:left="470" w:hanging="470"/>
+      </w:pPr>
+      <w:r>
+        <w:rPr>
+          <w:b/>
+          <w:i w:val="0"/>
+          <w:color w:val="1A1A1A"/>
+          <w:sz w:val="21"/>
+        </w:rPr>
+        <w:t xml:space="preserve">6.  </w:t>
       </w:r>
       <w:r>
         <w:rPr>
-          <w:b w:val="0"/>
+          <w:b/>
           <w:i w:val="0"/>
           <w:color w:val="1A1A1A"/>
           <w:sz w:val="21"/>
-          <w:vertAlign w:val="superscript"/>
         </w:rPr>
-        <w:t>2</w:t>
+        <w:t xml:space="preserve">Notes.  </w:t>
       </w:r>
       <w:r>
         <w:rPr>
@@ -2935,17 +1782,31 @@
           <w:color w:val="1A1A1A"/>
           <w:sz w:val="21"/>
         </w:rPr>
-        <w:t>, (−5)</w:t>
+        <w:t>Two roads again: apply the negative exponent law first and multiply the reciprocal out, or apply the product law directly by adding a negative.</w:t>
+      </w:r>
+    </w:p>
+    <w:p>
+      <w:pPr>
+        <w:spacing w:before="20" w:after="60"/>
+        <w:ind w:left="470" w:hanging="470"/>
+      </w:pPr>
+      <w:r>
+        <w:rPr>
+          <w:b/>
+          <w:i w:val="0"/>
+          <w:color w:val="1A1A1A"/>
+          <w:sz w:val="21"/>
+        </w:rPr>
+        <w:t xml:space="preserve">7.  </w:t>
       </w:r>
       <w:r>
         <w:rPr>
-          <w:b w:val="0"/>
+          <w:b/>
           <w:i w:val="0"/>
           <w:color w:val="1A1A1A"/>
           <w:sz w:val="21"/>
-          <w:vertAlign w:val="superscript"/>
         </w:rPr>
-        <w:t>2</w:t>
+        <w:t xml:space="preserve">Example 1 — Negative exponents top and bottom..  </w:t>
       </w:r>
       <w:r>
         <w:rPr>
@@ -2954,255 +1815,31 @@
           <w:color w:val="1A1A1A"/>
           <w:sz w:val="21"/>
         </w:rPr>
-        <w:t xml:space="preserve"> and −25 on the board and ask which are equal.</w:t>
+        <w:t>SPOKEN ONLY.</w:t>
       </w:r>
     </w:p>
     <w:p>
       <w:pPr>
-        <w:spacing w:before="0" w:after="80"/>
-        <w:ind w:left="360" w:hanging="220"/>
-      </w:pPr>
-      <w:r>
-        <w:rPr>
-          <w:rFonts w:ascii="FreeSerif" w:hAnsi="FreeSerif" w:eastAsia="FreeSerif"/>
-          <w:b w:val="0"/>
-          <w:i w:val="0"/>
-          <w:color w:val="1A1A1A"/>
-          <w:sz w:val="16"/>
-        </w:rPr>
-        <w:t xml:space="preserve">●  </w:t>
-      </w:r>
-      <w:r>
-        <w:rPr>
-          <w:b/>
-          <w:i w:val="0"/>
-          <w:color w:val="6B6B6B"/>
-          <w:sz w:val="21"/>
-        </w:rPr>
-        <w:t xml:space="preserve">OFF THE SLIDE, YOURS TO SAY: </w:t>
-      </w:r>
-      <w:r>
-        <w:rPr>
-          <w:b w:val="0"/>
-          <w:i w:val="0"/>
-          <w:color w:val="1A1A1A"/>
-          <w:sz w:val="21"/>
-        </w:rPr>
-        <w:t>'Reciprocal, not opposite. 5</w:t>
-      </w:r>
-      <w:r>
-        <w:rPr>
-          <w:b w:val="0"/>
-          <w:i w:val="0"/>
-          <w:color w:val="1A1A1A"/>
-          <w:sz w:val="21"/>
-          <w:vertAlign w:val="superscript"/>
-        </w:rPr>
-        <w:t>-2</w:t>
-      </w:r>
-      <w:r>
-        <w:rPr>
-          <w:b w:val="0"/>
-          <w:i w:val="0"/>
-          <w:color w:val="1A1A1A"/>
-          <w:sz w:val="21"/>
-        </w:rPr>
-        <w:t xml:space="preserve"> is one twenty-fifth. It is a small positive number, not a negative one.'</w:t>
-      </w:r>
-    </w:p>
-    <w:p>
-      <w:pPr>
-        <w:keepNext/>
-        <w:spacing w:before="200" w:after="60"/>
+        <w:spacing w:before="20" w:after="60"/>
+        <w:ind w:left="470" w:hanging="470"/>
       </w:pPr>
       <w:r>
         <w:rPr>
           <w:b/>
           <w:i w:val="0"/>
           <w:color w:val="1A1A1A"/>
-          <w:sz w:val="23"/>
-        </w:rPr>
-        <w:t>Slide 6.  Notes</w:t>
-      </w:r>
-      <w:r>
-        <w:rPr>
-          <w:b w:val="0"/>
-          <w:i/>
-          <w:color w:val="6B6B6B"/>
-          <w:sz w:val="19"/>
-        </w:rPr>
-        <w:t xml:space="preserve">    3 min</w:t>
-      </w:r>
-    </w:p>
-    <w:p>
-      <w:pPr>
-        <w:spacing w:before="0" w:after="60"/>
-        <w:ind w:left="360" w:hanging="220"/>
-      </w:pPr>
-      <w:r>
-        <w:rPr>
-          <w:rFonts w:ascii="FreeSerif" w:hAnsi="FreeSerif" w:eastAsia="FreeSerif"/>
-          <w:b w:val="0"/>
-          <w:i w:val="0"/>
-          <w:color w:val="1A1A1A"/>
-          <w:sz w:val="16"/>
-        </w:rPr>
-        <w:t xml:space="preserve">●  </w:t>
-      </w:r>
-      <w:r>
-        <w:rPr>
-          <w:b w:val="0"/>
-          <w:i w:val="0"/>
-          <w:color w:val="1A1A1A"/>
           <w:sz w:val="21"/>
         </w:rPr>
-        <w:t>Two roads again: apply the negative exponent law first and multiply the reciprocal out, or apply the product law directly by adding a negative. Same 216. Then the quotient: 9</w:t>
+        <w:t xml:space="preserve">8.  </w:t>
       </w:r>
-      <w:r>
-        <w:rPr>
-          <w:b w:val="0"/>
-          <w:i w:val="0"/>
-          <w:color w:val="1A1A1A"/>
-          <w:sz w:val="21"/>
-          <w:vertAlign w:val="superscript"/>
-        </w:rPr>
-        <w:t>-5</w:t>
-      </w:r>
-      <w:r>
-        <w:rPr>
-          <w:b w:val="0"/>
-          <w:i w:val="0"/>
-          <w:color w:val="1A1A1A"/>
-          <w:sz w:val="21"/>
-        </w:rPr>
-        <w:t xml:space="preserve"> ÷ 9</w:t>
-      </w:r>
-      <w:r>
-        <w:rPr>
-          <w:b w:val="0"/>
-          <w:i w:val="0"/>
-          <w:color w:val="1A1A1A"/>
-          <w:sz w:val="21"/>
-          <w:vertAlign w:val="superscript"/>
-        </w:rPr>
-        <w:t>3</w:t>
-      </w:r>
-      <w:r>
-        <w:rPr>
-          <w:b w:val="0"/>
-          <w:i w:val="0"/>
-          <w:color w:val="1A1A1A"/>
-          <w:sz w:val="21"/>
-        </w:rPr>
-        <w:t xml:space="preserve"> = 9</w:t>
-      </w:r>
-      <w:r>
-        <w:rPr>
-          <w:b w:val="0"/>
-          <w:i w:val="0"/>
-          <w:color w:val="1A1A1A"/>
-          <w:sz w:val="21"/>
-          <w:vertAlign w:val="superscript"/>
-        </w:rPr>
-        <w:t>-8</w:t>
-      </w:r>
-      <w:r>
-        <w:rPr>
-          <w:b w:val="0"/>
-          <w:i w:val="0"/>
-          <w:color w:val="1A1A1A"/>
-          <w:sz w:val="21"/>
-        </w:rPr>
-        <w:t xml:space="preserve"> — subtracting past zero is fine, and the answer is written with a positive exponent at the end.</w:t>
-      </w:r>
-    </w:p>
-    <w:p>
-      <w:pPr>
-        <w:keepNext/>
-        <w:spacing w:before="200" w:after="60"/>
-      </w:pPr>
       <w:r>
         <w:rPr>
           <w:b/>
           <w:i w:val="0"/>
           <w:color w:val="1A1A1A"/>
-          <w:sz w:val="23"/>
-        </w:rPr>
-        <w:t>Slide 7.  Example 1 — Negative exponents top and bottom.</w:t>
-      </w:r>
-      <w:r>
-        <w:rPr>
-          <w:b w:val="0"/>
-          <w:i/>
-          <w:color w:val="6B6B6B"/>
-          <w:sz w:val="19"/>
-        </w:rPr>
-        <w:t xml:space="preserve">    1 min</w:t>
-      </w:r>
-    </w:p>
-    <w:p>
-      <w:pPr>
-        <w:spacing w:before="0" w:after="60"/>
-        <w:ind w:left="360" w:hanging="220"/>
-      </w:pPr>
-      <w:r>
-        <w:rPr>
-          <w:rFonts w:ascii="FreeSerif" w:hAnsi="FreeSerif" w:eastAsia="FreeSerif"/>
-          <w:b w:val="0"/>
-          <w:i w:val="0"/>
-          <w:color w:val="1A1A1A"/>
-          <w:sz w:val="16"/>
-        </w:rPr>
-        <w:t xml:space="preserve">●  </w:t>
-      </w:r>
-      <w:r>
-        <w:rPr>
-          <w:b w:val="0"/>
-          <w:i w:val="0"/>
-          <w:color w:val="1A1A1A"/>
           <w:sz w:val="21"/>
         </w:rPr>
-        <w:t>SPOKEN ONLY. Two negative exponents, different bases — so no product or quotient law applies. Ask: what does each negative exponent tell you to do?</w:t>
-      </w:r>
-    </w:p>
-    <w:p>
-      <w:pPr>
-        <w:keepNext/>
-        <w:spacing w:before="200" w:after="60"/>
-      </w:pPr>
-      <w:r>
-        <w:rPr>
-          <w:b/>
-          <w:i w:val="0"/>
-          <w:color w:val="1A1A1A"/>
-          <w:sz w:val="23"/>
-        </w:rPr>
-        <w:t>Slide 8.  Example 1 — Worked.</w:t>
-      </w:r>
-      <w:r>
-        <w:rPr>
-          <w:b w:val="0"/>
-          <w:i/>
-          <w:color w:val="6B6B6B"/>
-          <w:sz w:val="19"/>
-        </w:rPr>
-        <w:t xml:space="preserve">    2 min</w:t>
-      </w:r>
-    </w:p>
-    <w:p>
-      <w:pPr>
-        <w:spacing w:before="0" w:after="60"/>
-        <w:ind w:left="360" w:hanging="220"/>
-      </w:pPr>
-      <w:r>
-        <w:rPr>
-          <w:rFonts w:ascii="FreeSerif" w:hAnsi="FreeSerif" w:eastAsia="FreeSerif"/>
-          <w:b w:val="0"/>
-          <w:i w:val="0"/>
-          <w:color w:val="1A1A1A"/>
-          <w:sz w:val="16"/>
-        </w:rPr>
-        <w:t xml:space="preserve">●  </w:t>
+        <w:t xml:space="preserve">Example 1 — Worked..  </w:t>
       </w:r>
       <w:r>
         <w:rPr>
@@ -3287,47 +1924,31 @@
           <w:color w:val="1A1A1A"/>
           <w:sz w:val="21"/>
         </w:rPr>
-        <w:t>. Then evaluate. A student who gets 8/81 moved nothing and just dropped the signs; one who gets −81/8 made the exponent's sign the answer's sign.</w:t>
+        <w:t>.</w:t>
       </w:r>
     </w:p>
     <w:p>
       <w:pPr>
-        <w:keepNext/>
-        <w:spacing w:before="200" w:after="60"/>
+        <w:spacing w:before="20" w:after="60"/>
+        <w:ind w:left="470" w:hanging="470"/>
       </w:pPr>
       <w:r>
         <w:rPr>
           <w:b/>
           <w:i w:val="0"/>
           <w:color w:val="1A1A1A"/>
-          <w:sz w:val="23"/>
+          <w:sz w:val="21"/>
         </w:rPr>
-        <w:t>Slide 9.  Your Turn — Same steps, your numbers. Boards up when done.</w:t>
+        <w:t xml:space="preserve">9.  </w:t>
       </w:r>
       <w:r>
         <w:rPr>
-          <w:b w:val="0"/>
-          <w:i/>
-          <w:color w:val="6B6B6B"/>
-          <w:sz w:val="19"/>
-        </w:rPr>
-        <w:t xml:space="preserve">    2 min</w:t>
-      </w:r>
-    </w:p>
-    <w:p>
-      <w:pPr>
-        <w:spacing w:before="0" w:after="60"/>
-        <w:ind w:left="360" w:hanging="220"/>
-      </w:pPr>
-      <w:r>
-        <w:rPr>
-          <w:rFonts w:ascii="FreeSerif" w:hAnsi="FreeSerif" w:eastAsia="FreeSerif"/>
-          <w:b w:val="0"/>
+          <w:b/>
           <w:i w:val="0"/>
           <w:color w:val="1A1A1A"/>
-          <w:sz w:val="16"/>
+          <w:sz w:val="21"/>
         </w:rPr>
-        <w:t xml:space="preserve">●  </w:t>
+        <w:t xml:space="preserve">Your Turn — Same steps, your numbers. Boards up when done..  </w:t>
       </w:r>
       <w:r>
         <w:rPr>
@@ -3336,47 +1957,31 @@
           <w:color w:val="1A1A1A"/>
           <w:sz w:val="21"/>
         </w:rPr>
-        <w:t>Catches the sign-dropper (9/5) and the sign-flipper (−5/9). 5/9 is right.</w:t>
+        <w:t>Catches the sign-dropper (9/5) and the sign-flipper (−5/9).</w:t>
       </w:r>
     </w:p>
     <w:p>
       <w:pPr>
-        <w:keepNext/>
-        <w:spacing w:before="200" w:after="60"/>
+        <w:spacing w:before="20" w:after="60"/>
+        <w:ind w:left="470" w:hanging="470"/>
       </w:pPr>
       <w:r>
         <w:rPr>
           <w:b/>
           <w:i w:val="0"/>
           <w:color w:val="1A1A1A"/>
-          <w:sz w:val="23"/>
+          <w:sz w:val="21"/>
         </w:rPr>
-        <w:t>Slide 10.  Your Turn — Answer.</w:t>
+        <w:t xml:space="preserve">10.  </w:t>
       </w:r>
       <w:r>
         <w:rPr>
-          <w:b w:val="0"/>
-          <w:i/>
-          <w:color w:val="6B6B6B"/>
-          <w:sz w:val="19"/>
-        </w:rPr>
-        <w:t xml:space="preserve">    1 min</w:t>
-      </w:r>
-    </w:p>
-    <w:p>
-      <w:pPr>
-        <w:spacing w:before="0" w:after="60"/>
-        <w:ind w:left="360" w:hanging="220"/>
-      </w:pPr>
-      <w:r>
-        <w:rPr>
-          <w:rFonts w:ascii="FreeSerif" w:hAnsi="FreeSerif" w:eastAsia="FreeSerif"/>
-          <w:b w:val="0"/>
+          <w:b/>
           <w:i w:val="0"/>
           <w:color w:val="1A1A1A"/>
-          <w:sz w:val="16"/>
+          <w:sz w:val="21"/>
         </w:rPr>
-        <w:t xml:space="preserve">●  </w:t>
+        <w:t xml:space="preserve">Your Turn — Answer..  </w:t>
       </w:r>
       <w:r>
         <w:rPr>
@@ -3390,42 +1995,26 @@
     </w:p>
     <w:p>
       <w:pPr>
-        <w:keepNext/>
-        <w:spacing w:before="200" w:after="60"/>
+        <w:spacing w:before="20" w:after="60"/>
+        <w:ind w:left="470" w:hanging="470"/>
       </w:pPr>
       <w:r>
         <w:rPr>
           <w:b/>
           <w:i w:val="0"/>
           <w:color w:val="1A1A1A"/>
-          <w:sz w:val="23"/>
+          <w:sz w:val="21"/>
         </w:rPr>
-        <w:t>Slide 11.  Example 2 — A quotient law crossing zero.</w:t>
+        <w:t xml:space="preserve">11.  </w:t>
       </w:r>
       <w:r>
         <w:rPr>
-          <w:b w:val="0"/>
-          <w:i/>
-          <w:color w:val="6B6B6B"/>
-          <w:sz w:val="19"/>
-        </w:rPr>
-        <w:t xml:space="preserve">    1 min</w:t>
-      </w:r>
-    </w:p>
-    <w:p>
-      <w:pPr>
-        <w:spacing w:before="0" w:after="60"/>
-        <w:ind w:left="360" w:hanging="220"/>
-      </w:pPr>
-      <w:r>
-        <w:rPr>
-          <w:rFonts w:ascii="FreeSerif" w:hAnsi="FreeSerif" w:eastAsia="FreeSerif"/>
-          <w:b w:val="0"/>
+          <w:b/>
           <w:i w:val="0"/>
           <w:color w:val="1A1A1A"/>
-          <w:sz w:val="16"/>
+          <w:sz w:val="21"/>
         </w:rPr>
-        <w:t xml:space="preserve">●  </w:t>
+        <w:t xml:space="preserve">Example 2 — A quotient law crossing zero..  </w:t>
       </w:r>
       <w:r>
         <w:rPr>
@@ -3434,47 +2023,31 @@
           <w:color w:val="1A1A1A"/>
           <w:sz w:val="21"/>
         </w:rPr>
-        <w:t>SPOKEN ONLY. Same base, so the quotient law applies: 0 − (−4). Ask what 0 minus negative 4 is before anyone writes.</w:t>
+        <w:t>SPOKEN ONLY.</w:t>
       </w:r>
     </w:p>
     <w:p>
       <w:pPr>
-        <w:keepNext/>
-        <w:spacing w:before="200" w:after="60"/>
+        <w:spacing w:before="20" w:after="60"/>
+        <w:ind w:left="470" w:hanging="470"/>
       </w:pPr>
       <w:r>
         <w:rPr>
           <w:b/>
           <w:i w:val="0"/>
           <w:color w:val="1A1A1A"/>
-          <w:sz w:val="23"/>
+          <w:sz w:val="21"/>
         </w:rPr>
-        <w:t>Slide 12.  Example 2 — Worked both ways.</w:t>
+        <w:t xml:space="preserve">12.  </w:t>
       </w:r>
       <w:r>
         <w:rPr>
-          <w:b w:val="0"/>
-          <w:i/>
-          <w:color w:val="6B6B6B"/>
-          <w:sz w:val="19"/>
-        </w:rPr>
-        <w:t xml:space="preserve">    2 min</w:t>
-      </w:r>
-    </w:p>
-    <w:p>
-      <w:pPr>
-        <w:spacing w:before="0" w:after="60"/>
-        <w:ind w:left="360" w:hanging="220"/>
-      </w:pPr>
-      <w:r>
-        <w:rPr>
-          <w:rFonts w:ascii="FreeSerif" w:hAnsi="FreeSerif" w:eastAsia="FreeSerif"/>
-          <w:b w:val="0"/>
+          <w:b/>
           <w:i w:val="0"/>
           <w:color w:val="1A1A1A"/>
-          <w:sz w:val="16"/>
+          <w:sz w:val="21"/>
         </w:rPr>
-        <w:t xml:space="preserve">●  </w:t>
+        <w:t xml:space="preserve">Example 2 — Worked both ways..  </w:t>
       </w:r>
       <w:r>
         <w:rPr>
@@ -3483,123 +2056,31 @@
           <w:color w:val="1A1A1A"/>
           <w:sz w:val="21"/>
         </w:rPr>
-        <w:t>Road 1: subtract the exponents, 0 − (−4) = 4. Road 2: 7</w:t>
-      </w:r>
-      <w:r>
-        <w:rPr>
-          <w:b w:val="0"/>
-          <w:i w:val="0"/>
-          <w:color w:val="1A1A1A"/>
-          <w:sz w:val="21"/>
-          <w:vertAlign w:val="superscript"/>
-        </w:rPr>
-        <w:t>0</w:t>
-      </w:r>
-      <w:r>
-        <w:rPr>
-          <w:b w:val="0"/>
-          <w:i w:val="0"/>
-          <w:color w:val="1A1A1A"/>
-          <w:sz w:val="21"/>
-        </w:rPr>
-        <w:t xml:space="preserve"> is 1, and 1 over 7</w:t>
-      </w:r>
-      <w:r>
-        <w:rPr>
-          <w:b w:val="0"/>
-          <w:i w:val="0"/>
-          <w:color w:val="1A1A1A"/>
-          <w:sz w:val="21"/>
-          <w:vertAlign w:val="superscript"/>
-        </w:rPr>
-        <w:t>-4</w:t>
-      </w:r>
-      <w:r>
-        <w:rPr>
-          <w:b w:val="0"/>
-          <w:i w:val="0"/>
-          <w:color w:val="1A1A1A"/>
-          <w:sz w:val="21"/>
-        </w:rPr>
-        <w:t xml:space="preserve"> is 7</w:t>
-      </w:r>
-      <w:r>
-        <w:rPr>
-          <w:b w:val="0"/>
-          <w:i w:val="0"/>
-          <w:color w:val="1A1A1A"/>
-          <w:sz w:val="21"/>
-          <w:vertAlign w:val="superscript"/>
-        </w:rPr>
-        <w:t>4</w:t>
-      </w:r>
-      <w:r>
-        <w:rPr>
-          <w:b w:val="0"/>
-          <w:i w:val="0"/>
-          <w:color w:val="1A1A1A"/>
-          <w:sz w:val="21"/>
-        </w:rPr>
-        <w:t xml:space="preserve"> by the law's second form. 2401 both ways. A board with 7</w:t>
-      </w:r>
-      <w:r>
-        <w:rPr>
-          <w:b w:val="0"/>
-          <w:i w:val="0"/>
-          <w:color w:val="1A1A1A"/>
-          <w:sz w:val="21"/>
-          <w:vertAlign w:val="superscript"/>
-        </w:rPr>
-        <w:t>-4</w:t>
-      </w:r>
-      <w:r>
-        <w:rPr>
-          <w:b w:val="0"/>
-          <w:i w:val="0"/>
-          <w:color w:val="1A1A1A"/>
-          <w:sz w:val="21"/>
-        </w:rPr>
-        <w:t xml:space="preserve"> subtracted the wrong way; a board with 1/2401 read the law backwards.</w:t>
+        <w:t>Road 1: subtract the exponents, 0 − (−4) = 4.</w:t>
       </w:r>
     </w:p>
     <w:p>
       <w:pPr>
-        <w:keepNext/>
-        <w:spacing w:before="200" w:after="60"/>
+        <w:spacing w:before="20" w:after="60"/>
+        <w:ind w:left="470" w:hanging="470"/>
       </w:pPr>
       <w:r>
         <w:rPr>
           <w:b/>
           <w:i w:val="0"/>
           <w:color w:val="1A1A1A"/>
-          <w:sz w:val="23"/>
+          <w:sz w:val="21"/>
         </w:rPr>
-        <w:t>Slide 13.  Your Turn — Same steps, your numbers. Boards up when done.</w:t>
+        <w:t xml:space="preserve">13.  </w:t>
       </w:r>
       <w:r>
         <w:rPr>
-          <w:b w:val="0"/>
-          <w:i/>
-          <w:color w:val="6B6B6B"/>
-          <w:sz w:val="19"/>
-        </w:rPr>
-        <w:t xml:space="preserve">    2 min</w:t>
-      </w:r>
-    </w:p>
-    <w:p>
-      <w:pPr>
-        <w:spacing w:before="0" w:after="60"/>
-        <w:ind w:left="360" w:hanging="220"/>
-      </w:pPr>
-      <w:r>
-        <w:rPr>
-          <w:rFonts w:ascii="FreeSerif" w:hAnsi="FreeSerif" w:eastAsia="FreeSerif"/>
-          <w:b w:val="0"/>
+          <w:b/>
           <w:i w:val="0"/>
           <w:color w:val="1A1A1A"/>
-          <w:sz w:val="16"/>
+          <w:sz w:val="21"/>
         </w:rPr>
-        <w:t xml:space="preserve">●  </w:t>
+        <w:t xml:space="preserve">Your Turn — Same steps, your numbers. Boards up when done..  </w:t>
       </w:r>
       <w:r>
         <w:rPr>
@@ -3646,47 +2127,31 @@
           <w:color w:val="1A1A1A"/>
           <w:sz w:val="21"/>
         </w:rPr>
-        <w:t xml:space="preserve"> is 64). 64 is right.</w:t>
+        <w:t xml:space="preserve"> is 64).</w:t>
       </w:r>
     </w:p>
     <w:p>
       <w:pPr>
-        <w:keepNext/>
-        <w:spacing w:before="200" w:after="60"/>
+        <w:spacing w:before="20" w:after="60"/>
+        <w:ind w:left="470" w:hanging="470"/>
       </w:pPr>
       <w:r>
         <w:rPr>
           <w:b/>
           <w:i w:val="0"/>
           <w:color w:val="1A1A1A"/>
-          <w:sz w:val="23"/>
+          <w:sz w:val="21"/>
         </w:rPr>
-        <w:t>Slide 14.  Your Turn — Answer.</w:t>
+        <w:t xml:space="preserve">14.  </w:t>
       </w:r>
       <w:r>
         <w:rPr>
-          <w:b w:val="0"/>
-          <w:i/>
-          <w:color w:val="6B6B6B"/>
-          <w:sz w:val="19"/>
-        </w:rPr>
-        <w:t xml:space="preserve">    1 min</w:t>
-      </w:r>
-    </w:p>
-    <w:p>
-      <w:pPr>
-        <w:spacing w:before="0" w:after="60"/>
-        <w:ind w:left="360" w:hanging="220"/>
-      </w:pPr>
-      <w:r>
-        <w:rPr>
-          <w:rFonts w:ascii="FreeSerif" w:hAnsi="FreeSerif" w:eastAsia="FreeSerif"/>
-          <w:b w:val="0"/>
+          <w:b/>
           <w:i w:val="0"/>
           <w:color w:val="1A1A1A"/>
-          <w:sz w:val="16"/>
+          <w:sz w:val="21"/>
         </w:rPr>
-        <w:t xml:space="preserve">●  </w:t>
+        <w:t xml:space="preserve">Your Turn — Answer..  </w:t>
       </w:r>
       <w:r>
         <w:rPr>
@@ -3700,17 +2165,103 @@
     </w:p>
     <w:p>
       <w:pPr>
-        <w:keepNext/>
-        <w:spacing w:before="200" w:after="60"/>
+        <w:spacing w:before="20" w:after="60"/>
+        <w:ind w:left="470" w:hanging="470"/>
       </w:pPr>
       <w:r>
         <w:rPr>
           <w:b/>
           <w:i w:val="0"/>
           <w:color w:val="1A1A1A"/>
-          <w:sz w:val="23"/>
+          <w:sz w:val="21"/>
         </w:rPr>
-        <w:t>Slide 15.  Whiteboards   ·   Question 1 of 9</w:t>
+        <w:t xml:space="preserve">15–16.  </w:t>
+      </w:r>
+      <w:r>
+        <w:rPr>
+          <w:b/>
+          <w:i w:val="0"/>
+          <w:color w:val="1A1A1A"/>
+          <w:sz w:val="21"/>
+        </w:rPr>
+        <w:t xml:space="preserve">Board 1.  </w:t>
+      </w:r>
+      <w:r>
+        <w:drawing>
+          <wp:inline xmlns:a="http://schemas.openxmlformats.org/drawingml/2006/main" xmlns:pic="http://schemas.openxmlformats.org/drawingml/2006/picture">
+            <wp:extent cx="204216" cy="143256"/>
+            <wp:docPr id="3" name="Picture 3"/>
+            <wp:cNvGraphicFramePr>
+              <a:graphicFrameLocks noChangeAspect="1"/>
+            </wp:cNvGraphicFramePr>
+            <a:graphic>
+              <a:graphicData uri="http://schemas.openxmlformats.org/drawingml/2006/picture">
+                <pic:pic>
+                  <pic:nvPicPr>
+                    <pic:cNvPr id="0" name="3b59284279e516d6.png"/>
+                    <pic:cNvPicPr/>
+                  </pic:nvPicPr>
+                  <pic:blipFill>
+                    <a:blip r:embed="rId11"/>
+                    <a:stretch>
+                      <a:fillRect/>
+                    </a:stretch>
+                  </pic:blipFill>
+                  <pic:spPr>
+                    <a:xfrm>
+                      <a:off x="0" y="0"/>
+                      <a:ext cx="204216" cy="143256"/>
+                    </a:xfrm>
+                    <a:prstGeom prst="rect"/>
+                  </pic:spPr>
+                </pic:pic>
+              </a:graphicData>
+            </a:graphic>
+          </wp:inline>
+        </w:drawing>
+      </w:r>
+      <w:r>
+        <w:rPr>
+          <w:b w:val="0"/>
+          <w:i w:val="0"/>
+          <w:color w:val="1A1A1A"/>
+          <w:sz w:val="21"/>
+        </w:rPr>
+        <w:t xml:space="preserve">  →  </w:t>
+      </w:r>
+      <w:r>
+        <w:drawing>
+          <wp:inline xmlns:a="http://schemas.openxmlformats.org/drawingml/2006/main" xmlns:pic="http://schemas.openxmlformats.org/drawingml/2006/picture">
+            <wp:extent cx="109728" cy="231648"/>
+            <wp:docPr id="4" name="Picture 4"/>
+            <wp:cNvGraphicFramePr>
+              <a:graphicFrameLocks noChangeAspect="1"/>
+            </wp:cNvGraphicFramePr>
+            <a:graphic>
+              <a:graphicData uri="http://schemas.openxmlformats.org/drawingml/2006/picture">
+                <pic:pic>
+                  <pic:nvPicPr>
+                    <pic:cNvPr id="0" name="9e7eba013c1ee510.png"/>
+                    <pic:cNvPicPr/>
+                  </pic:nvPicPr>
+                  <pic:blipFill>
+                    <a:blip r:embed="rId12"/>
+                    <a:stretch>
+                      <a:fillRect/>
+                    </a:stretch>
+                  </pic:blipFill>
+                  <pic:spPr>
+                    <a:xfrm>
+                      <a:off x="0" y="0"/>
+                      <a:ext cx="109728" cy="231648"/>
+                    </a:xfrm>
+                    <a:prstGeom prst="rect"/>
+                  </pic:spPr>
+                </pic:pic>
+              </a:graphicData>
+            </a:graphic>
+          </wp:inline>
+        </w:drawing>
       </w:r>
       <w:r>
         <w:rPr>
@@ -3719,23 +2270,103 @@
           <w:color w:val="6B6B6B"/>
           <w:sz w:val="19"/>
         </w:rPr>
-        <w:t xml:space="preserve">    19 min for the round</w:t>
+        <w:t xml:space="preserve">   −8</w:t>
+      </w:r>
+      <w:r>
+        <w:rPr>
+          <w:b w:val="0"/>
+          <w:i/>
+          <w:color w:val="6B6B6B"/>
+          <w:sz w:val="19"/>
+          <w:vertAlign w:val="superscript"/>
+        </w:rPr>
+        <w:t>3</w:t>
+      </w:r>
+      <w:r>
+        <w:rPr>
+          <w:b w:val="0"/>
+          <w:i/>
+          <w:color w:val="6B6B6B"/>
+          <w:sz w:val="19"/>
+        </w:rPr>
+        <w:t xml:space="preserve"> or −512 — negative exponent read as a negative value [B1G-M 8.NSO.1.3 misconception: −b vs b</w:t>
+      </w:r>
+      <w:r>
+        <w:rPr>
+          <w:b w:val="0"/>
+          <w:i/>
+          <w:color w:val="6B6B6B"/>
+          <w:sz w:val="19"/>
+          <w:vertAlign w:val="superscript"/>
+        </w:rPr>
+        <w:t>-1</w:t>
+      </w:r>
+      <w:r>
+        <w:rPr>
+          <w:b w:val="0"/>
+          <w:i/>
+          <w:color w:val="6B6B6B"/>
+          <w:sz w:val="19"/>
+        </w:rPr>
+        <w:t>]; 1/8 — the exponent was dropped</w:t>
       </w:r>
     </w:p>
     <w:p>
       <w:pPr>
-        <w:spacing w:before="0" w:after="60"/>
-        <w:ind w:left="360" w:hanging="220"/>
+        <w:spacing w:before="20" w:after="60"/>
+        <w:ind w:left="470" w:hanging="470"/>
       </w:pPr>
       <w:r>
         <w:rPr>
-          <w:rFonts w:ascii="FreeSerif" w:hAnsi="FreeSerif" w:eastAsia="FreeSerif"/>
-          <w:b w:val="0"/>
+          <w:b/>
           <w:i w:val="0"/>
           <w:color w:val="1A1A1A"/>
-          <w:sz w:val="16"/>
+          <w:sz w:val="21"/>
         </w:rPr>
-        <w:t xml:space="preserve">●  </w:t>
+        <w:t xml:space="preserve">17–18.  </w:t>
+      </w:r>
+      <w:r>
+        <w:rPr>
+          <w:b/>
+          <w:i w:val="0"/>
+          <w:color w:val="1A1A1A"/>
+          <w:sz w:val="21"/>
+        </w:rPr>
+        <w:t xml:space="preserve">Board 2.  </w:t>
+      </w:r>
+      <w:r>
+        <w:drawing>
+          <wp:inline xmlns:a="http://schemas.openxmlformats.org/drawingml/2006/main" xmlns:pic="http://schemas.openxmlformats.org/drawingml/2006/picture">
+            <wp:extent cx="213360" cy="140208"/>
+            <wp:docPr id="5" name="Picture 5"/>
+            <wp:cNvGraphicFramePr>
+              <a:graphicFrameLocks noChangeAspect="1"/>
+            </wp:cNvGraphicFramePr>
+            <a:graphic>
+              <a:graphicData uri="http://schemas.openxmlformats.org/drawingml/2006/picture">
+                <pic:pic>
+                  <pic:nvPicPr>
+                    <pic:cNvPr id="0" name="610c8d812a5a0359.png"/>
+                    <pic:cNvPicPr/>
+                  </pic:nvPicPr>
+                  <pic:blipFill>
+                    <a:blip r:embed="rId13"/>
+                    <a:stretch>
+                      <a:fillRect/>
+                    </a:stretch>
+                  </pic:blipFill>
+                  <pic:spPr>
+                    <a:xfrm>
+                      <a:off x="0" y="0"/>
+                      <a:ext cx="213360" cy="140208"/>
+                    </a:xfrm>
+                    <a:prstGeom prst="rect"/>
+                  </pic:spPr>
+                </pic:pic>
+              </a:graphicData>
+            </a:graphic>
+          </wp:inline>
+        </w:drawing>
       </w:r>
       <w:r>
         <w:rPr>
@@ -3744,13 +2375,429 @@
           <w:color w:val="1A1A1A"/>
           <w:sz w:val="21"/>
         </w:rPr>
-        <w:t>The law, plain. A board with −8</w:t>
+        <w:t xml:space="preserve">  →  </w:t>
+      </w:r>
+      <w:r>
+        <w:drawing>
+          <wp:inline xmlns:a="http://schemas.openxmlformats.org/drawingml/2006/main" xmlns:pic="http://schemas.openxmlformats.org/drawingml/2006/picture">
+            <wp:extent cx="118872" cy="216408"/>
+            <wp:docPr id="6" name="Picture 6"/>
+            <wp:cNvGraphicFramePr>
+              <a:graphicFrameLocks noChangeAspect="1"/>
+            </wp:cNvGraphicFramePr>
+            <a:graphic>
+              <a:graphicData uri="http://schemas.openxmlformats.org/drawingml/2006/picture">
+                <pic:pic>
+                  <pic:nvPicPr>
+                    <pic:cNvPr id="0" name="29a3792c94f29795.png"/>
+                    <pic:cNvPicPr/>
+                  </pic:nvPicPr>
+                  <pic:blipFill>
+                    <a:blip r:embed="rId14"/>
+                    <a:stretch>
+                      <a:fillRect/>
+                    </a:stretch>
+                  </pic:blipFill>
+                  <pic:spPr>
+                    <a:xfrm>
+                      <a:off x="0" y="0"/>
+                      <a:ext cx="118872" cy="216408"/>
+                    </a:xfrm>
+                    <a:prstGeom prst="rect"/>
+                  </pic:spPr>
+                </pic:pic>
+              </a:graphicData>
+            </a:graphic>
+          </wp:inline>
+        </w:drawing>
+      </w:r>
+      <w:r>
+        <w:rPr>
+          <w:b w:val="0"/>
+          <w:i/>
+          <w:color w:val="6B6B6B"/>
+          <w:sz w:val="19"/>
+        </w:rPr>
+        <w:t xml:space="preserve">   −16 — negative exponent read as a negative value [B1G-M 8.NSO.1.3]; −8 — multiplied base by exponent</w:t>
+      </w:r>
+    </w:p>
+    <w:p>
+      <w:pPr>
+        <w:spacing w:before="20" w:after="60"/>
+        <w:ind w:left="470" w:hanging="470"/>
+      </w:pPr>
+      <w:r>
+        <w:rPr>
+          <w:b/>
+          <w:i w:val="0"/>
+          <w:color w:val="1A1A1A"/>
+          <w:sz w:val="21"/>
+        </w:rPr>
+        <w:t xml:space="preserve">19–20.  </w:t>
+      </w:r>
+      <w:r>
+        <w:rPr>
+          <w:b/>
+          <w:i w:val="0"/>
+          <w:color w:val="1A1A1A"/>
+          <w:sz w:val="21"/>
+        </w:rPr>
+        <w:t xml:space="preserve">Board 3.  </w:t>
+      </w:r>
+      <w:r>
+        <w:drawing>
+          <wp:inline xmlns:a="http://schemas.openxmlformats.org/drawingml/2006/main" xmlns:pic="http://schemas.openxmlformats.org/drawingml/2006/picture">
+            <wp:extent cx="222504" cy="231648"/>
+            <wp:docPr id="7" name="Picture 7"/>
+            <wp:cNvGraphicFramePr>
+              <a:graphicFrameLocks noChangeAspect="1"/>
+            </wp:cNvGraphicFramePr>
+            <a:graphic>
+              <a:graphicData uri="http://schemas.openxmlformats.org/drawingml/2006/picture">
+                <pic:pic>
+                  <pic:nvPicPr>
+                    <pic:cNvPr id="0" name="9401a6e6e485baa6.png"/>
+                    <pic:cNvPicPr/>
+                  </pic:nvPicPr>
+                  <pic:blipFill>
+                    <a:blip r:embed="rId15"/>
+                    <a:stretch>
+                      <a:fillRect/>
+                    </a:stretch>
+                  </pic:blipFill>
+                  <pic:spPr>
+                    <a:xfrm>
+                      <a:off x="0" y="0"/>
+                      <a:ext cx="222504" cy="231648"/>
+                    </a:xfrm>
+                    <a:prstGeom prst="rect"/>
+                  </pic:spPr>
+                </pic:pic>
+              </a:graphicData>
+            </a:graphic>
+          </wp:inline>
+        </w:drawing>
       </w:r>
       <w:r>
         <w:rPr>
           <w:b w:val="0"/>
           <w:i w:val="0"/>
           <w:color w:val="1A1A1A"/>
+          <w:sz w:val="21"/>
+        </w:rPr>
+        <w:t xml:space="preserve">  →  </w:t>
+      </w:r>
+      <w:r>
+        <w:rPr>
+          <w:b/>
+          <w:i/>
+          <w:color w:val="9E1B32"/>
+          <w:sz w:val="21"/>
+        </w:rPr>
+        <w:t>10</w:t>
+      </w:r>
+      <w:r>
+        <w:rPr>
+          <w:b/>
+          <w:i/>
+          <w:color w:val="9E1B32"/>
+          <w:sz w:val="21"/>
+          <w:vertAlign w:val="superscript"/>
+        </w:rPr>
+        <w:t>2</w:t>
+      </w:r>
+      <w:r>
+        <w:rPr>
+          <w:b/>
+          <w:i/>
+          <w:color w:val="9E1B32"/>
+          <w:sz w:val="21"/>
+        </w:rPr>
+        <w:t xml:space="preserve"> = 100</w:t>
+      </w:r>
+      <w:r>
+        <w:rPr>
+          <w:b w:val="0"/>
+          <w:i/>
+          <w:color w:val="6B6B6B"/>
+          <w:sz w:val="19"/>
+        </w:rPr>
+        <w:t xml:space="preserve">   1/100 or 0.01 — the negative exponent was made positive without moving the power [law applied in only one direction]</w:t>
+      </w:r>
+    </w:p>
+    <w:p>
+      <w:pPr>
+        <w:spacing w:before="20" w:after="60"/>
+        <w:ind w:left="470" w:hanging="470"/>
+      </w:pPr>
+      <w:r>
+        <w:rPr>
+          <w:b/>
+          <w:i w:val="0"/>
+          <w:color w:val="1A1A1A"/>
+          <w:sz w:val="21"/>
+        </w:rPr>
+        <w:t xml:space="preserve">21–22.  </w:t>
+      </w:r>
+      <w:r>
+        <w:rPr>
+          <w:b/>
+          <w:i w:val="0"/>
+          <w:color w:val="1A1A1A"/>
+          <w:sz w:val="21"/>
+        </w:rPr>
+        <w:t xml:space="preserve">Board 4.  </w:t>
+      </w:r>
+      <w:r>
+        <w:drawing>
+          <wp:inline xmlns:a="http://schemas.openxmlformats.org/drawingml/2006/main" xmlns:pic="http://schemas.openxmlformats.org/drawingml/2006/picture">
+            <wp:extent cx="429768" cy="170688"/>
+            <wp:docPr id="8" name="Picture 8"/>
+            <wp:cNvGraphicFramePr>
+              <a:graphicFrameLocks noChangeAspect="1"/>
+            </wp:cNvGraphicFramePr>
+            <a:graphic>
+              <a:graphicData uri="http://schemas.openxmlformats.org/drawingml/2006/picture">
+                <pic:pic>
+                  <pic:nvPicPr>
+                    <pic:cNvPr id="0" name="226839dd8c5e5afe.png"/>
+                    <pic:cNvPicPr/>
+                  </pic:nvPicPr>
+                  <pic:blipFill>
+                    <a:blip r:embed="rId16"/>
+                    <a:stretch>
+                      <a:fillRect/>
+                    </a:stretch>
+                  </pic:blipFill>
+                  <pic:spPr>
+                    <a:xfrm>
+                      <a:off x="0" y="0"/>
+                      <a:ext cx="429768" cy="170688"/>
+                    </a:xfrm>
+                    <a:prstGeom prst="rect"/>
+                  </pic:spPr>
+                </pic:pic>
+              </a:graphicData>
+            </a:graphic>
+          </wp:inline>
+        </w:drawing>
+      </w:r>
+      <w:r>
+        <w:rPr>
+          <w:b w:val="0"/>
+          <w:i w:val="0"/>
+          <w:color w:val="1A1A1A"/>
+          <w:sz w:val="21"/>
+        </w:rPr>
+        <w:t xml:space="preserve">  →  </w:t>
+      </w:r>
+      <w:r>
+        <w:drawing>
+          <wp:inline xmlns:a="http://schemas.openxmlformats.org/drawingml/2006/main" xmlns:pic="http://schemas.openxmlformats.org/drawingml/2006/picture">
+            <wp:extent cx="167640" cy="216408"/>
+            <wp:docPr id="9" name="Picture 9"/>
+            <wp:cNvGraphicFramePr>
+              <a:graphicFrameLocks noChangeAspect="1"/>
+            </wp:cNvGraphicFramePr>
+            <a:graphic>
+              <a:graphicData uri="http://schemas.openxmlformats.org/drawingml/2006/picture">
+                <pic:pic>
+                  <pic:nvPicPr>
+                    <pic:cNvPr id="0" name="1b1abb82462e383c.png"/>
+                    <pic:cNvPicPr/>
+                  </pic:nvPicPr>
+                  <pic:blipFill>
+                    <a:blip r:embed="rId17"/>
+                    <a:stretch>
+                      <a:fillRect/>
+                    </a:stretch>
+                  </pic:blipFill>
+                  <pic:spPr>
+                    <a:xfrm>
+                      <a:off x="0" y="0"/>
+                      <a:ext cx="167640" cy="216408"/>
+                    </a:xfrm>
+                    <a:prstGeom prst="rect"/>
+                  </pic:spPr>
+                </pic:pic>
+              </a:graphicData>
+            </a:graphic>
+          </wp:inline>
+        </w:drawing>
+      </w:r>
+      <w:r>
+        <w:rPr>
+          <w:b w:val="0"/>
+          <w:i/>
+          <w:color w:val="6B6B6B"/>
+          <w:sz w:val="19"/>
+        </w:rPr>
+        <w:t xml:space="preserve">   1/8 — the base's own sign was dropped [8.NSO.1.3: rational bases include negatives]; −8 — the negative exponent was treated as positive</w:t>
+      </w:r>
+    </w:p>
+    <w:p>
+      <w:pPr>
+        <w:spacing w:before="20" w:after="60"/>
+        <w:ind w:left="470" w:hanging="470"/>
+      </w:pPr>
+      <w:r>
+        <w:rPr>
+          <w:b/>
+          <w:i w:val="0"/>
+          <w:color w:val="1A1A1A"/>
+          <w:sz w:val="21"/>
+        </w:rPr>
+        <w:t xml:space="preserve">23–24.  </w:t>
+      </w:r>
+      <w:r>
+        <w:rPr>
+          <w:b/>
+          <w:i w:val="0"/>
+          <w:color w:val="1A1A1A"/>
+          <w:sz w:val="21"/>
+        </w:rPr>
+        <w:t xml:space="preserve">Board 5.  </w:t>
+      </w:r>
+      <w:r>
+        <w:rPr>
+          <w:b w:val="0"/>
+          <w:i w:val="0"/>
+          <w:color w:val="1A1A1A"/>
+          <w:sz w:val="21"/>
+        </w:rPr>
+        <w:t xml:space="preserve">Which is the value?  →  </w:t>
+      </w:r>
+      <w:r>
+        <w:rPr>
+          <w:b/>
+          <w:i/>
+          <w:color w:val="9E1B32"/>
+          <w:sz w:val="21"/>
+        </w:rPr>
+        <w:t>A — 1/25</w:t>
+      </w:r>
+      <w:r>
+        <w:rPr>
+          <w:b w:val="0"/>
+          <w:i/>
+          <w:color w:val="6B6B6B"/>
+          <w:sz w:val="19"/>
+        </w:rPr>
+        <w:t xml:space="preserve">   (B) the negative exponent was read as a negative value, −(5</w:t>
+      </w:r>
+      <w:r>
+        <w:rPr>
+          <w:b w:val="0"/>
+          <w:i/>
+          <w:color w:val="6B6B6B"/>
+          <w:sz w:val="19"/>
+          <w:vertAlign w:val="superscript"/>
+        </w:rPr>
+        <w:t>2</w:t>
+      </w:r>
+      <w:r>
+        <w:rPr>
+          <w:b w:val="0"/>
+          <w:i/>
+          <w:color w:val="6B6B6B"/>
+          <w:sz w:val="19"/>
+        </w:rPr>
+        <w:t>) [B1G-M 8.NSO.1.3 misconception: −b vs b</w:t>
+      </w:r>
+      <w:r>
+        <w:rPr>
+          <w:b w:val="0"/>
+          <w:i/>
+          <w:color w:val="6B6B6B"/>
+          <w:sz w:val="19"/>
+          <w:vertAlign w:val="superscript"/>
+        </w:rPr>
+        <w:t>-1</w:t>
+      </w:r>
+      <w:r>
+        <w:rPr>
+          <w:b w:val="0"/>
+          <w:i/>
+          <w:color w:val="6B6B6B"/>
+          <w:sz w:val="19"/>
+        </w:rPr>
+        <w:t>]; (C) multiplied the base by the exponent, 5 · (−2) [misconception: exponent treated as a factor]; (D) reciprocal of 5 · 2 instead of 5</w:t>
+      </w:r>
+      <w:r>
+        <w:rPr>
+          <w:b w:val="0"/>
+          <w:i/>
+          <w:color w:val="6B6B6B"/>
+          <w:sz w:val="19"/>
+          <w:vertAlign w:val="superscript"/>
+        </w:rPr>
+        <w:t>2</w:t>
+      </w:r>
+      <w:r>
+        <w:rPr>
+          <w:b w:val="0"/>
+          <w:i/>
+          <w:color w:val="6B6B6B"/>
+          <w:sz w:val="19"/>
+        </w:rPr>
+        <w:t xml:space="preserve"> [reciprocal right, power wrong]</w:t>
+      </w:r>
+      <w:r>
+        <w:rPr>
+          <w:b w:val="0"/>
+          <w:i/>
+          <w:color w:val="6B6B6B"/>
+          <w:sz w:val="19"/>
+        </w:rPr>
+        <w:t xml:space="preserve">   Split (no option near two-thirds)? Sixty seconds, convince your neighbour, re-vote, then reveal.</w:t>
+      </w:r>
+    </w:p>
+    <w:p>
+      <w:pPr>
+        <w:spacing w:before="20" w:after="60"/>
+        <w:ind w:left="470" w:hanging="470"/>
+      </w:pPr>
+      <w:r>
+        <w:rPr>
+          <w:b/>
+          <w:i w:val="0"/>
+          <w:color w:val="1A1A1A"/>
+          <w:sz w:val="21"/>
+        </w:rPr>
+        <w:t xml:space="preserve">25–26.  </w:t>
+      </w:r>
+      <w:r>
+        <w:rPr>
+          <w:b/>
+          <w:i w:val="0"/>
+          <w:color w:val="1A1A1A"/>
+          <w:sz w:val="21"/>
+        </w:rPr>
+        <w:t xml:space="preserve">Board 6.  </w:t>
+      </w:r>
+      <w:r>
+        <w:rPr>
+          <w:b w:val="0"/>
+          <w:i w:val="0"/>
+          <w:color w:val="1A1A1A"/>
+          <w:sz w:val="21"/>
+        </w:rPr>
+        <w:t xml:space="preserve">Which expression is equivalent?  →  </w:t>
+      </w:r>
+      <w:r>
+        <w:rPr>
+          <w:b/>
+          <w:i/>
+          <w:color w:val="9E1B32"/>
+          <w:sz w:val="21"/>
+        </w:rPr>
+        <w:t>A — 6</w:t>
+      </w:r>
+      <w:r>
+        <w:rPr>
+          <w:b/>
+          <w:i/>
+          <w:color w:val="9E1B32"/>
           <w:sz w:val="21"/>
           <w:vertAlign w:val="superscript"/>
         </w:rPr>
@@ -3759,42 +2806,78 @@
       <w:r>
         <w:rPr>
           <w:b w:val="0"/>
-          <w:i w:val="0"/>
-          <w:color w:val="1A1A1A"/>
-          <w:sz w:val="21"/>
+          <w:i/>
+          <w:color w:val="6B6B6B"/>
+          <w:sz w:val="19"/>
         </w:rPr>
-        <w:t xml:space="preserve"> or −512 made the exponent's sign the value's sign — the misconception the guide names first.</w:t>
+        <w:t xml:space="preserve">   (B) subtracted instead of adding, −2 − 5 [product law: add the exponents, including a negative one]; (C) multiplied the exponents [confused with power of a power]; (D) multiplied the bases as well [7.NSO.1.1 misconception: operating on the bases]</w:t>
+      </w:r>
+      <w:r>
+        <w:rPr>
+          <w:b w:val="0"/>
+          <w:i/>
+          <w:color w:val="6B6B6B"/>
+          <w:sz w:val="19"/>
+        </w:rPr>
+        <w:t xml:space="preserve">   Split (no option near two-thirds)? Sixty seconds, convince your neighbour, re-vote, then reveal.</w:t>
       </w:r>
     </w:p>
     <w:p>
       <w:pPr>
-        <w:keepNext/>
-        <w:spacing w:before="200" w:after="60"/>
+        <w:spacing w:before="20" w:after="60"/>
+        <w:ind w:left="470" w:hanging="470"/>
       </w:pPr>
       <w:r>
         <w:rPr>
           <w:b/>
           <w:i w:val="0"/>
           <w:color w:val="1A1A1A"/>
-          <w:sz w:val="23"/>
+          <w:sz w:val="21"/>
         </w:rPr>
-        <w:t>Slide 16.  Whiteboards   ·   Question 1 of 9</w:t>
+        <w:t xml:space="preserve">27–28.  </w:t>
       </w:r>
-    </w:p>
-    <w:p>
-      <w:pPr>
-        <w:spacing w:before="0" w:after="60"/>
-        <w:ind w:left="360" w:hanging="220"/>
-      </w:pPr>
       <w:r>
         <w:rPr>
-          <w:rFonts w:ascii="FreeSerif" w:hAnsi="FreeSerif" w:eastAsia="FreeSerif"/>
-          <w:b w:val="0"/>
+          <w:b/>
           <w:i w:val="0"/>
           <w:color w:val="1A1A1A"/>
-          <w:sz w:val="16"/>
+          <w:sz w:val="21"/>
         </w:rPr>
-        <w:t xml:space="preserve">●  </w:t>
+        <w:t xml:space="preserve">Board 7.  </w:t>
+      </w:r>
+      <w:r>
+        <w:drawing>
+          <wp:inline xmlns:a="http://schemas.openxmlformats.org/drawingml/2006/main" xmlns:pic="http://schemas.openxmlformats.org/drawingml/2006/picture">
+            <wp:extent cx="457200" cy="143256"/>
+            <wp:docPr id="10" name="Picture 10"/>
+            <wp:cNvGraphicFramePr>
+              <a:graphicFrameLocks noChangeAspect="1"/>
+            </wp:cNvGraphicFramePr>
+            <a:graphic>
+              <a:graphicData uri="http://schemas.openxmlformats.org/drawingml/2006/picture">
+                <pic:pic>
+                  <pic:nvPicPr>
+                    <pic:cNvPr id="0" name="1227d09a5a9143aa.png"/>
+                    <pic:cNvPicPr/>
+                  </pic:nvPicPr>
+                  <pic:blipFill>
+                    <a:blip r:embed="rId18"/>
+                    <a:stretch>
+                      <a:fillRect/>
+                    </a:stretch>
+                  </pic:blipFill>
+                  <pic:spPr>
+                    <a:xfrm>
+                      <a:off x="0" y="0"/>
+                      <a:ext cx="457200" cy="143256"/>
+                    </a:xfrm>
+                    <a:prstGeom prst="rect"/>
+                  </pic:spPr>
+                </pic:pic>
+              </a:graphicData>
+            </a:graphic>
+          </wp:inline>
+        </w:drawing>
       </w:r>
       <w:r>
         <w:rPr>
@@ -3803,38 +2886,83 @@
           <w:color w:val="1A1A1A"/>
           <w:sz w:val="21"/>
         </w:rPr>
-        <w:t>Reveal. Scan the back row first; question the blank boards before the wrong ones.</w:t>
+        <w:t xml:space="preserve">  →  </w:t>
+      </w:r>
+      <w:r>
+        <w:rPr>
+          <w:b/>
+          <w:i/>
+          <w:color w:val="9E1B32"/>
+          <w:sz w:val="21"/>
+        </w:rPr>
+        <w:t>1</w:t>
+      </w:r>
+      <w:r>
+        <w:rPr>
+          <w:b w:val="0"/>
+          <w:i/>
+          <w:color w:val="6B6B6B"/>
+          <w:sz w:val="19"/>
+        </w:rPr>
+        <w:t xml:space="preserve">   0 — zero exponent read as 0 [B1G-M 8.NSO.1.3]; 81 or 1/81 — one factor was ignored</w:t>
       </w:r>
     </w:p>
     <w:p>
       <w:pPr>
-        <w:keepNext/>
-        <w:spacing w:before="200" w:after="60"/>
+        <w:spacing w:before="20" w:after="60"/>
+        <w:ind w:left="470" w:hanging="470"/>
       </w:pPr>
       <w:r>
         <w:rPr>
           <w:b/>
           <w:i w:val="0"/>
           <w:color w:val="1A1A1A"/>
-          <w:sz w:val="23"/>
+          <w:sz w:val="21"/>
         </w:rPr>
-        <w:t>Slide 17.  Whiteboards   ·   Question 2 of 9</w:t>
+        <w:t xml:space="preserve">29–30.  </w:t>
       </w:r>
-    </w:p>
-    <w:p>
-      <w:pPr>
-        <w:spacing w:before="0" w:after="60"/>
-        <w:ind w:left="360" w:hanging="220"/>
-      </w:pPr>
       <w:r>
         <w:rPr>
-          <w:rFonts w:ascii="FreeSerif" w:hAnsi="FreeSerif" w:eastAsia="FreeSerif"/>
-          <w:b w:val="0"/>
+          <w:b/>
           <w:i w:val="0"/>
           <w:color w:val="1A1A1A"/>
-          <w:sz w:val="16"/>
+          <w:sz w:val="21"/>
         </w:rPr>
-        <w:t xml:space="preserve">●  </w:t>
+        <w:t xml:space="preserve">Board 8.  </w:t>
+      </w:r>
+      <w:r>
+        <w:drawing>
+          <wp:inline xmlns:a="http://schemas.openxmlformats.org/drawingml/2006/main" xmlns:pic="http://schemas.openxmlformats.org/drawingml/2006/picture">
+            <wp:extent cx="164592" cy="259080"/>
+            <wp:docPr id="11" name="Picture 11"/>
+            <wp:cNvGraphicFramePr>
+              <a:graphicFrameLocks noChangeAspect="1"/>
+            </wp:cNvGraphicFramePr>
+            <a:graphic>
+              <a:graphicData uri="http://schemas.openxmlformats.org/drawingml/2006/picture">
+                <pic:pic>
+                  <pic:nvPicPr>
+                    <pic:cNvPr id="0" name="53c16ad5fc3475cf.png"/>
+                    <pic:cNvPicPr/>
+                  </pic:nvPicPr>
+                  <pic:blipFill>
+                    <a:blip r:embed="rId19"/>
+                    <a:stretch>
+                      <a:fillRect/>
+                    </a:stretch>
+                  </pic:blipFill>
+                  <pic:spPr>
+                    <a:xfrm>
+                      <a:off x="0" y="0"/>
+                      <a:ext cx="164592" cy="259080"/>
+                    </a:xfrm>
+                    <a:prstGeom prst="rect"/>
+                  </pic:spPr>
+                </pic:pic>
+              </a:graphicData>
+            </a:graphic>
+          </wp:inline>
+        </w:drawing>
       </w:r>
       <w:r>
         <w:rPr>
@@ -3843,38 +2971,112 @@
           <w:color w:val="1A1A1A"/>
           <w:sz w:val="21"/>
         </w:rPr>
-        <w:t>Now evaluated. −16 and −8 (2 · −4) are the two wrong boards to name.</w:t>
+        <w:t xml:space="preserve">  →  </w:t>
+      </w:r>
+      <w:r>
+        <w:drawing>
+          <wp:inline xmlns:a="http://schemas.openxmlformats.org/drawingml/2006/main" xmlns:pic="http://schemas.openxmlformats.org/drawingml/2006/picture">
+            <wp:extent cx="109728" cy="231648"/>
+            <wp:docPr id="12" name="Picture 12"/>
+            <wp:cNvGraphicFramePr>
+              <a:graphicFrameLocks noChangeAspect="1"/>
+            </wp:cNvGraphicFramePr>
+            <a:graphic>
+              <a:graphicData uri="http://schemas.openxmlformats.org/drawingml/2006/picture">
+                <pic:pic>
+                  <pic:nvPicPr>
+                    <pic:cNvPr id="0" name="9137124fd5f3855c.png"/>
+                    <pic:cNvPicPr/>
+                  </pic:nvPicPr>
+                  <pic:blipFill>
+                    <a:blip r:embed="rId20"/>
+                    <a:stretch>
+                      <a:fillRect/>
+                    </a:stretch>
+                  </pic:blipFill>
+                  <pic:spPr>
+                    <a:xfrm>
+                      <a:off x="0" y="0"/>
+                      <a:ext cx="109728" cy="231648"/>
+                    </a:xfrm>
+                    <a:prstGeom prst="rect"/>
+                  </pic:spPr>
+                </pic:pic>
+              </a:graphicData>
+            </a:graphic>
+          </wp:inline>
+        </w:drawing>
+      </w:r>
+      <w:r>
+        <w:rPr>
+          <w:b w:val="0"/>
+          <w:i/>
+          <w:color w:val="6B6B6B"/>
+          <w:sz w:val="19"/>
+        </w:rPr>
+        <w:t xml:space="preserve">   9</w:t>
+      </w:r>
+      <w:r>
+        <w:rPr>
+          <w:b w:val="0"/>
+          <w:i/>
+          <w:color w:val="6B6B6B"/>
+          <w:sz w:val="19"/>
+          <w:vertAlign w:val="superscript"/>
+        </w:rPr>
+        <w:t>-2</w:t>
+      </w:r>
+      <w:r>
+        <w:rPr>
+          <w:b w:val="0"/>
+          <w:i/>
+          <w:color w:val="6B6B6B"/>
+          <w:sz w:val="19"/>
+        </w:rPr>
+        <w:t xml:space="preserve"> or 1/81 — subtracted 5 − 3 ignoring the sign [integer subtraction, MA.7 prerequisite]; 9</w:t>
+      </w:r>
+      <w:r>
+        <w:rPr>
+          <w:b w:val="0"/>
+          <w:i/>
+          <w:color w:val="6B6B6B"/>
+          <w:sz w:val="19"/>
+          <w:vertAlign w:val="superscript"/>
+        </w:rPr>
+        <w:t>8</w:t>
+      </w:r>
+      <w:r>
+        <w:rPr>
+          <w:b w:val="0"/>
+          <w:i/>
+          <w:color w:val="6B6B6B"/>
+          <w:sz w:val="19"/>
+        </w:rPr>
+        <w:t xml:space="preserve"> — the minus was dropped at the end</w:t>
       </w:r>
     </w:p>
     <w:p>
       <w:pPr>
-        <w:keepNext/>
-        <w:spacing w:before="200" w:after="60"/>
+        <w:spacing w:before="20" w:after="60"/>
+        <w:ind w:left="470" w:hanging="470"/>
       </w:pPr>
       <w:r>
         <w:rPr>
           <w:b/>
           <w:i w:val="0"/>
           <w:color w:val="1A1A1A"/>
-          <w:sz w:val="23"/>
+          <w:sz w:val="21"/>
         </w:rPr>
-        <w:t>Slide 18.  Whiteboards   ·   Question 2 of 9</w:t>
+        <w:t xml:space="preserve">31–32.  </w:t>
       </w:r>
-    </w:p>
-    <w:p>
-      <w:pPr>
-        <w:spacing w:before="0" w:after="60"/>
-        <w:ind w:left="360" w:hanging="220"/>
-      </w:pPr>
       <w:r>
         <w:rPr>
-          <w:rFonts w:ascii="FreeSerif" w:hAnsi="FreeSerif" w:eastAsia="FreeSerif"/>
-          <w:b w:val="0"/>
+          <w:b/>
           <w:i w:val="0"/>
           <w:color w:val="1A1A1A"/>
-          <w:sz w:val="16"/>
+          <w:sz w:val="21"/>
         </w:rPr>
-        <w:t xml:space="preserve">●  </w:t>
+        <w:t xml:space="preserve">Board 9.  </w:t>
       </w:r>
       <w:r>
         <w:rPr>
@@ -3883,466 +3085,7 @@
           <w:color w:val="1A1A1A"/>
           <w:sz w:val="21"/>
         </w:rPr>
-        <w:t>Reveal. Scan the back row first; question the blank boards before the wrong ones.</w:t>
-      </w:r>
-    </w:p>
-    <w:p>
-      <w:pPr>
-        <w:keepNext/>
-        <w:spacing w:before="200" w:after="60"/>
-      </w:pPr>
-      <w:r>
-        <w:rPr>
-          <w:b/>
-          <w:i w:val="0"/>
-          <w:color w:val="1A1A1A"/>
-          <w:sz w:val="23"/>
-        </w:rPr>
-        <w:t>Slide 19.  Whiteboards   ·   Question 3 of 9</w:t>
-      </w:r>
-    </w:p>
-    <w:p>
-      <w:pPr>
-        <w:spacing w:before="0" w:after="60"/>
-        <w:ind w:left="360" w:hanging="220"/>
-      </w:pPr>
-      <w:r>
-        <w:rPr>
-          <w:rFonts w:ascii="FreeSerif" w:hAnsi="FreeSerif" w:eastAsia="FreeSerif"/>
-          <w:b w:val="0"/>
-          <w:i w:val="0"/>
-          <w:color w:val="1A1A1A"/>
-          <w:sz w:val="16"/>
-        </w:rPr>
-        <w:t xml:space="preserve">●  </w:t>
-      </w:r>
-      <w:r>
-        <w:rPr>
-          <w:b w:val="0"/>
-          <w:i w:val="0"/>
-          <w:color w:val="1A1A1A"/>
-          <w:sz w:val="21"/>
-        </w:rPr>
-        <w:t>The second form of the law. A board with 1/100 applied the law to a power that was already in the denominator — it moved nothing.</w:t>
-      </w:r>
-    </w:p>
-    <w:p>
-      <w:pPr>
-        <w:keepNext/>
-        <w:spacing w:before="200" w:after="60"/>
-      </w:pPr>
-      <w:r>
-        <w:rPr>
-          <w:b/>
-          <w:i w:val="0"/>
-          <w:color w:val="1A1A1A"/>
-          <w:sz w:val="23"/>
-        </w:rPr>
-        <w:t>Slide 20.  Whiteboards   ·   Question 3 of 9</w:t>
-      </w:r>
-    </w:p>
-    <w:p>
-      <w:pPr>
-        <w:spacing w:before="0" w:after="60"/>
-        <w:ind w:left="360" w:hanging="220"/>
-      </w:pPr>
-      <w:r>
-        <w:rPr>
-          <w:rFonts w:ascii="FreeSerif" w:hAnsi="FreeSerif" w:eastAsia="FreeSerif"/>
-          <w:b w:val="0"/>
-          <w:i w:val="0"/>
-          <w:color w:val="1A1A1A"/>
-          <w:sz w:val="16"/>
-        </w:rPr>
-        <w:t xml:space="preserve">●  </w:t>
-      </w:r>
-      <w:r>
-        <w:rPr>
-          <w:b w:val="0"/>
-          <w:i w:val="0"/>
-          <w:color w:val="1A1A1A"/>
-          <w:sz w:val="21"/>
-        </w:rPr>
-        <w:t>Reveal. Scan the back row first; question the blank boards before the wrong ones.</w:t>
-      </w:r>
-    </w:p>
-    <w:p>
-      <w:pPr>
-        <w:keepNext/>
-        <w:spacing w:before="200" w:after="60"/>
-      </w:pPr>
-      <w:r>
-        <w:rPr>
-          <w:b/>
-          <w:i w:val="0"/>
-          <w:color w:val="1A1A1A"/>
-          <w:sz w:val="23"/>
-        </w:rPr>
-        <w:t>Slide 21.  Whiteboards   ·   Question 4 of 9</w:t>
-      </w:r>
-    </w:p>
-    <w:p>
-      <w:pPr>
-        <w:spacing w:before="0" w:after="60"/>
-        <w:ind w:left="360" w:hanging="220"/>
-      </w:pPr>
-      <w:r>
-        <w:rPr>
-          <w:rFonts w:ascii="FreeSerif" w:hAnsi="FreeSerif" w:eastAsia="FreeSerif"/>
-          <w:b w:val="0"/>
-          <w:i w:val="0"/>
-          <w:color w:val="1A1A1A"/>
-          <w:sz w:val="16"/>
-        </w:rPr>
-        <w:t xml:space="preserve">●  </w:t>
-      </w:r>
-      <w:r>
-        <w:rPr>
-          <w:b w:val="0"/>
-          <w:i w:val="0"/>
-          <w:color w:val="1A1A1A"/>
-          <w:sz w:val="21"/>
-        </w:rPr>
-        <w:t>The base keeps its sign; the exponent supplies the reciprocal. A board with 1/8 dropped the base's sign; a board with −8 or 8 ignored the reciprocal.</w:t>
-      </w:r>
-    </w:p>
-    <w:p>
-      <w:pPr>
-        <w:keepNext/>
-        <w:spacing w:before="200" w:after="60"/>
-      </w:pPr>
-      <w:r>
-        <w:rPr>
-          <w:b/>
-          <w:i w:val="0"/>
-          <w:color w:val="1A1A1A"/>
-          <w:sz w:val="23"/>
-        </w:rPr>
-        <w:t>Slide 22.  Whiteboards   ·   Question 4 of 9</w:t>
-      </w:r>
-    </w:p>
-    <w:p>
-      <w:pPr>
-        <w:spacing w:before="0" w:after="60"/>
-        <w:ind w:left="360" w:hanging="220"/>
-      </w:pPr>
-      <w:r>
-        <w:rPr>
-          <w:rFonts w:ascii="FreeSerif" w:hAnsi="FreeSerif" w:eastAsia="FreeSerif"/>
-          <w:b w:val="0"/>
-          <w:i w:val="0"/>
-          <w:color w:val="1A1A1A"/>
-          <w:sz w:val="16"/>
-        </w:rPr>
-        <w:t xml:space="preserve">●  </w:t>
-      </w:r>
-      <w:r>
-        <w:rPr>
-          <w:b w:val="0"/>
-          <w:i w:val="0"/>
-          <w:color w:val="1A1A1A"/>
-          <w:sz w:val="21"/>
-        </w:rPr>
-        <w:t>Reveal. Scan the back row first; question the blank boards before the wrong ones.</w:t>
-      </w:r>
-    </w:p>
-    <w:p>
-      <w:pPr>
-        <w:keepNext/>
-        <w:spacing w:before="200" w:after="60"/>
-      </w:pPr>
-      <w:r>
-        <w:rPr>
-          <w:b/>
-          <w:i w:val="0"/>
-          <w:color w:val="1A1A1A"/>
-          <w:sz w:val="23"/>
-        </w:rPr>
-        <w:t>Slide 23.  Whiteboards   ·   Question 5 of 9</w:t>
-      </w:r>
-    </w:p>
-    <w:p>
-      <w:pPr>
-        <w:spacing w:before="0" w:after="60"/>
-        <w:ind w:left="360" w:hanging="220"/>
-      </w:pPr>
-      <w:r>
-        <w:rPr>
-          <w:rFonts w:ascii="FreeSerif" w:hAnsi="FreeSerif" w:eastAsia="FreeSerif"/>
-          <w:b w:val="0"/>
-          <w:i w:val="0"/>
-          <w:color w:val="1A1A1A"/>
-          <w:sz w:val="16"/>
-        </w:rPr>
-        <w:t xml:space="preserve">●  </w:t>
-      </w:r>
-      <w:r>
-        <w:rPr>
-          <w:b w:val="0"/>
-          <w:i w:val="0"/>
-          <w:color w:val="1A1A1A"/>
-          <w:sz w:val="21"/>
-        </w:rPr>
-        <w:t>Diagnostic — the one that matters most today. A board full of B means Notes II did not land; go back to the pattern table and divide 1 by 5 out loud, twice.</w:t>
-      </w:r>
-    </w:p>
-    <w:p>
-      <w:pPr>
-        <w:keepNext/>
-        <w:spacing w:before="200" w:after="60"/>
-      </w:pPr>
-      <w:r>
-        <w:rPr>
-          <w:b/>
-          <w:i w:val="0"/>
-          <w:color w:val="1A1A1A"/>
-          <w:sz w:val="23"/>
-        </w:rPr>
-        <w:t>Slide 24.  Whiteboards   ·   Question 5 of 9</w:t>
-      </w:r>
-    </w:p>
-    <w:p>
-      <w:pPr>
-        <w:spacing w:before="0" w:after="60"/>
-        <w:ind w:left="360" w:hanging="220"/>
-      </w:pPr>
-      <w:r>
-        <w:rPr>
-          <w:rFonts w:ascii="FreeSerif" w:hAnsi="FreeSerif" w:eastAsia="FreeSerif"/>
-          <w:b w:val="0"/>
-          <w:i w:val="0"/>
-          <w:color w:val="1A1A1A"/>
-          <w:sz w:val="16"/>
-        </w:rPr>
-        <w:t xml:space="preserve">●  </w:t>
-      </w:r>
-      <w:r>
-        <w:rPr>
-          <w:b w:val="0"/>
-          <w:i w:val="0"/>
-          <w:color w:val="1A1A1A"/>
-          <w:sz w:val="21"/>
-        </w:rPr>
-        <w:t>Reveal. Scan the back row first; question the blank boards before the wrong ones.</w:t>
-      </w:r>
-    </w:p>
-    <w:p>
-      <w:pPr>
-        <w:keepNext/>
-        <w:spacing w:before="200" w:after="60"/>
-      </w:pPr>
-      <w:r>
-        <w:rPr>
-          <w:b/>
-          <w:i w:val="0"/>
-          <w:color w:val="1A1A1A"/>
-          <w:sz w:val="23"/>
-        </w:rPr>
-        <w:t>Slide 25.  Whiteboards   ·   Question 6 of 9</w:t>
-      </w:r>
-    </w:p>
-    <w:p>
-      <w:pPr>
-        <w:spacing w:before="0" w:after="60"/>
-        <w:ind w:left="360" w:hanging="220"/>
-      </w:pPr>
-      <w:r>
-        <w:rPr>
-          <w:rFonts w:ascii="FreeSerif" w:hAnsi="FreeSerif" w:eastAsia="FreeSerif"/>
-          <w:b w:val="0"/>
-          <w:i w:val="0"/>
-          <w:color w:val="1A1A1A"/>
-          <w:sz w:val="16"/>
-        </w:rPr>
-        <w:t xml:space="preserve">●  </w:t>
-      </w:r>
-      <w:r>
-        <w:rPr>
-          <w:b w:val="0"/>
-          <w:i w:val="0"/>
-          <w:color w:val="1A1A1A"/>
-          <w:sz w:val="21"/>
-        </w:rPr>
-        <w:t>Diagnostic. The law is unchanged; the only new thing is adding a negative. B is the board that read 'negative exponent' as 'subtract'.</w:t>
-      </w:r>
-    </w:p>
-    <w:p>
-      <w:pPr>
-        <w:keepNext/>
-        <w:spacing w:before="200" w:after="60"/>
-      </w:pPr>
-      <w:r>
-        <w:rPr>
-          <w:b/>
-          <w:i w:val="0"/>
-          <w:color w:val="1A1A1A"/>
-          <w:sz w:val="23"/>
-        </w:rPr>
-        <w:t>Slide 26.  Whiteboards   ·   Question 6 of 9</w:t>
-      </w:r>
-    </w:p>
-    <w:p>
-      <w:pPr>
-        <w:spacing w:before="0" w:after="60"/>
-        <w:ind w:left="360" w:hanging="220"/>
-      </w:pPr>
-      <w:r>
-        <w:rPr>
-          <w:rFonts w:ascii="FreeSerif" w:hAnsi="FreeSerif" w:eastAsia="FreeSerif"/>
-          <w:b w:val="0"/>
-          <w:i w:val="0"/>
-          <w:color w:val="1A1A1A"/>
-          <w:sz w:val="16"/>
-        </w:rPr>
-        <w:t xml:space="preserve">●  </w:t>
-      </w:r>
-      <w:r>
-        <w:rPr>
-          <w:b w:val="0"/>
-          <w:i w:val="0"/>
-          <w:color w:val="1A1A1A"/>
-          <w:sz w:val="21"/>
-        </w:rPr>
-        <w:t>Reveal. Scan the back row first; question the blank boards before the wrong ones.</w:t>
-      </w:r>
-    </w:p>
-    <w:p>
-      <w:pPr>
-        <w:keepNext/>
-        <w:spacing w:before="200" w:after="60"/>
-      </w:pPr>
-      <w:r>
-        <w:rPr>
-          <w:b/>
-          <w:i w:val="0"/>
-          <w:color w:val="1A1A1A"/>
-          <w:sz w:val="23"/>
-        </w:rPr>
-        <w:t>Slide 27.  Whiteboards   ·   Question 7 of 9</w:t>
-      </w:r>
-    </w:p>
-    <w:p>
-      <w:pPr>
-        <w:spacing w:before="0" w:after="60"/>
-        <w:ind w:left="360" w:hanging="220"/>
-      </w:pPr>
-      <w:r>
-        <w:rPr>
-          <w:rFonts w:ascii="FreeSerif" w:hAnsi="FreeSerif" w:eastAsia="FreeSerif"/>
-          <w:b w:val="0"/>
-          <w:i w:val="0"/>
-          <w:color w:val="1A1A1A"/>
-          <w:sz w:val="16"/>
-        </w:rPr>
-        <w:t xml:space="preserve">●  </w:t>
-      </w:r>
-      <w:r>
-        <w:rPr>
-          <w:b w:val="0"/>
-          <w:i w:val="0"/>
-          <w:color w:val="1A1A1A"/>
-          <w:sz w:val="21"/>
-        </w:rPr>
-        <w:t>Exponents that sum to zero. The reciprocal route gives 1/81 · 81 = 1 too. A board with 0 read 3</w:t>
-      </w:r>
-      <w:r>
-        <w:rPr>
-          <w:b w:val="0"/>
-          <w:i w:val="0"/>
-          <w:color w:val="1A1A1A"/>
-          <w:sz w:val="21"/>
-          <w:vertAlign w:val="superscript"/>
-        </w:rPr>
-        <w:t>0</w:t>
-      </w:r>
-      <w:r>
-        <w:rPr>
-          <w:b w:val="0"/>
-          <w:i w:val="0"/>
-          <w:color w:val="1A1A1A"/>
-          <w:sz w:val="21"/>
-        </w:rPr>
-        <w:t xml:space="preserve"> as 0 — the Lesson 3.02 misconception resurfacing.</w:t>
-      </w:r>
-    </w:p>
-    <w:p>
-      <w:pPr>
-        <w:keepNext/>
-        <w:spacing w:before="200" w:after="60"/>
-      </w:pPr>
-      <w:r>
-        <w:rPr>
-          <w:b/>
-          <w:i w:val="0"/>
-          <w:color w:val="1A1A1A"/>
-          <w:sz w:val="23"/>
-        </w:rPr>
-        <w:t>Slide 28.  Whiteboards   ·   Question 7 of 9</w:t>
-      </w:r>
-    </w:p>
-    <w:p>
-      <w:pPr>
-        <w:spacing w:before="0" w:after="60"/>
-        <w:ind w:left="360" w:hanging="220"/>
-      </w:pPr>
-      <w:r>
-        <w:rPr>
-          <w:rFonts w:ascii="FreeSerif" w:hAnsi="FreeSerif" w:eastAsia="FreeSerif"/>
-          <w:b w:val="0"/>
-          <w:i w:val="0"/>
-          <w:color w:val="1A1A1A"/>
-          <w:sz w:val="16"/>
-        </w:rPr>
-        <w:t xml:space="preserve">●  </w:t>
-      </w:r>
-      <w:r>
-        <w:rPr>
-          <w:b w:val="0"/>
-          <w:i w:val="0"/>
-          <w:color w:val="1A1A1A"/>
-          <w:sz w:val="21"/>
-        </w:rPr>
-        <w:t>Reveal. Scan the back row first; question the blank boards before the wrong ones.</w:t>
-      </w:r>
-    </w:p>
-    <w:p>
-      <w:pPr>
-        <w:keepNext/>
-        <w:spacing w:before="200" w:after="60"/>
-      </w:pPr>
-      <w:r>
-        <w:rPr>
-          <w:b/>
-          <w:i w:val="0"/>
-          <w:color w:val="1A1A1A"/>
-          <w:sz w:val="23"/>
-        </w:rPr>
-        <w:t>Slide 29.  Whiteboards   ·   Question 8 of 9</w:t>
-      </w:r>
-    </w:p>
-    <w:p>
-      <w:pPr>
-        <w:spacing w:before="0" w:after="60"/>
-        <w:ind w:left="360" w:hanging="220"/>
-      </w:pPr>
-      <w:r>
-        <w:rPr>
-          <w:rFonts w:ascii="FreeSerif" w:hAnsi="FreeSerif" w:eastAsia="FreeSerif"/>
-          <w:b w:val="0"/>
-          <w:i w:val="0"/>
-          <w:color w:val="1A1A1A"/>
-          <w:sz w:val="16"/>
-        </w:rPr>
-        <w:t xml:space="preserve">●  </w:t>
-      </w:r>
-      <w:r>
-        <w:rPr>
-          <w:b w:val="0"/>
-          <w:i w:val="0"/>
-          <w:color w:val="1A1A1A"/>
-          <w:sz w:val="21"/>
-        </w:rPr>
-        <w:t>Subtracting past zero: −5 − 3 = −8, then rewrite. A board with 9</w:t>
+        <w:t>Ellen says the value of 5</w:t>
       </w:r>
       <w:r>
         <w:rPr>
@@ -4361,112 +3104,41 @@
           <w:color w:val="1A1A1A"/>
           <w:sz w:val="21"/>
         </w:rPr>
-        <w:t xml:space="preserve"> added; a board with 9</w:t>
+        <w:t xml:space="preserve"> is −25. Explain why she is wrong, and show the correct value.  →  </w:t>
       </w:r>
       <w:r>
         <w:rPr>
-          <w:b w:val="0"/>
-          <w:i w:val="0"/>
-          <w:color w:val="1A1A1A"/>
+          <w:b/>
+          <w:i/>
+          <w:color w:val="9E1B32"/>
+          <w:sz w:val="21"/>
+        </w:rPr>
+        <w:t>5</w:t>
+      </w:r>
+      <w:r>
+        <w:rPr>
+          <w:b/>
+          <w:i/>
+          <w:color w:val="9E1B32"/>
           <w:sz w:val="21"/>
           <w:vertAlign w:val="superscript"/>
         </w:rPr>
-        <w:t>-8</w:t>
+        <w:t>-2</w:t>
       </w:r>
       <w:r>
         <w:rPr>
-          <w:b w:val="0"/>
-          <w:i w:val="0"/>
-          <w:color w:val="1A1A1A"/>
+          <w:b/>
+          <w:i/>
+          <w:color w:val="9E1B32"/>
           <w:sz w:val="21"/>
         </w:rPr>
-        <w:t xml:space="preserve"> has the right power but not the positive form that was asked for.</w:t>
+        <w:t xml:space="preserve"> = 1/5</w:t>
       </w:r>
-    </w:p>
-    <w:p>
-      <w:pPr>
-        <w:keepNext/>
-        <w:spacing w:before="200" w:after="60"/>
-      </w:pPr>
       <w:r>
         <w:rPr>
           <w:b/>
-          <w:i w:val="0"/>
-          <w:color w:val="1A1A1A"/>
-          <w:sz w:val="23"/>
-        </w:rPr>
-        <w:t>Slide 30.  Whiteboards   ·   Question 8 of 9</w:t>
-      </w:r>
-    </w:p>
-    <w:p>
-      <w:pPr>
-        <w:spacing w:before="0" w:after="60"/>
-        <w:ind w:left="360" w:hanging="220"/>
-      </w:pPr>
-      <w:r>
-        <w:rPr>
-          <w:rFonts w:ascii="FreeSerif" w:hAnsi="FreeSerif" w:eastAsia="FreeSerif"/>
-          <w:b w:val="0"/>
-          <w:i w:val="0"/>
-          <w:color w:val="1A1A1A"/>
-          <w:sz w:val="16"/>
-        </w:rPr>
-        <w:t xml:space="preserve">●  </w:t>
-      </w:r>
-      <w:r>
-        <w:rPr>
-          <w:b w:val="0"/>
-          <w:i w:val="0"/>
-          <w:color w:val="1A1A1A"/>
-          <w:sz w:val="21"/>
-        </w:rPr>
-        <w:t>Reveal. Scan the back row first; question the blank boards before the wrong ones.</w:t>
-      </w:r>
-    </w:p>
-    <w:p>
-      <w:pPr>
-        <w:keepNext/>
-        <w:spacing w:before="200" w:after="60"/>
-      </w:pPr>
-      <w:r>
-        <w:rPr>
-          <w:b/>
-          <w:i w:val="0"/>
-          <w:color w:val="1A1A1A"/>
-          <w:sz w:val="23"/>
-        </w:rPr>
-        <w:t>Slide 31.  Whiteboards   ·   Question 9 of 9</w:t>
-      </w:r>
-    </w:p>
-    <w:p>
-      <w:pPr>
-        <w:spacing w:before="0" w:after="60"/>
-        <w:ind w:left="360" w:hanging="220"/>
-      </w:pPr>
-      <w:r>
-        <w:rPr>
-          <w:rFonts w:ascii="FreeSerif" w:hAnsi="FreeSerif" w:eastAsia="FreeSerif"/>
-          <w:b w:val="0"/>
-          <w:i w:val="0"/>
-          <w:color w:val="1A1A1A"/>
-          <w:sz w:val="16"/>
-        </w:rPr>
-        <w:t xml:space="preserve">●  </w:t>
-      </w:r>
-      <w:r>
-        <w:rPr>
-          <w:b w:val="0"/>
-          <w:i w:val="0"/>
-          <w:color w:val="1A1A1A"/>
-          <w:sz w:val="21"/>
-        </w:rPr>
-        <w:t>Written. The book's own cool-down item, kept. Full credit: the correct value and the sentence 'a negative exponent means the reciprocal of the power, not a negative number'. A student who writes 'she forgot the parentheses' is thinking of (−5)</w:t>
-      </w:r>
-      <w:r>
-        <w:rPr>
-          <w:b w:val="0"/>
-          <w:i w:val="0"/>
-          <w:color w:val="1A1A1A"/>
+          <w:i/>
+          <w:color w:val="9E1B32"/>
           <w:sz w:val="21"/>
           <w:vertAlign w:val="superscript"/>
         </w:rPr>
@@ -4474,67 +3146,12 @@
       </w:r>
       <w:r>
         <w:rPr>
-          <w:b w:val="0"/>
-          <w:i w:val="0"/>
-          <w:color w:val="1A1A1A"/>
+          <w:b/>
+          <w:i/>
+          <w:color w:val="9E1B32"/>
           <w:sz w:val="21"/>
         </w:rPr>
-        <w:t>, a different expression.</w:t>
-      </w:r>
-    </w:p>
-    <w:p>
-      <w:pPr>
-        <w:keepNext/>
-        <w:spacing w:before="200" w:after="60"/>
-      </w:pPr>
-      <w:r>
-        <w:rPr>
-          <w:b/>
-          <w:i w:val="0"/>
-          <w:color w:val="1A1A1A"/>
-          <w:sz w:val="23"/>
-        </w:rPr>
-        <w:t>Slide 32.  Whiteboards   ·   Question 9 of 9</w:t>
-      </w:r>
-    </w:p>
-    <w:p>
-      <w:pPr>
-        <w:spacing w:before="0" w:after="60"/>
-        <w:ind w:left="360" w:hanging="220"/>
-      </w:pPr>
-      <w:r>
-        <w:rPr>
-          <w:rFonts w:ascii="FreeSerif" w:hAnsi="FreeSerif" w:eastAsia="FreeSerif"/>
-          <w:b w:val="0"/>
-          <w:i w:val="0"/>
-          <w:color w:val="1A1A1A"/>
-          <w:sz w:val="16"/>
-        </w:rPr>
-        <w:t xml:space="preserve">●  </w:t>
-      </w:r>
-      <w:r>
-        <w:rPr>
-          <w:b w:val="0"/>
-          <w:i w:val="0"/>
-          <w:color w:val="1A1A1A"/>
-          <w:sz w:val="21"/>
-        </w:rPr>
-        <w:t>Reveal. Scan the back row first; question the blank boards before the wrong ones.</w:t>
-      </w:r>
-    </w:p>
-    <w:p>
-      <w:pPr>
-        <w:keepNext/>
-        <w:spacing w:before="200" w:after="60"/>
-      </w:pPr>
-      <w:r>
-        <w:rPr>
-          <w:b/>
-          <w:i w:val="0"/>
-          <w:color w:val="1A1A1A"/>
-          <w:sz w:val="23"/>
-        </w:rPr>
-        <w:t>Slide 33.  IXL — Last five minutes.</w:t>
+        <w:t xml:space="preserve"> = 1/25</w:t>
       </w:r>
       <w:r>
         <w:rPr>
@@ -4543,23 +3160,60 @@
           <w:color w:val="6B6B6B"/>
           <w:sz w:val="19"/>
         </w:rPr>
-        <w:t xml:space="preserve">    5 min</w:t>
+        <w:t xml:space="preserve">   '−1/25' — took the reciprocal AND the opposite [B1G-M 8.NSO.1.3 misconception]; 'she forgot parentheses' — confused 5</w:t>
+      </w:r>
+      <w:r>
+        <w:rPr>
+          <w:b w:val="0"/>
+          <w:i/>
+          <w:color w:val="6B6B6B"/>
+          <w:sz w:val="19"/>
+          <w:vertAlign w:val="superscript"/>
+        </w:rPr>
+        <w:t>-2</w:t>
+      </w:r>
+      <w:r>
+        <w:rPr>
+          <w:b w:val="0"/>
+          <w:i/>
+          <w:color w:val="6B6B6B"/>
+          <w:sz w:val="19"/>
+        </w:rPr>
+        <w:t xml:space="preserve"> with (−5)</w:t>
+      </w:r>
+      <w:r>
+        <w:rPr>
+          <w:b w:val="0"/>
+          <w:i/>
+          <w:color w:val="6B6B6B"/>
+          <w:sz w:val="19"/>
+          <w:vertAlign w:val="superscript"/>
+        </w:rPr>
+        <w:t>2</w:t>
       </w:r>
     </w:p>
     <w:p>
       <w:pPr>
-        <w:spacing w:before="0" w:after="60"/>
-        <w:ind w:left="360" w:hanging="220"/>
+        <w:spacing w:before="20" w:after="60"/>
+        <w:ind w:left="470" w:hanging="470"/>
       </w:pPr>
       <w:r>
         <w:rPr>
-          <w:rFonts w:ascii="FreeSerif" w:hAnsi="FreeSerif" w:eastAsia="FreeSerif"/>
-          <w:b w:val="0"/>
+          <w:b/>
           <w:i w:val="0"/>
           <w:color w:val="1A1A1A"/>
-          <w:sz w:val="16"/>
+          <w:sz w:val="21"/>
         </w:rPr>
-        <w:t xml:space="preserve">●  </w:t>
+        <w:t xml:space="preserve">33.  </w:t>
+      </w:r>
+      <w:r>
+        <w:rPr>
+          <w:b/>
+          <w:i w:val="0"/>
+          <w:color w:val="1A1A1A"/>
+          <w:sz w:val="21"/>
+        </w:rPr>
+        <w:t xml:space="preserve">IXL — Last five minutes..  </w:t>
       </w:r>
       <w:r>
         <w:rPr>
@@ -4586,1917 +3240,12 @@
           <w:color w:val="1A1A1A"/>
           <w:sz w:val="30"/>
         </w:rPr>
-        <w:t>The Whiteboard Round — what each board tells you</w:t>
+        <w:t>Misconceptions to Watch</w:t>
       </w:r>
     </w:p>
     <w:p>
       <w:pPr>
-        <w:spacing w:before="0" w:after="120"/>
-      </w:pPr>
-      <w:r>
-        <w:rPr>
-          <w:b w:val="0"/>
-          <w:i w:val="0"/>
-          <w:color w:val="1A1A1A"/>
-          <w:sz w:val="21"/>
-        </w:rPr>
-        <w:t>Nine questions, one at a time, each with its reveal. Boards down until the cue, all up together, scan the back row first, question the blank boards before the wrong ones. Question 9 is written work. Every wrong option on a multiple-choice question is a named error; the benchmark it comes from is cited.</w:t>
-      </w:r>
-    </w:p>
-    <w:tbl>
-      <w:tblPr>
-        <w:tblLayout w:type="fixed"/>
-        <w:tblLook w:firstColumn="1" w:firstRow="1" w:lastColumn="0" w:lastRow="0" w:noHBand="0" w:noVBand="1" w:val="04A0"/>
-        <w:tblLayout w:type="fixed"/>
-        <w:tblW w:w="9360" w:type="dxa"/>
-      </w:tblPr>
-      <w:tblGrid>
-        <w:gridCol w:w="400"/>
-        <w:gridCol w:w="3300"/>
-        <w:gridCol w:w="1900"/>
-        <w:gridCol w:w="3760"/>
-      </w:tblGrid>
-      <w:tr>
-        <w:trPr>
-          <w:cantSplit/>
-          <w:tblHeader/>
-        </w:trPr>
-        <w:tc>
-          <w:tcPr>
-            <w:tcW w:type="dxa" w:w="400"/>
-            <w:tcMar>
-              <w:top w:w="60" w:type="dxa"/>
-              <w:left w:w="100" w:type="dxa"/>
-              <w:bottom w:w="60" w:type="dxa"/>
-              <w:right w:w="100" w:type="dxa"/>
-            </w:tcMar>
-            <w:tcBorders>
-              <w:top w:val="single" w:sz="6" w:color="1A1A1A"/>
-              <w:left w:val="single" w:sz="6" w:color="1A1A1A"/>
-              <w:bottom w:val="single" w:sz="6" w:color="1A1A1A"/>
-              <w:right w:val="single" w:sz="6" w:color="1A1A1A"/>
-            </w:tcBorders>
-            <w:shd w:val="clear" w:color="auto" w:fill="D9D9D9"/>
-          </w:tcPr>
-          <w:p>
-            <w:pPr>
-              <w:spacing w:after="0"/>
-              <w:jc w:val="center"/>
-            </w:pPr>
-            <w:r>
-              <w:rPr>
-                <w:b/>
-                <w:i w:val="0"/>
-                <w:color w:val="1A1A1A"/>
-                <w:sz w:val="19"/>
-              </w:rPr>
-              <w:t>#</w:t>
-            </w:r>
-          </w:p>
-        </w:tc>
-        <w:tc>
-          <w:tcPr>
-            <w:tcW w:type="dxa" w:w="3300"/>
-            <w:tcMar>
-              <w:top w:w="60" w:type="dxa"/>
-              <w:left w:w="100" w:type="dxa"/>
-              <w:bottom w:w="60" w:type="dxa"/>
-              <w:right w:w="100" w:type="dxa"/>
-            </w:tcMar>
-            <w:tcBorders>
-              <w:top w:val="single" w:sz="6" w:color="1A1A1A"/>
-              <w:left w:val="single" w:sz="6" w:color="1A1A1A"/>
-              <w:bottom w:val="single" w:sz="6" w:color="1A1A1A"/>
-              <w:right w:val="single" w:sz="6" w:color="1A1A1A"/>
-            </w:tcBorders>
-            <w:shd w:val="clear" w:color="auto" w:fill="D9D9D9"/>
-          </w:tcPr>
-          <w:p>
-            <w:pPr>
-              <w:spacing w:after="0"/>
-              <w:jc w:val="center"/>
-            </w:pPr>
-            <w:r>
-              <w:rPr>
-                <w:b/>
-                <w:i w:val="0"/>
-                <w:color w:val="1A1A1A"/>
-                <w:sz w:val="19"/>
-              </w:rPr>
-              <w:t>Question</w:t>
-            </w:r>
-          </w:p>
-        </w:tc>
-        <w:tc>
-          <w:tcPr>
-            <w:tcW w:type="dxa" w:w="1900"/>
-            <w:tcMar>
-              <w:top w:w="60" w:type="dxa"/>
-              <w:left w:w="100" w:type="dxa"/>
-              <w:bottom w:w="60" w:type="dxa"/>
-              <w:right w:w="100" w:type="dxa"/>
-            </w:tcMar>
-            <w:tcBorders>
-              <w:top w:val="single" w:sz="6" w:color="1A1A1A"/>
-              <w:left w:val="single" w:sz="6" w:color="1A1A1A"/>
-              <w:bottom w:val="single" w:sz="6" w:color="1A1A1A"/>
-              <w:right w:val="single" w:sz="6" w:color="1A1A1A"/>
-            </w:tcBorders>
-            <w:shd w:val="clear" w:color="auto" w:fill="D9D9D9"/>
-          </w:tcPr>
-          <w:p>
-            <w:pPr>
-              <w:spacing w:after="0"/>
-              <w:jc w:val="center"/>
-            </w:pPr>
-            <w:r>
-              <w:rPr>
-                <w:b/>
-                <w:i w:val="0"/>
-                <w:color w:val="1A1A1A"/>
-                <w:sz w:val="19"/>
-              </w:rPr>
-              <w:t>Answer</w:t>
-            </w:r>
-          </w:p>
-        </w:tc>
-        <w:tc>
-          <w:tcPr>
-            <w:tcW w:type="dxa" w:w="3760"/>
-            <w:tcMar>
-              <w:top w:w="60" w:type="dxa"/>
-              <w:left w:w="100" w:type="dxa"/>
-              <w:bottom w:w="60" w:type="dxa"/>
-              <w:right w:w="100" w:type="dxa"/>
-            </w:tcMar>
-            <w:tcBorders>
-              <w:top w:val="single" w:sz="6" w:color="1A1A1A"/>
-              <w:left w:val="single" w:sz="6" w:color="1A1A1A"/>
-              <w:bottom w:val="single" w:sz="6" w:color="1A1A1A"/>
-              <w:right w:val="single" w:sz="6" w:color="1A1A1A"/>
-            </w:tcBorders>
-            <w:shd w:val="clear" w:color="auto" w:fill="D9D9D9"/>
-          </w:tcPr>
-          <w:p>
-            <w:pPr>
-              <w:spacing w:after="0"/>
-              <w:jc w:val="center"/>
-            </w:pPr>
-            <w:r>
-              <w:rPr>
-                <w:b/>
-                <w:i w:val="0"/>
-                <w:color w:val="1A1A1A"/>
-                <w:sz w:val="19"/>
-              </w:rPr>
-              <w:t>What a wrong board says</w:t>
-            </w:r>
-          </w:p>
-        </w:tc>
-      </w:tr>
-      <w:tr>
-        <w:trPr>
-          <w:cantSplit/>
-        </w:trPr>
-        <w:tc>
-          <w:tcPr>
-            <w:tcW w:type="dxa" w:w="400"/>
-            <w:tcMar>
-              <w:top w:w="60" w:type="dxa"/>
-              <w:left w:w="100" w:type="dxa"/>
-              <w:bottom w:w="60" w:type="dxa"/>
-              <w:right w:w="100" w:type="dxa"/>
-            </w:tcMar>
-            <w:tcBorders>
-              <w:top w:val="single" w:sz="6" w:color="1A1A1A"/>
-              <w:left w:val="single" w:sz="6" w:color="1A1A1A"/>
-              <w:bottom w:val="single" w:sz="6" w:color="1A1A1A"/>
-              <w:right w:val="single" w:sz="6" w:color="1A1A1A"/>
-            </w:tcBorders>
-          </w:tcPr>
-          <w:p>
-            <w:pPr>
-              <w:spacing w:after="0"/>
-            </w:pPr>
-            <w:r>
-              <w:rPr>
-                <w:b w:val="0"/>
-                <w:i w:val="0"/>
-                <w:color w:val="1A1A1A"/>
-                <w:sz w:val="19"/>
-              </w:rPr>
-              <w:t>1</w:t>
-            </w:r>
-          </w:p>
-        </w:tc>
-        <w:tc>
-          <w:tcPr>
-            <w:tcW w:type="dxa" w:w="3300"/>
-            <w:tcMar>
-              <w:top w:w="60" w:type="dxa"/>
-              <w:left w:w="100" w:type="dxa"/>
-              <w:bottom w:w="60" w:type="dxa"/>
-              <w:right w:w="100" w:type="dxa"/>
-            </w:tcMar>
-            <w:tcBorders>
-              <w:top w:val="single" w:sz="6" w:color="1A1A1A"/>
-              <w:left w:val="single" w:sz="6" w:color="1A1A1A"/>
-              <w:bottom w:val="single" w:sz="6" w:color="1A1A1A"/>
-              <w:right w:val="single" w:sz="6" w:color="1A1A1A"/>
-            </w:tcBorders>
-          </w:tcPr>
-          <w:p>
-            <w:pPr>
-              <w:spacing w:after="0"/>
-            </w:pPr>
-            <w:r>
-              <w:drawing>
-                <wp:inline xmlns:a="http://schemas.openxmlformats.org/drawingml/2006/main" xmlns:pic="http://schemas.openxmlformats.org/drawingml/2006/picture">
-                  <wp:extent cx="204216" cy="143256"/>
-                  <wp:docPr id="12" name="Picture 12"/>
-                  <wp:cNvGraphicFramePr>
-                    <a:graphicFrameLocks noChangeAspect="1"/>
-                  </wp:cNvGraphicFramePr>
-                  <a:graphic>
-                    <a:graphicData uri="http://schemas.openxmlformats.org/drawingml/2006/picture">
-                      <pic:pic>
-                        <pic:nvPicPr>
-                          <pic:cNvPr id="0" name="3b59284279e516d6.png"/>
-                          <pic:cNvPicPr/>
-                        </pic:nvPicPr>
-                        <pic:blipFill>
-                          <a:blip r:embed="rId19"/>
-                          <a:stretch>
-                            <a:fillRect/>
-                          </a:stretch>
-                        </pic:blipFill>
-                        <pic:spPr>
-                          <a:xfrm>
-                            <a:off x="0" y="0"/>
-                            <a:ext cx="204216" cy="143256"/>
-                          </a:xfrm>
-                          <a:prstGeom prst="rect"/>
-                        </pic:spPr>
-                      </pic:pic>
-                    </a:graphicData>
-                  </a:graphic>
-                </wp:inline>
-              </w:drawing>
-            </w:r>
-          </w:p>
-        </w:tc>
-        <w:tc>
-          <w:tcPr>
-            <w:tcW w:type="dxa" w:w="1900"/>
-            <w:tcMar>
-              <w:top w:w="60" w:type="dxa"/>
-              <w:left w:w="100" w:type="dxa"/>
-              <w:bottom w:w="60" w:type="dxa"/>
-              <w:right w:w="100" w:type="dxa"/>
-            </w:tcMar>
-            <w:tcBorders>
-              <w:top w:val="single" w:sz="6" w:color="1A1A1A"/>
-              <w:left w:val="single" w:sz="6" w:color="1A1A1A"/>
-              <w:bottom w:val="single" w:sz="6" w:color="1A1A1A"/>
-              <w:right w:val="single" w:sz="6" w:color="1A1A1A"/>
-            </w:tcBorders>
-          </w:tcPr>
-          <w:p>
-            <w:pPr>
-              <w:spacing w:after="0"/>
-            </w:pPr>
-            <w:r>
-              <w:drawing>
-                <wp:inline xmlns:a="http://schemas.openxmlformats.org/drawingml/2006/main" xmlns:pic="http://schemas.openxmlformats.org/drawingml/2006/picture">
-                  <wp:extent cx="109728" cy="231648"/>
-                  <wp:docPr id="13" name="Picture 13"/>
-                  <wp:cNvGraphicFramePr>
-                    <a:graphicFrameLocks noChangeAspect="1"/>
-                  </wp:cNvGraphicFramePr>
-                  <a:graphic>
-                    <a:graphicData uri="http://schemas.openxmlformats.org/drawingml/2006/picture">
-                      <pic:pic>
-                        <pic:nvPicPr>
-                          <pic:cNvPr id="0" name="9e7eba013c1ee510.png"/>
-                          <pic:cNvPicPr/>
-                        </pic:nvPicPr>
-                        <pic:blipFill>
-                          <a:blip r:embed="rId20"/>
-                          <a:stretch>
-                            <a:fillRect/>
-                          </a:stretch>
-                        </pic:blipFill>
-                        <pic:spPr>
-                          <a:xfrm>
-                            <a:off x="0" y="0"/>
-                            <a:ext cx="109728" cy="231648"/>
-                          </a:xfrm>
-                          <a:prstGeom prst="rect"/>
-                        </pic:spPr>
-                      </pic:pic>
-                    </a:graphicData>
-                  </a:graphic>
-                </wp:inline>
-              </w:drawing>
-            </w:r>
-          </w:p>
-        </w:tc>
-        <w:tc>
-          <w:tcPr>
-            <w:tcW w:type="dxa" w:w="3760"/>
-            <w:tcMar>
-              <w:top w:w="60" w:type="dxa"/>
-              <w:left w:w="100" w:type="dxa"/>
-              <w:bottom w:w="60" w:type="dxa"/>
-              <w:right w:w="100" w:type="dxa"/>
-            </w:tcMar>
-            <w:tcBorders>
-              <w:top w:val="single" w:sz="6" w:color="1A1A1A"/>
-              <w:left w:val="single" w:sz="6" w:color="1A1A1A"/>
-              <w:bottom w:val="single" w:sz="6" w:color="1A1A1A"/>
-              <w:right w:val="single" w:sz="6" w:color="1A1A1A"/>
-            </w:tcBorders>
-          </w:tcPr>
-          <w:p>
-            <w:pPr>
-              <w:spacing w:after="0"/>
-            </w:pPr>
-            <w:r>
-              <w:rPr>
-                <w:b w:val="0"/>
-                <w:i w:val="0"/>
-                <w:color w:val="1A1A1A"/>
-                <w:sz w:val="19"/>
-              </w:rPr>
-              <w:t>−8</w:t>
-            </w:r>
-            <w:r>
-              <w:rPr>
-                <w:b w:val="0"/>
-                <w:i w:val="0"/>
-                <w:color w:val="1A1A1A"/>
-                <w:sz w:val="19"/>
-                <w:vertAlign w:val="superscript"/>
-              </w:rPr>
-              <w:t>3</w:t>
-            </w:r>
-            <w:r>
-              <w:rPr>
-                <w:b w:val="0"/>
-                <w:i w:val="0"/>
-                <w:color w:val="1A1A1A"/>
-                <w:sz w:val="19"/>
-              </w:rPr>
-              <w:t xml:space="preserve"> or −512 — negative exponent read as a negative value [B1G-M 8.NSO.1.3 misconception: −b vs b</w:t>
-            </w:r>
-            <w:r>
-              <w:rPr>
-                <w:b w:val="0"/>
-                <w:i w:val="0"/>
-                <w:color w:val="1A1A1A"/>
-                <w:sz w:val="19"/>
-                <w:vertAlign w:val="superscript"/>
-              </w:rPr>
-              <w:t>-1</w:t>
-            </w:r>
-            <w:r>
-              <w:rPr>
-                <w:b w:val="0"/>
-                <w:i w:val="0"/>
-                <w:color w:val="1A1A1A"/>
-                <w:sz w:val="19"/>
-              </w:rPr>
-              <w:t>]; 1/8 — the exponent was dropped</w:t>
-            </w:r>
-          </w:p>
-        </w:tc>
-      </w:tr>
-      <w:tr>
-        <w:trPr>
-          <w:cantSplit/>
-        </w:trPr>
-        <w:tc>
-          <w:tcPr>
-            <w:tcW w:type="dxa" w:w="400"/>
-            <w:tcMar>
-              <w:top w:w="60" w:type="dxa"/>
-              <w:left w:w="100" w:type="dxa"/>
-              <w:bottom w:w="60" w:type="dxa"/>
-              <w:right w:w="100" w:type="dxa"/>
-            </w:tcMar>
-            <w:tcBorders>
-              <w:top w:val="single" w:sz="6" w:color="1A1A1A"/>
-              <w:left w:val="single" w:sz="6" w:color="1A1A1A"/>
-              <w:bottom w:val="single" w:sz="6" w:color="1A1A1A"/>
-              <w:right w:val="single" w:sz="6" w:color="1A1A1A"/>
-            </w:tcBorders>
-          </w:tcPr>
-          <w:p>
-            <w:pPr>
-              <w:spacing w:after="0"/>
-            </w:pPr>
-            <w:r>
-              <w:rPr>
-                <w:b w:val="0"/>
-                <w:i w:val="0"/>
-                <w:color w:val="1A1A1A"/>
-                <w:sz w:val="19"/>
-              </w:rPr>
-              <w:t>2</w:t>
-            </w:r>
-          </w:p>
-        </w:tc>
-        <w:tc>
-          <w:tcPr>
-            <w:tcW w:type="dxa" w:w="3300"/>
-            <w:tcMar>
-              <w:top w:w="60" w:type="dxa"/>
-              <w:left w:w="100" w:type="dxa"/>
-              <w:bottom w:w="60" w:type="dxa"/>
-              <w:right w:w="100" w:type="dxa"/>
-            </w:tcMar>
-            <w:tcBorders>
-              <w:top w:val="single" w:sz="6" w:color="1A1A1A"/>
-              <w:left w:val="single" w:sz="6" w:color="1A1A1A"/>
-              <w:bottom w:val="single" w:sz="6" w:color="1A1A1A"/>
-              <w:right w:val="single" w:sz="6" w:color="1A1A1A"/>
-            </w:tcBorders>
-          </w:tcPr>
-          <w:p>
-            <w:pPr>
-              <w:spacing w:after="0"/>
-            </w:pPr>
-            <w:r>
-              <w:drawing>
-                <wp:inline xmlns:a="http://schemas.openxmlformats.org/drawingml/2006/main" xmlns:pic="http://schemas.openxmlformats.org/drawingml/2006/picture">
-                  <wp:extent cx="213360" cy="140208"/>
-                  <wp:docPr id="14" name="Picture 14"/>
-                  <wp:cNvGraphicFramePr>
-                    <a:graphicFrameLocks noChangeAspect="1"/>
-                  </wp:cNvGraphicFramePr>
-                  <a:graphic>
-                    <a:graphicData uri="http://schemas.openxmlformats.org/drawingml/2006/picture">
-                      <pic:pic>
-                        <pic:nvPicPr>
-                          <pic:cNvPr id="0" name="610c8d812a5a0359.png"/>
-                          <pic:cNvPicPr/>
-                        </pic:nvPicPr>
-                        <pic:blipFill>
-                          <a:blip r:embed="rId21"/>
-                          <a:stretch>
-                            <a:fillRect/>
-                          </a:stretch>
-                        </pic:blipFill>
-                        <pic:spPr>
-                          <a:xfrm>
-                            <a:off x="0" y="0"/>
-                            <a:ext cx="213360" cy="140208"/>
-                          </a:xfrm>
-                          <a:prstGeom prst="rect"/>
-                        </pic:spPr>
-                      </pic:pic>
-                    </a:graphicData>
-                  </a:graphic>
-                </wp:inline>
-              </w:drawing>
-            </w:r>
-          </w:p>
-        </w:tc>
-        <w:tc>
-          <w:tcPr>
-            <w:tcW w:type="dxa" w:w="1900"/>
-            <w:tcMar>
-              <w:top w:w="60" w:type="dxa"/>
-              <w:left w:w="100" w:type="dxa"/>
-              <w:bottom w:w="60" w:type="dxa"/>
-              <w:right w:w="100" w:type="dxa"/>
-            </w:tcMar>
-            <w:tcBorders>
-              <w:top w:val="single" w:sz="6" w:color="1A1A1A"/>
-              <w:left w:val="single" w:sz="6" w:color="1A1A1A"/>
-              <w:bottom w:val="single" w:sz="6" w:color="1A1A1A"/>
-              <w:right w:val="single" w:sz="6" w:color="1A1A1A"/>
-            </w:tcBorders>
-          </w:tcPr>
-          <w:p>
-            <w:pPr>
-              <w:spacing w:after="0"/>
-            </w:pPr>
-            <w:r>
-              <w:drawing>
-                <wp:inline xmlns:a="http://schemas.openxmlformats.org/drawingml/2006/main" xmlns:pic="http://schemas.openxmlformats.org/drawingml/2006/picture">
-                  <wp:extent cx="118872" cy="216408"/>
-                  <wp:docPr id="15" name="Picture 15"/>
-                  <wp:cNvGraphicFramePr>
-                    <a:graphicFrameLocks noChangeAspect="1"/>
-                  </wp:cNvGraphicFramePr>
-                  <a:graphic>
-                    <a:graphicData uri="http://schemas.openxmlformats.org/drawingml/2006/picture">
-                      <pic:pic>
-                        <pic:nvPicPr>
-                          <pic:cNvPr id="0" name="29a3792c94f29795.png"/>
-                          <pic:cNvPicPr/>
-                        </pic:nvPicPr>
-                        <pic:blipFill>
-                          <a:blip r:embed="rId22"/>
-                          <a:stretch>
-                            <a:fillRect/>
-                          </a:stretch>
-                        </pic:blipFill>
-                        <pic:spPr>
-                          <a:xfrm>
-                            <a:off x="0" y="0"/>
-                            <a:ext cx="118872" cy="216408"/>
-                          </a:xfrm>
-                          <a:prstGeom prst="rect"/>
-                        </pic:spPr>
-                      </pic:pic>
-                    </a:graphicData>
-                  </a:graphic>
-                </wp:inline>
-              </w:drawing>
-            </w:r>
-          </w:p>
-        </w:tc>
-        <w:tc>
-          <w:tcPr>
-            <w:tcW w:type="dxa" w:w="3760"/>
-            <w:tcMar>
-              <w:top w:w="60" w:type="dxa"/>
-              <w:left w:w="100" w:type="dxa"/>
-              <w:bottom w:w="60" w:type="dxa"/>
-              <w:right w:w="100" w:type="dxa"/>
-            </w:tcMar>
-            <w:tcBorders>
-              <w:top w:val="single" w:sz="6" w:color="1A1A1A"/>
-              <w:left w:val="single" w:sz="6" w:color="1A1A1A"/>
-              <w:bottom w:val="single" w:sz="6" w:color="1A1A1A"/>
-              <w:right w:val="single" w:sz="6" w:color="1A1A1A"/>
-            </w:tcBorders>
-          </w:tcPr>
-          <w:p>
-            <w:pPr>
-              <w:spacing w:after="0"/>
-            </w:pPr>
-            <w:r>
-              <w:rPr>
-                <w:b w:val="0"/>
-                <w:i w:val="0"/>
-                <w:color w:val="1A1A1A"/>
-                <w:sz w:val="19"/>
-              </w:rPr>
-              <w:t>−16 — negative exponent read as a negative value [B1G-M 8.NSO.1.3]; −8 — multiplied base by exponent</w:t>
-            </w:r>
-          </w:p>
-        </w:tc>
-      </w:tr>
-      <w:tr>
-        <w:trPr>
-          <w:cantSplit/>
-        </w:trPr>
-        <w:tc>
-          <w:tcPr>
-            <w:tcW w:type="dxa" w:w="400"/>
-            <w:tcMar>
-              <w:top w:w="60" w:type="dxa"/>
-              <w:left w:w="100" w:type="dxa"/>
-              <w:bottom w:w="60" w:type="dxa"/>
-              <w:right w:w="100" w:type="dxa"/>
-            </w:tcMar>
-            <w:tcBorders>
-              <w:top w:val="single" w:sz="6" w:color="1A1A1A"/>
-              <w:left w:val="single" w:sz="6" w:color="1A1A1A"/>
-              <w:bottom w:val="single" w:sz="6" w:color="1A1A1A"/>
-              <w:right w:val="single" w:sz="6" w:color="1A1A1A"/>
-            </w:tcBorders>
-          </w:tcPr>
-          <w:p>
-            <w:pPr>
-              <w:spacing w:after="0"/>
-            </w:pPr>
-            <w:r>
-              <w:rPr>
-                <w:b w:val="0"/>
-                <w:i w:val="0"/>
-                <w:color w:val="1A1A1A"/>
-                <w:sz w:val="19"/>
-              </w:rPr>
-              <w:t>3</w:t>
-            </w:r>
-          </w:p>
-        </w:tc>
-        <w:tc>
-          <w:tcPr>
-            <w:tcW w:type="dxa" w:w="3300"/>
-            <w:tcMar>
-              <w:top w:w="60" w:type="dxa"/>
-              <w:left w:w="100" w:type="dxa"/>
-              <w:bottom w:w="60" w:type="dxa"/>
-              <w:right w:w="100" w:type="dxa"/>
-            </w:tcMar>
-            <w:tcBorders>
-              <w:top w:val="single" w:sz="6" w:color="1A1A1A"/>
-              <w:left w:val="single" w:sz="6" w:color="1A1A1A"/>
-              <w:bottom w:val="single" w:sz="6" w:color="1A1A1A"/>
-              <w:right w:val="single" w:sz="6" w:color="1A1A1A"/>
-            </w:tcBorders>
-          </w:tcPr>
-          <w:p>
-            <w:pPr>
-              <w:spacing w:after="0"/>
-            </w:pPr>
-            <w:r>
-              <w:drawing>
-                <wp:inline xmlns:a="http://schemas.openxmlformats.org/drawingml/2006/main" xmlns:pic="http://schemas.openxmlformats.org/drawingml/2006/picture">
-                  <wp:extent cx="222504" cy="231648"/>
-                  <wp:docPr id="16" name="Picture 16"/>
-                  <wp:cNvGraphicFramePr>
-                    <a:graphicFrameLocks noChangeAspect="1"/>
-                  </wp:cNvGraphicFramePr>
-                  <a:graphic>
-                    <a:graphicData uri="http://schemas.openxmlformats.org/drawingml/2006/picture">
-                      <pic:pic>
-                        <pic:nvPicPr>
-                          <pic:cNvPr id="0" name="9401a6e6e485baa6.png"/>
-                          <pic:cNvPicPr/>
-                        </pic:nvPicPr>
-                        <pic:blipFill>
-                          <a:blip r:embed="rId23"/>
-                          <a:stretch>
-                            <a:fillRect/>
-                          </a:stretch>
-                        </pic:blipFill>
-                        <pic:spPr>
-                          <a:xfrm>
-                            <a:off x="0" y="0"/>
-                            <a:ext cx="222504" cy="231648"/>
-                          </a:xfrm>
-                          <a:prstGeom prst="rect"/>
-                        </pic:spPr>
-                      </pic:pic>
-                    </a:graphicData>
-                  </a:graphic>
-                </wp:inline>
-              </w:drawing>
-            </w:r>
-          </w:p>
-        </w:tc>
-        <w:tc>
-          <w:tcPr>
-            <w:tcW w:type="dxa" w:w="1900"/>
-            <w:tcMar>
-              <w:top w:w="60" w:type="dxa"/>
-              <w:left w:w="100" w:type="dxa"/>
-              <w:bottom w:w="60" w:type="dxa"/>
-              <w:right w:w="100" w:type="dxa"/>
-            </w:tcMar>
-            <w:tcBorders>
-              <w:top w:val="single" w:sz="6" w:color="1A1A1A"/>
-              <w:left w:val="single" w:sz="6" w:color="1A1A1A"/>
-              <w:bottom w:val="single" w:sz="6" w:color="1A1A1A"/>
-              <w:right w:val="single" w:sz="6" w:color="1A1A1A"/>
-            </w:tcBorders>
-          </w:tcPr>
-          <w:p>
-            <w:pPr>
-              <w:spacing w:after="0"/>
-            </w:pPr>
-            <w:r>
-              <w:rPr>
-                <w:b/>
-                <w:i/>
-                <w:color w:val="9E1B32"/>
-                <w:sz w:val="19"/>
-              </w:rPr>
-              <w:t>10</w:t>
-            </w:r>
-            <w:r>
-              <w:rPr>
-                <w:b/>
-                <w:i/>
-                <w:color w:val="9E1B32"/>
-                <w:sz w:val="19"/>
-                <w:vertAlign w:val="superscript"/>
-              </w:rPr>
-              <w:t>2</w:t>
-            </w:r>
-            <w:r>
-              <w:rPr>
-                <w:b/>
-                <w:i/>
-                <w:color w:val="9E1B32"/>
-                <w:sz w:val="19"/>
-              </w:rPr>
-              <w:t xml:space="preserve"> = 100</w:t>
-            </w:r>
-          </w:p>
-        </w:tc>
-        <w:tc>
-          <w:tcPr>
-            <w:tcW w:type="dxa" w:w="3760"/>
-            <w:tcMar>
-              <w:top w:w="60" w:type="dxa"/>
-              <w:left w:w="100" w:type="dxa"/>
-              <w:bottom w:w="60" w:type="dxa"/>
-              <w:right w:w="100" w:type="dxa"/>
-            </w:tcMar>
-            <w:tcBorders>
-              <w:top w:val="single" w:sz="6" w:color="1A1A1A"/>
-              <w:left w:val="single" w:sz="6" w:color="1A1A1A"/>
-              <w:bottom w:val="single" w:sz="6" w:color="1A1A1A"/>
-              <w:right w:val="single" w:sz="6" w:color="1A1A1A"/>
-            </w:tcBorders>
-          </w:tcPr>
-          <w:p>
-            <w:pPr>
-              <w:spacing w:after="0"/>
-            </w:pPr>
-            <w:r>
-              <w:rPr>
-                <w:b w:val="0"/>
-                <w:i w:val="0"/>
-                <w:color w:val="1A1A1A"/>
-                <w:sz w:val="19"/>
-              </w:rPr>
-              <w:t>1/100 or 0.01 — the negative exponent was made positive without moving the power [law applied in only one direction]</w:t>
-            </w:r>
-          </w:p>
-        </w:tc>
-      </w:tr>
-      <w:tr>
-        <w:trPr>
-          <w:cantSplit/>
-        </w:trPr>
-        <w:tc>
-          <w:tcPr>
-            <w:tcW w:type="dxa" w:w="400"/>
-            <w:tcMar>
-              <w:top w:w="60" w:type="dxa"/>
-              <w:left w:w="100" w:type="dxa"/>
-              <w:bottom w:w="60" w:type="dxa"/>
-              <w:right w:w="100" w:type="dxa"/>
-            </w:tcMar>
-            <w:tcBorders>
-              <w:top w:val="single" w:sz="6" w:color="1A1A1A"/>
-              <w:left w:val="single" w:sz="6" w:color="1A1A1A"/>
-              <w:bottom w:val="single" w:sz="6" w:color="1A1A1A"/>
-              <w:right w:val="single" w:sz="6" w:color="1A1A1A"/>
-            </w:tcBorders>
-          </w:tcPr>
-          <w:p>
-            <w:pPr>
-              <w:spacing w:after="0"/>
-            </w:pPr>
-            <w:r>
-              <w:rPr>
-                <w:b w:val="0"/>
-                <w:i w:val="0"/>
-                <w:color w:val="1A1A1A"/>
-                <w:sz w:val="19"/>
-              </w:rPr>
-              <w:t>4</w:t>
-            </w:r>
-          </w:p>
-        </w:tc>
-        <w:tc>
-          <w:tcPr>
-            <w:tcW w:type="dxa" w:w="3300"/>
-            <w:tcMar>
-              <w:top w:w="60" w:type="dxa"/>
-              <w:left w:w="100" w:type="dxa"/>
-              <w:bottom w:w="60" w:type="dxa"/>
-              <w:right w:w="100" w:type="dxa"/>
-            </w:tcMar>
-            <w:tcBorders>
-              <w:top w:val="single" w:sz="6" w:color="1A1A1A"/>
-              <w:left w:val="single" w:sz="6" w:color="1A1A1A"/>
-              <w:bottom w:val="single" w:sz="6" w:color="1A1A1A"/>
-              <w:right w:val="single" w:sz="6" w:color="1A1A1A"/>
-            </w:tcBorders>
-          </w:tcPr>
-          <w:p>
-            <w:pPr>
-              <w:spacing w:after="0"/>
-            </w:pPr>
-            <w:r>
-              <w:drawing>
-                <wp:inline xmlns:a="http://schemas.openxmlformats.org/drawingml/2006/main" xmlns:pic="http://schemas.openxmlformats.org/drawingml/2006/picture">
-                  <wp:extent cx="429768" cy="170688"/>
-                  <wp:docPr id="17" name="Picture 17"/>
-                  <wp:cNvGraphicFramePr>
-                    <a:graphicFrameLocks noChangeAspect="1"/>
-                  </wp:cNvGraphicFramePr>
-                  <a:graphic>
-                    <a:graphicData uri="http://schemas.openxmlformats.org/drawingml/2006/picture">
-                      <pic:pic>
-                        <pic:nvPicPr>
-                          <pic:cNvPr id="0" name="226839dd8c5e5afe.png"/>
-                          <pic:cNvPicPr/>
-                        </pic:nvPicPr>
-                        <pic:blipFill>
-                          <a:blip r:embed="rId24"/>
-                          <a:stretch>
-                            <a:fillRect/>
-                          </a:stretch>
-                        </pic:blipFill>
-                        <pic:spPr>
-                          <a:xfrm>
-                            <a:off x="0" y="0"/>
-                            <a:ext cx="429768" cy="170688"/>
-                          </a:xfrm>
-                          <a:prstGeom prst="rect"/>
-                        </pic:spPr>
-                      </pic:pic>
-                    </a:graphicData>
-                  </a:graphic>
-                </wp:inline>
-              </w:drawing>
-            </w:r>
-          </w:p>
-        </w:tc>
-        <w:tc>
-          <w:tcPr>
-            <w:tcW w:type="dxa" w:w="1900"/>
-            <w:tcMar>
-              <w:top w:w="60" w:type="dxa"/>
-              <w:left w:w="100" w:type="dxa"/>
-              <w:bottom w:w="60" w:type="dxa"/>
-              <w:right w:w="100" w:type="dxa"/>
-            </w:tcMar>
-            <w:tcBorders>
-              <w:top w:val="single" w:sz="6" w:color="1A1A1A"/>
-              <w:left w:val="single" w:sz="6" w:color="1A1A1A"/>
-              <w:bottom w:val="single" w:sz="6" w:color="1A1A1A"/>
-              <w:right w:val="single" w:sz="6" w:color="1A1A1A"/>
-            </w:tcBorders>
-          </w:tcPr>
-          <w:p>
-            <w:pPr>
-              <w:spacing w:after="0"/>
-            </w:pPr>
-            <w:r>
-              <w:drawing>
-                <wp:inline xmlns:a="http://schemas.openxmlformats.org/drawingml/2006/main" xmlns:pic="http://schemas.openxmlformats.org/drawingml/2006/picture">
-                  <wp:extent cx="167640" cy="216408"/>
-                  <wp:docPr id="18" name="Picture 18"/>
-                  <wp:cNvGraphicFramePr>
-                    <a:graphicFrameLocks noChangeAspect="1"/>
-                  </wp:cNvGraphicFramePr>
-                  <a:graphic>
-                    <a:graphicData uri="http://schemas.openxmlformats.org/drawingml/2006/picture">
-                      <pic:pic>
-                        <pic:nvPicPr>
-                          <pic:cNvPr id="0" name="1b1abb82462e383c.png"/>
-                          <pic:cNvPicPr/>
-                        </pic:nvPicPr>
-                        <pic:blipFill>
-                          <a:blip r:embed="rId25"/>
-                          <a:stretch>
-                            <a:fillRect/>
-                          </a:stretch>
-                        </pic:blipFill>
-                        <pic:spPr>
-                          <a:xfrm>
-                            <a:off x="0" y="0"/>
-                            <a:ext cx="167640" cy="216408"/>
-                          </a:xfrm>
-                          <a:prstGeom prst="rect"/>
-                        </pic:spPr>
-                      </pic:pic>
-                    </a:graphicData>
-                  </a:graphic>
-                </wp:inline>
-              </w:drawing>
-            </w:r>
-          </w:p>
-        </w:tc>
-        <w:tc>
-          <w:tcPr>
-            <w:tcW w:type="dxa" w:w="3760"/>
-            <w:tcMar>
-              <w:top w:w="60" w:type="dxa"/>
-              <w:left w:w="100" w:type="dxa"/>
-              <w:bottom w:w="60" w:type="dxa"/>
-              <w:right w:w="100" w:type="dxa"/>
-            </w:tcMar>
-            <w:tcBorders>
-              <w:top w:val="single" w:sz="6" w:color="1A1A1A"/>
-              <w:left w:val="single" w:sz="6" w:color="1A1A1A"/>
-              <w:bottom w:val="single" w:sz="6" w:color="1A1A1A"/>
-              <w:right w:val="single" w:sz="6" w:color="1A1A1A"/>
-            </w:tcBorders>
-          </w:tcPr>
-          <w:p>
-            <w:pPr>
-              <w:spacing w:after="0"/>
-            </w:pPr>
-            <w:r>
-              <w:rPr>
-                <w:b w:val="0"/>
-                <w:i w:val="0"/>
-                <w:color w:val="1A1A1A"/>
-                <w:sz w:val="19"/>
-              </w:rPr>
-              <w:t>1/8 — the base's own sign was dropped [8.NSO.1.3: rational bases include negatives]; −8 — the negative exponent was treated as positive</w:t>
-            </w:r>
-          </w:p>
-        </w:tc>
-      </w:tr>
-      <w:tr>
-        <w:trPr>
-          <w:cantSplit/>
-        </w:trPr>
-        <w:tc>
-          <w:tcPr>
-            <w:tcW w:type="dxa" w:w="400"/>
-            <w:tcMar>
-              <w:top w:w="60" w:type="dxa"/>
-              <w:left w:w="100" w:type="dxa"/>
-              <w:bottom w:w="60" w:type="dxa"/>
-              <w:right w:w="100" w:type="dxa"/>
-            </w:tcMar>
-            <w:tcBorders>
-              <w:top w:val="single" w:sz="6" w:color="1A1A1A"/>
-              <w:left w:val="single" w:sz="6" w:color="1A1A1A"/>
-              <w:bottom w:val="single" w:sz="6" w:color="1A1A1A"/>
-              <w:right w:val="single" w:sz="6" w:color="1A1A1A"/>
-            </w:tcBorders>
-          </w:tcPr>
-          <w:p>
-            <w:pPr>
-              <w:spacing w:after="0"/>
-            </w:pPr>
-            <w:r>
-              <w:rPr>
-                <w:b w:val="0"/>
-                <w:i w:val="0"/>
-                <w:color w:val="1A1A1A"/>
-                <w:sz w:val="19"/>
-              </w:rPr>
-              <w:t>5</w:t>
-            </w:r>
-          </w:p>
-        </w:tc>
-        <w:tc>
-          <w:tcPr>
-            <w:tcW w:type="dxa" w:w="3300"/>
-            <w:tcMar>
-              <w:top w:w="60" w:type="dxa"/>
-              <w:left w:w="100" w:type="dxa"/>
-              <w:bottom w:w="60" w:type="dxa"/>
-              <w:right w:w="100" w:type="dxa"/>
-            </w:tcMar>
-            <w:tcBorders>
-              <w:top w:val="single" w:sz="6" w:color="1A1A1A"/>
-              <w:left w:val="single" w:sz="6" w:color="1A1A1A"/>
-              <w:bottom w:val="single" w:sz="6" w:color="1A1A1A"/>
-              <w:right w:val="single" w:sz="6" w:color="1A1A1A"/>
-            </w:tcBorders>
-          </w:tcPr>
-          <w:p>
-            <w:pPr>
-              <w:spacing w:after="0"/>
-            </w:pPr>
-            <w:r>
-              <w:rPr>
-                <w:b w:val="0"/>
-                <w:i w:val="0"/>
-                <w:color w:val="1A1A1A"/>
-                <w:sz w:val="19"/>
-              </w:rPr>
-              <w:t>Which is the value?</w:t>
-            </w:r>
-          </w:p>
-        </w:tc>
-        <w:tc>
-          <w:tcPr>
-            <w:tcW w:type="dxa" w:w="1900"/>
-            <w:tcMar>
-              <w:top w:w="60" w:type="dxa"/>
-              <w:left w:w="100" w:type="dxa"/>
-              <w:bottom w:w="60" w:type="dxa"/>
-              <w:right w:w="100" w:type="dxa"/>
-            </w:tcMar>
-            <w:tcBorders>
-              <w:top w:val="single" w:sz="6" w:color="1A1A1A"/>
-              <w:left w:val="single" w:sz="6" w:color="1A1A1A"/>
-              <w:bottom w:val="single" w:sz="6" w:color="1A1A1A"/>
-              <w:right w:val="single" w:sz="6" w:color="1A1A1A"/>
-            </w:tcBorders>
-          </w:tcPr>
-          <w:p>
-            <w:pPr>
-              <w:spacing w:after="0"/>
-            </w:pPr>
-            <w:r>
-              <w:rPr>
-                <w:b/>
-                <w:i/>
-                <w:color w:val="9E1B32"/>
-                <w:sz w:val="19"/>
-              </w:rPr>
-              <w:t>A — 1/25</w:t>
-            </w:r>
-          </w:p>
-        </w:tc>
-        <w:tc>
-          <w:tcPr>
-            <w:tcW w:type="dxa" w:w="3760"/>
-            <w:tcMar>
-              <w:top w:w="60" w:type="dxa"/>
-              <w:left w:w="100" w:type="dxa"/>
-              <w:bottom w:w="60" w:type="dxa"/>
-              <w:right w:w="100" w:type="dxa"/>
-            </w:tcMar>
-            <w:tcBorders>
-              <w:top w:val="single" w:sz="6" w:color="1A1A1A"/>
-              <w:left w:val="single" w:sz="6" w:color="1A1A1A"/>
-              <w:bottom w:val="single" w:sz="6" w:color="1A1A1A"/>
-              <w:right w:val="single" w:sz="6" w:color="1A1A1A"/>
-            </w:tcBorders>
-          </w:tcPr>
-          <w:p>
-            <w:pPr>
-              <w:spacing w:after="0"/>
-            </w:pPr>
-            <w:r>
-              <w:rPr>
-                <w:b w:val="0"/>
-                <w:i w:val="0"/>
-                <w:color w:val="1A1A1A"/>
-                <w:sz w:val="19"/>
-              </w:rPr>
-              <w:t>(B) the negative exponent was read as a negative value, −(5</w:t>
-            </w:r>
-            <w:r>
-              <w:rPr>
-                <w:b w:val="0"/>
-                <w:i w:val="0"/>
-                <w:color w:val="1A1A1A"/>
-                <w:sz w:val="19"/>
-                <w:vertAlign w:val="superscript"/>
-              </w:rPr>
-              <w:t>2</w:t>
-            </w:r>
-            <w:r>
-              <w:rPr>
-                <w:b w:val="0"/>
-                <w:i w:val="0"/>
-                <w:color w:val="1A1A1A"/>
-                <w:sz w:val="19"/>
-              </w:rPr>
-              <w:t>) [B1G-M 8.NSO.1.3 misconception: −b vs b</w:t>
-            </w:r>
-            <w:r>
-              <w:rPr>
-                <w:b w:val="0"/>
-                <w:i w:val="0"/>
-                <w:color w:val="1A1A1A"/>
-                <w:sz w:val="19"/>
-                <w:vertAlign w:val="superscript"/>
-              </w:rPr>
-              <w:t>-1</w:t>
-            </w:r>
-            <w:r>
-              <w:rPr>
-                <w:b w:val="0"/>
-                <w:i w:val="0"/>
-                <w:color w:val="1A1A1A"/>
-                <w:sz w:val="19"/>
-              </w:rPr>
-              <w:t>]; (C) multiplied the base by the exponent, 5 · (−2) [misconception: exponent treated as a factor]; (D) reciprocal of 5 · 2 instead of 5</w:t>
-            </w:r>
-            <w:r>
-              <w:rPr>
-                <w:b w:val="0"/>
-                <w:i w:val="0"/>
-                <w:color w:val="1A1A1A"/>
-                <w:sz w:val="19"/>
-                <w:vertAlign w:val="superscript"/>
-              </w:rPr>
-              <w:t>2</w:t>
-            </w:r>
-            <w:r>
-              <w:rPr>
-                <w:b w:val="0"/>
-                <w:i w:val="0"/>
-                <w:color w:val="1A1A1A"/>
-                <w:sz w:val="19"/>
-              </w:rPr>
-              <w:t xml:space="preserve"> [reciprocal right, power wrong]</w:t>
-            </w:r>
-          </w:p>
-        </w:tc>
-      </w:tr>
-      <w:tr>
-        <w:trPr>
-          <w:cantSplit/>
-        </w:trPr>
-        <w:tc>
-          <w:tcPr>
-            <w:tcW w:type="dxa" w:w="400"/>
-            <w:tcMar>
-              <w:top w:w="60" w:type="dxa"/>
-              <w:left w:w="100" w:type="dxa"/>
-              <w:bottom w:w="60" w:type="dxa"/>
-              <w:right w:w="100" w:type="dxa"/>
-            </w:tcMar>
-            <w:tcBorders>
-              <w:top w:val="single" w:sz="6" w:color="1A1A1A"/>
-              <w:left w:val="single" w:sz="6" w:color="1A1A1A"/>
-              <w:bottom w:val="single" w:sz="6" w:color="1A1A1A"/>
-              <w:right w:val="single" w:sz="6" w:color="1A1A1A"/>
-            </w:tcBorders>
-          </w:tcPr>
-          <w:p>
-            <w:pPr>
-              <w:spacing w:after="0"/>
-            </w:pPr>
-            <w:r>
-              <w:rPr>
-                <w:b w:val="0"/>
-                <w:i w:val="0"/>
-                <w:color w:val="1A1A1A"/>
-                <w:sz w:val="19"/>
-              </w:rPr>
-              <w:t>6</w:t>
-            </w:r>
-          </w:p>
-        </w:tc>
-        <w:tc>
-          <w:tcPr>
-            <w:tcW w:type="dxa" w:w="3300"/>
-            <w:tcMar>
-              <w:top w:w="60" w:type="dxa"/>
-              <w:left w:w="100" w:type="dxa"/>
-              <w:bottom w:w="60" w:type="dxa"/>
-              <w:right w:w="100" w:type="dxa"/>
-            </w:tcMar>
-            <w:tcBorders>
-              <w:top w:val="single" w:sz="6" w:color="1A1A1A"/>
-              <w:left w:val="single" w:sz="6" w:color="1A1A1A"/>
-              <w:bottom w:val="single" w:sz="6" w:color="1A1A1A"/>
-              <w:right w:val="single" w:sz="6" w:color="1A1A1A"/>
-            </w:tcBorders>
-          </w:tcPr>
-          <w:p>
-            <w:pPr>
-              <w:spacing w:after="0"/>
-            </w:pPr>
-            <w:r>
-              <w:rPr>
-                <w:b w:val="0"/>
-                <w:i w:val="0"/>
-                <w:color w:val="1A1A1A"/>
-                <w:sz w:val="19"/>
-              </w:rPr>
-              <w:t>Which expression is equivalent?</w:t>
-            </w:r>
-          </w:p>
-        </w:tc>
-        <w:tc>
-          <w:tcPr>
-            <w:tcW w:type="dxa" w:w="1900"/>
-            <w:tcMar>
-              <w:top w:w="60" w:type="dxa"/>
-              <w:left w:w="100" w:type="dxa"/>
-              <w:bottom w:w="60" w:type="dxa"/>
-              <w:right w:w="100" w:type="dxa"/>
-            </w:tcMar>
-            <w:tcBorders>
-              <w:top w:val="single" w:sz="6" w:color="1A1A1A"/>
-              <w:left w:val="single" w:sz="6" w:color="1A1A1A"/>
-              <w:bottom w:val="single" w:sz="6" w:color="1A1A1A"/>
-              <w:right w:val="single" w:sz="6" w:color="1A1A1A"/>
-            </w:tcBorders>
-          </w:tcPr>
-          <w:p>
-            <w:pPr>
-              <w:spacing w:after="0"/>
-            </w:pPr>
-            <w:r>
-              <w:rPr>
-                <w:b/>
-                <w:i/>
-                <w:color w:val="9E1B32"/>
-                <w:sz w:val="19"/>
-              </w:rPr>
-              <w:t>A — 6</w:t>
-            </w:r>
-            <w:r>
-              <w:rPr>
-                <w:b/>
-                <w:i/>
-                <w:color w:val="9E1B32"/>
-                <w:sz w:val="19"/>
-                <w:vertAlign w:val="superscript"/>
-              </w:rPr>
-              <w:t>3</w:t>
-            </w:r>
-          </w:p>
-        </w:tc>
-        <w:tc>
-          <w:tcPr>
-            <w:tcW w:type="dxa" w:w="3760"/>
-            <w:tcMar>
-              <w:top w:w="60" w:type="dxa"/>
-              <w:left w:w="100" w:type="dxa"/>
-              <w:bottom w:w="60" w:type="dxa"/>
-              <w:right w:w="100" w:type="dxa"/>
-            </w:tcMar>
-            <w:tcBorders>
-              <w:top w:val="single" w:sz="6" w:color="1A1A1A"/>
-              <w:left w:val="single" w:sz="6" w:color="1A1A1A"/>
-              <w:bottom w:val="single" w:sz="6" w:color="1A1A1A"/>
-              <w:right w:val="single" w:sz="6" w:color="1A1A1A"/>
-            </w:tcBorders>
-          </w:tcPr>
-          <w:p>
-            <w:pPr>
-              <w:spacing w:after="0"/>
-            </w:pPr>
-            <w:r>
-              <w:rPr>
-                <w:b w:val="0"/>
-                <w:i w:val="0"/>
-                <w:color w:val="1A1A1A"/>
-                <w:sz w:val="19"/>
-              </w:rPr>
-              <w:t>(B) subtracted instead of adding, −2 − 5 [product law: add the exponents, including a negative one]; (C) multiplied the exponents [confused with power of a power]; (D) multiplied the bases as well [7.NSO.1.1 misconception: operating on the bases]</w:t>
-            </w:r>
-          </w:p>
-        </w:tc>
-      </w:tr>
-      <w:tr>
-        <w:trPr>
-          <w:cantSplit/>
-        </w:trPr>
-        <w:tc>
-          <w:tcPr>
-            <w:tcW w:type="dxa" w:w="400"/>
-            <w:tcMar>
-              <w:top w:w="60" w:type="dxa"/>
-              <w:left w:w="100" w:type="dxa"/>
-              <w:bottom w:w="60" w:type="dxa"/>
-              <w:right w:w="100" w:type="dxa"/>
-            </w:tcMar>
-            <w:tcBorders>
-              <w:top w:val="single" w:sz="6" w:color="1A1A1A"/>
-              <w:left w:val="single" w:sz="6" w:color="1A1A1A"/>
-              <w:bottom w:val="single" w:sz="6" w:color="1A1A1A"/>
-              <w:right w:val="single" w:sz="6" w:color="1A1A1A"/>
-            </w:tcBorders>
-          </w:tcPr>
-          <w:p>
-            <w:pPr>
-              <w:spacing w:after="0"/>
-            </w:pPr>
-            <w:r>
-              <w:rPr>
-                <w:b w:val="0"/>
-                <w:i w:val="0"/>
-                <w:color w:val="1A1A1A"/>
-                <w:sz w:val="19"/>
-              </w:rPr>
-              <w:t>7</w:t>
-            </w:r>
-          </w:p>
-        </w:tc>
-        <w:tc>
-          <w:tcPr>
-            <w:tcW w:type="dxa" w:w="3300"/>
-            <w:tcMar>
-              <w:top w:w="60" w:type="dxa"/>
-              <w:left w:w="100" w:type="dxa"/>
-              <w:bottom w:w="60" w:type="dxa"/>
-              <w:right w:w="100" w:type="dxa"/>
-            </w:tcMar>
-            <w:tcBorders>
-              <w:top w:val="single" w:sz="6" w:color="1A1A1A"/>
-              <w:left w:val="single" w:sz="6" w:color="1A1A1A"/>
-              <w:bottom w:val="single" w:sz="6" w:color="1A1A1A"/>
-              <w:right w:val="single" w:sz="6" w:color="1A1A1A"/>
-            </w:tcBorders>
-          </w:tcPr>
-          <w:p>
-            <w:pPr>
-              <w:spacing w:after="0"/>
-            </w:pPr>
-            <w:r>
-              <w:drawing>
-                <wp:inline xmlns:a="http://schemas.openxmlformats.org/drawingml/2006/main" xmlns:pic="http://schemas.openxmlformats.org/drawingml/2006/picture">
-                  <wp:extent cx="457200" cy="143256"/>
-                  <wp:docPr id="19" name="Picture 19"/>
-                  <wp:cNvGraphicFramePr>
-                    <a:graphicFrameLocks noChangeAspect="1"/>
-                  </wp:cNvGraphicFramePr>
-                  <a:graphic>
-                    <a:graphicData uri="http://schemas.openxmlformats.org/drawingml/2006/picture">
-                      <pic:pic>
-                        <pic:nvPicPr>
-                          <pic:cNvPr id="0" name="1227d09a5a9143aa.png"/>
-                          <pic:cNvPicPr/>
-                        </pic:nvPicPr>
-                        <pic:blipFill>
-                          <a:blip r:embed="rId26"/>
-                          <a:stretch>
-                            <a:fillRect/>
-                          </a:stretch>
-                        </pic:blipFill>
-                        <pic:spPr>
-                          <a:xfrm>
-                            <a:off x="0" y="0"/>
-                            <a:ext cx="457200" cy="143256"/>
-                          </a:xfrm>
-                          <a:prstGeom prst="rect"/>
-                        </pic:spPr>
-                      </pic:pic>
-                    </a:graphicData>
-                  </a:graphic>
-                </wp:inline>
-              </w:drawing>
-            </w:r>
-          </w:p>
-        </w:tc>
-        <w:tc>
-          <w:tcPr>
-            <w:tcW w:type="dxa" w:w="1900"/>
-            <w:tcMar>
-              <w:top w:w="60" w:type="dxa"/>
-              <w:left w:w="100" w:type="dxa"/>
-              <w:bottom w:w="60" w:type="dxa"/>
-              <w:right w:w="100" w:type="dxa"/>
-            </w:tcMar>
-            <w:tcBorders>
-              <w:top w:val="single" w:sz="6" w:color="1A1A1A"/>
-              <w:left w:val="single" w:sz="6" w:color="1A1A1A"/>
-              <w:bottom w:val="single" w:sz="6" w:color="1A1A1A"/>
-              <w:right w:val="single" w:sz="6" w:color="1A1A1A"/>
-            </w:tcBorders>
-          </w:tcPr>
-          <w:p>
-            <w:pPr>
-              <w:spacing w:after="0"/>
-            </w:pPr>
-            <w:r>
-              <w:rPr>
-                <w:b/>
-                <w:i/>
-                <w:color w:val="9E1B32"/>
-                <w:sz w:val="19"/>
-              </w:rPr>
-              <w:t>1</w:t>
-            </w:r>
-          </w:p>
-        </w:tc>
-        <w:tc>
-          <w:tcPr>
-            <w:tcW w:type="dxa" w:w="3760"/>
-            <w:tcMar>
-              <w:top w:w="60" w:type="dxa"/>
-              <w:left w:w="100" w:type="dxa"/>
-              <w:bottom w:w="60" w:type="dxa"/>
-              <w:right w:w="100" w:type="dxa"/>
-            </w:tcMar>
-            <w:tcBorders>
-              <w:top w:val="single" w:sz="6" w:color="1A1A1A"/>
-              <w:left w:val="single" w:sz="6" w:color="1A1A1A"/>
-              <w:bottom w:val="single" w:sz="6" w:color="1A1A1A"/>
-              <w:right w:val="single" w:sz="6" w:color="1A1A1A"/>
-            </w:tcBorders>
-          </w:tcPr>
-          <w:p>
-            <w:pPr>
-              <w:spacing w:after="0"/>
-            </w:pPr>
-            <w:r>
-              <w:rPr>
-                <w:b w:val="0"/>
-                <w:i w:val="0"/>
-                <w:color w:val="1A1A1A"/>
-                <w:sz w:val="19"/>
-              </w:rPr>
-              <w:t>0 — zero exponent read as 0 [B1G-M 8.NSO.1.3]; 81 or 1/81 — one factor was ignored</w:t>
-            </w:r>
-          </w:p>
-        </w:tc>
-      </w:tr>
-      <w:tr>
-        <w:trPr>
-          <w:cantSplit/>
-        </w:trPr>
-        <w:tc>
-          <w:tcPr>
-            <w:tcW w:type="dxa" w:w="400"/>
-            <w:tcMar>
-              <w:top w:w="60" w:type="dxa"/>
-              <w:left w:w="100" w:type="dxa"/>
-              <w:bottom w:w="60" w:type="dxa"/>
-              <w:right w:w="100" w:type="dxa"/>
-            </w:tcMar>
-            <w:tcBorders>
-              <w:top w:val="single" w:sz="6" w:color="1A1A1A"/>
-              <w:left w:val="single" w:sz="6" w:color="1A1A1A"/>
-              <w:bottom w:val="single" w:sz="6" w:color="1A1A1A"/>
-              <w:right w:val="single" w:sz="6" w:color="1A1A1A"/>
-            </w:tcBorders>
-          </w:tcPr>
-          <w:p>
-            <w:pPr>
-              <w:spacing w:after="0"/>
-            </w:pPr>
-            <w:r>
-              <w:rPr>
-                <w:b w:val="0"/>
-                <w:i w:val="0"/>
-                <w:color w:val="1A1A1A"/>
-                <w:sz w:val="19"/>
-              </w:rPr>
-              <w:t>8</w:t>
-            </w:r>
-          </w:p>
-        </w:tc>
-        <w:tc>
-          <w:tcPr>
-            <w:tcW w:type="dxa" w:w="3300"/>
-            <w:tcMar>
-              <w:top w:w="60" w:type="dxa"/>
-              <w:left w:w="100" w:type="dxa"/>
-              <w:bottom w:w="60" w:type="dxa"/>
-              <w:right w:w="100" w:type="dxa"/>
-            </w:tcMar>
-            <w:tcBorders>
-              <w:top w:val="single" w:sz="6" w:color="1A1A1A"/>
-              <w:left w:val="single" w:sz="6" w:color="1A1A1A"/>
-              <w:bottom w:val="single" w:sz="6" w:color="1A1A1A"/>
-              <w:right w:val="single" w:sz="6" w:color="1A1A1A"/>
-            </w:tcBorders>
-          </w:tcPr>
-          <w:p>
-            <w:pPr>
-              <w:spacing w:after="0"/>
-            </w:pPr>
-            <w:r>
-              <w:drawing>
-                <wp:inline xmlns:a="http://schemas.openxmlformats.org/drawingml/2006/main" xmlns:pic="http://schemas.openxmlformats.org/drawingml/2006/picture">
-                  <wp:extent cx="164592" cy="259080"/>
-                  <wp:docPr id="20" name="Picture 20"/>
-                  <wp:cNvGraphicFramePr>
-                    <a:graphicFrameLocks noChangeAspect="1"/>
-                  </wp:cNvGraphicFramePr>
-                  <a:graphic>
-                    <a:graphicData uri="http://schemas.openxmlformats.org/drawingml/2006/picture">
-                      <pic:pic>
-                        <pic:nvPicPr>
-                          <pic:cNvPr id="0" name="53c16ad5fc3475cf.png"/>
-                          <pic:cNvPicPr/>
-                        </pic:nvPicPr>
-                        <pic:blipFill>
-                          <a:blip r:embed="rId27"/>
-                          <a:stretch>
-                            <a:fillRect/>
-                          </a:stretch>
-                        </pic:blipFill>
-                        <pic:spPr>
-                          <a:xfrm>
-                            <a:off x="0" y="0"/>
-                            <a:ext cx="164592" cy="259080"/>
-                          </a:xfrm>
-                          <a:prstGeom prst="rect"/>
-                        </pic:spPr>
-                      </pic:pic>
-                    </a:graphicData>
-                  </a:graphic>
-                </wp:inline>
-              </w:drawing>
-            </w:r>
-          </w:p>
-        </w:tc>
-        <w:tc>
-          <w:tcPr>
-            <w:tcW w:type="dxa" w:w="1900"/>
-            <w:tcMar>
-              <w:top w:w="60" w:type="dxa"/>
-              <w:left w:w="100" w:type="dxa"/>
-              <w:bottom w:w="60" w:type="dxa"/>
-              <w:right w:w="100" w:type="dxa"/>
-            </w:tcMar>
-            <w:tcBorders>
-              <w:top w:val="single" w:sz="6" w:color="1A1A1A"/>
-              <w:left w:val="single" w:sz="6" w:color="1A1A1A"/>
-              <w:bottom w:val="single" w:sz="6" w:color="1A1A1A"/>
-              <w:right w:val="single" w:sz="6" w:color="1A1A1A"/>
-            </w:tcBorders>
-          </w:tcPr>
-          <w:p>
-            <w:pPr>
-              <w:spacing w:after="0"/>
-            </w:pPr>
-            <w:r>
-              <w:drawing>
-                <wp:inline xmlns:a="http://schemas.openxmlformats.org/drawingml/2006/main" xmlns:pic="http://schemas.openxmlformats.org/drawingml/2006/picture">
-                  <wp:extent cx="109728" cy="231648"/>
-                  <wp:docPr id="21" name="Picture 21"/>
-                  <wp:cNvGraphicFramePr>
-                    <a:graphicFrameLocks noChangeAspect="1"/>
-                  </wp:cNvGraphicFramePr>
-                  <a:graphic>
-                    <a:graphicData uri="http://schemas.openxmlformats.org/drawingml/2006/picture">
-                      <pic:pic>
-                        <pic:nvPicPr>
-                          <pic:cNvPr id="0" name="9137124fd5f3855c.png"/>
-                          <pic:cNvPicPr/>
-                        </pic:nvPicPr>
-                        <pic:blipFill>
-                          <a:blip r:embed="rId28"/>
-                          <a:stretch>
-                            <a:fillRect/>
-                          </a:stretch>
-                        </pic:blipFill>
-                        <pic:spPr>
-                          <a:xfrm>
-                            <a:off x="0" y="0"/>
-                            <a:ext cx="109728" cy="231648"/>
-                          </a:xfrm>
-                          <a:prstGeom prst="rect"/>
-                        </pic:spPr>
-                      </pic:pic>
-                    </a:graphicData>
-                  </a:graphic>
-                </wp:inline>
-              </w:drawing>
-            </w:r>
-          </w:p>
-        </w:tc>
-        <w:tc>
-          <w:tcPr>
-            <w:tcW w:type="dxa" w:w="3760"/>
-            <w:tcMar>
-              <w:top w:w="60" w:type="dxa"/>
-              <w:left w:w="100" w:type="dxa"/>
-              <w:bottom w:w="60" w:type="dxa"/>
-              <w:right w:w="100" w:type="dxa"/>
-            </w:tcMar>
-            <w:tcBorders>
-              <w:top w:val="single" w:sz="6" w:color="1A1A1A"/>
-              <w:left w:val="single" w:sz="6" w:color="1A1A1A"/>
-              <w:bottom w:val="single" w:sz="6" w:color="1A1A1A"/>
-              <w:right w:val="single" w:sz="6" w:color="1A1A1A"/>
-            </w:tcBorders>
-          </w:tcPr>
-          <w:p>
-            <w:pPr>
-              <w:spacing w:after="0"/>
-            </w:pPr>
-            <w:r>
-              <w:rPr>
-                <w:b w:val="0"/>
-                <w:i w:val="0"/>
-                <w:color w:val="1A1A1A"/>
-                <w:sz w:val="19"/>
-              </w:rPr>
-              <w:t>9</w:t>
-            </w:r>
-            <w:r>
-              <w:rPr>
-                <w:b w:val="0"/>
-                <w:i w:val="0"/>
-                <w:color w:val="1A1A1A"/>
-                <w:sz w:val="19"/>
-                <w:vertAlign w:val="superscript"/>
-              </w:rPr>
-              <w:t>-2</w:t>
-            </w:r>
-            <w:r>
-              <w:rPr>
-                <w:b w:val="0"/>
-                <w:i w:val="0"/>
-                <w:color w:val="1A1A1A"/>
-                <w:sz w:val="19"/>
-              </w:rPr>
-              <w:t xml:space="preserve"> or 1/81 — subtracted 5 − 3 ignoring the sign [integer subtraction, MA.7 prerequisite]; 9</w:t>
-            </w:r>
-            <w:r>
-              <w:rPr>
-                <w:b w:val="0"/>
-                <w:i w:val="0"/>
-                <w:color w:val="1A1A1A"/>
-                <w:sz w:val="19"/>
-                <w:vertAlign w:val="superscript"/>
-              </w:rPr>
-              <w:t>8</w:t>
-            </w:r>
-            <w:r>
-              <w:rPr>
-                <w:b w:val="0"/>
-                <w:i w:val="0"/>
-                <w:color w:val="1A1A1A"/>
-                <w:sz w:val="19"/>
-              </w:rPr>
-              <w:t xml:space="preserve"> — the minus was dropped at the end</w:t>
-            </w:r>
-          </w:p>
-        </w:tc>
-      </w:tr>
-      <w:tr>
-        <w:trPr>
-          <w:cantSplit/>
-        </w:trPr>
-        <w:tc>
-          <w:tcPr>
-            <w:tcW w:type="dxa" w:w="400"/>
-            <w:tcMar>
-              <w:top w:w="60" w:type="dxa"/>
-              <w:left w:w="100" w:type="dxa"/>
-              <w:bottom w:w="60" w:type="dxa"/>
-              <w:right w:w="100" w:type="dxa"/>
-            </w:tcMar>
-            <w:tcBorders>
-              <w:top w:val="single" w:sz="6" w:color="1A1A1A"/>
-              <w:left w:val="single" w:sz="6" w:color="1A1A1A"/>
-              <w:bottom w:val="single" w:sz="6" w:color="1A1A1A"/>
-              <w:right w:val="single" w:sz="6" w:color="1A1A1A"/>
-            </w:tcBorders>
-          </w:tcPr>
-          <w:p>
-            <w:pPr>
-              <w:spacing w:after="0"/>
-            </w:pPr>
-            <w:r>
-              <w:rPr>
-                <w:b w:val="0"/>
-                <w:i w:val="0"/>
-                <w:color w:val="1A1A1A"/>
-                <w:sz w:val="19"/>
-              </w:rPr>
-              <w:t>9</w:t>
-            </w:r>
-          </w:p>
-        </w:tc>
-        <w:tc>
-          <w:tcPr>
-            <w:tcW w:type="dxa" w:w="3300"/>
-            <w:tcMar>
-              <w:top w:w="60" w:type="dxa"/>
-              <w:left w:w="100" w:type="dxa"/>
-              <w:bottom w:w="60" w:type="dxa"/>
-              <w:right w:w="100" w:type="dxa"/>
-            </w:tcMar>
-            <w:tcBorders>
-              <w:top w:val="single" w:sz="6" w:color="1A1A1A"/>
-              <w:left w:val="single" w:sz="6" w:color="1A1A1A"/>
-              <w:bottom w:val="single" w:sz="6" w:color="1A1A1A"/>
-              <w:right w:val="single" w:sz="6" w:color="1A1A1A"/>
-            </w:tcBorders>
-          </w:tcPr>
-          <w:p>
-            <w:pPr>
-              <w:spacing w:after="0"/>
-            </w:pPr>
-            <w:r>
-              <w:rPr>
-                <w:b w:val="0"/>
-                <w:i w:val="0"/>
-                <w:color w:val="1A1A1A"/>
-                <w:sz w:val="19"/>
-              </w:rPr>
-              <w:t>Ellen says the value of 5</w:t>
-            </w:r>
-            <w:r>
-              <w:rPr>
-                <w:b w:val="0"/>
-                <w:i w:val="0"/>
-                <w:color w:val="1A1A1A"/>
-                <w:sz w:val="19"/>
-                <w:vertAlign w:val="superscript"/>
-              </w:rPr>
-              <w:t>-2</w:t>
-            </w:r>
-            <w:r>
-              <w:rPr>
-                <w:b w:val="0"/>
-                <w:i w:val="0"/>
-                <w:color w:val="1A1A1A"/>
-                <w:sz w:val="19"/>
-              </w:rPr>
-              <w:t xml:space="preserve"> is −25. Explain why she is wrong, and show the correct value.</w:t>
-            </w:r>
-          </w:p>
-        </w:tc>
-        <w:tc>
-          <w:tcPr>
-            <w:tcW w:type="dxa" w:w="1900"/>
-            <w:tcMar>
-              <w:top w:w="60" w:type="dxa"/>
-              <w:left w:w="100" w:type="dxa"/>
-              <w:bottom w:w="60" w:type="dxa"/>
-              <w:right w:w="100" w:type="dxa"/>
-            </w:tcMar>
-            <w:tcBorders>
-              <w:top w:val="single" w:sz="6" w:color="1A1A1A"/>
-              <w:left w:val="single" w:sz="6" w:color="1A1A1A"/>
-              <w:bottom w:val="single" w:sz="6" w:color="1A1A1A"/>
-              <w:right w:val="single" w:sz="6" w:color="1A1A1A"/>
-            </w:tcBorders>
-          </w:tcPr>
-          <w:p>
-            <w:pPr>
-              <w:spacing w:after="0"/>
-            </w:pPr>
-            <w:r>
-              <w:rPr>
-                <w:b/>
-                <w:i/>
-                <w:color w:val="9E1B32"/>
-                <w:sz w:val="19"/>
-              </w:rPr>
-              <w:t>5</w:t>
-            </w:r>
-            <w:r>
-              <w:rPr>
-                <w:b/>
-                <w:i/>
-                <w:color w:val="9E1B32"/>
-                <w:sz w:val="19"/>
-                <w:vertAlign w:val="superscript"/>
-              </w:rPr>
-              <w:t>-2</w:t>
-            </w:r>
-            <w:r>
-              <w:rPr>
-                <w:b/>
-                <w:i/>
-                <w:color w:val="9E1B32"/>
-                <w:sz w:val="19"/>
-              </w:rPr>
-              <w:t xml:space="preserve"> = 1/5</w:t>
-            </w:r>
-            <w:r>
-              <w:rPr>
-                <w:b/>
-                <w:i/>
-                <w:color w:val="9E1B32"/>
-                <w:sz w:val="19"/>
-                <w:vertAlign w:val="superscript"/>
-              </w:rPr>
-              <w:t>2</w:t>
-            </w:r>
-            <w:r>
-              <w:rPr>
-                <w:b/>
-                <w:i/>
-                <w:color w:val="9E1B32"/>
-                <w:sz w:val="19"/>
-              </w:rPr>
-              <w:t xml:space="preserve"> = 1/25</w:t>
-            </w:r>
-          </w:p>
-        </w:tc>
-        <w:tc>
-          <w:tcPr>
-            <w:tcW w:type="dxa" w:w="3760"/>
-            <w:tcMar>
-              <w:top w:w="60" w:type="dxa"/>
-              <w:left w:w="100" w:type="dxa"/>
-              <w:bottom w:w="60" w:type="dxa"/>
-              <w:right w:w="100" w:type="dxa"/>
-            </w:tcMar>
-            <w:tcBorders>
-              <w:top w:val="single" w:sz="6" w:color="1A1A1A"/>
-              <w:left w:val="single" w:sz="6" w:color="1A1A1A"/>
-              <w:bottom w:val="single" w:sz="6" w:color="1A1A1A"/>
-              <w:right w:val="single" w:sz="6" w:color="1A1A1A"/>
-            </w:tcBorders>
-          </w:tcPr>
-          <w:p>
-            <w:pPr>
-              <w:spacing w:after="0"/>
-            </w:pPr>
-            <w:r>
-              <w:rPr>
-                <w:b w:val="0"/>
-                <w:i w:val="0"/>
-                <w:color w:val="1A1A1A"/>
-                <w:sz w:val="19"/>
-              </w:rPr>
-              <w:t>'−1/25' — took the reciprocal AND the opposite [B1G-M 8.NSO.1.3 misconception]; 'she forgot parentheses' — confused 5</w:t>
-            </w:r>
-            <w:r>
-              <w:rPr>
-                <w:b w:val="0"/>
-                <w:i w:val="0"/>
-                <w:color w:val="1A1A1A"/>
-                <w:sz w:val="19"/>
-                <w:vertAlign w:val="superscript"/>
-              </w:rPr>
-              <w:t>-2</w:t>
-            </w:r>
-            <w:r>
-              <w:rPr>
-                <w:b w:val="0"/>
-                <w:i w:val="0"/>
-                <w:color w:val="1A1A1A"/>
-                <w:sz w:val="19"/>
-              </w:rPr>
-              <w:t xml:space="preserve"> with (−5)</w:t>
-            </w:r>
-            <w:r>
-              <w:rPr>
-                <w:b w:val="0"/>
-                <w:i w:val="0"/>
-                <w:color w:val="1A1A1A"/>
-                <w:sz w:val="19"/>
-                <w:vertAlign w:val="superscript"/>
-              </w:rPr>
-              <w:t>2</w:t>
-            </w:r>
-          </w:p>
-        </w:tc>
-      </w:tr>
-    </w:tbl>
-    <w:p>
-      <w:pPr>
-        <w:spacing w:after="0" w:before="0" w:line="20" w:lineRule="exact"/>
-      </w:pPr>
-      <w:r>
-        <w:rPr>
-          <w:sz w:val="2"/>
-        </w:rPr>
-      </w:r>
-    </w:p>
-    <w:p>
-      <w:pPr>
-        <w:keepNext/>
-        <w:spacing w:before="280" w:after="120"/>
-        <w:pBdr>
-          <w:bottom w:val="single" w:sz="8" w:space="2" w:color="1A1A1A"/>
-        </w:pBdr>
-      </w:pPr>
-      <w:r>
-        <w:rPr>
-          <w:b/>
-          <w:i w:val="0"/>
-          <w:color w:val="1A1A1A"/>
-          <w:sz w:val="30"/>
-        </w:rPr>
-        <w:t>Question Bank — variation and answers</w:t>
-      </w:r>
-    </w:p>
-    <w:p>
-      <w:pPr>
-        <w:spacing w:before="0" w:after="100"/>
-      </w:pPr>
-      <w:r>
-        <w:rPr>
-          <w:b/>
-          <w:i w:val="0"/>
-          <w:color w:val="1A1A1A"/>
-          <w:sz w:val="21"/>
-        </w:rPr>
-        <w:t xml:space="preserve">Variation.  </w:t>
-      </w:r>
-      <w:r>
-        <w:rPr>
-          <w:b w:val="0"/>
-          <w:i w:val="0"/>
-          <w:color w:val="1A1A1A"/>
-          <w:sz w:val="21"/>
-        </w:rPr>
-        <w:t>Questions 1–6 rewrite only, one move each: a plain negative exponent, one in a denominator, a negative base, a power of ten, a coefficient that is not a base, two powers with different bases. 7–8 add one law (product, then quotient) with the negative exponent, and vary the sign of the base and whether the answer lands above or below zero. The pattern breaks at 9, where four expressions that look alike are opposites and reciprocals of one another, and at 12, where two options are NOT 1/64 for two different reasons. The Additional sheet mirrors each position.</w:t>
-      </w:r>
-    </w:p>
-    <w:p>
-      <w:pPr>
-        <w:spacing w:before="0" w:after="120"/>
-      </w:pPr>
-      <w:r>
-        <w:rPr>
-          <w:b w:val="0"/>
-          <w:i w:val="0"/>
-          <w:color w:val="1A1A1A"/>
-          <w:sz w:val="21"/>
-        </w:rPr>
-        <w:t>The bank and its Additional sheet are posted, never assigned; they feed the quizzes. Answers below are the same values the keys print — both come from one source.</w:t>
-      </w:r>
-    </w:p>
-    <w:p>
-      <w:pPr>
-        <w:keepNext/>
-        <w:spacing w:before="200" w:after="60"/>
-      </w:pPr>
-      <w:r>
-        <w:rPr>
-          <w:b/>
-          <w:i w:val="0"/>
-          <w:color w:val="1A1A1A"/>
-          <w:sz w:val="23"/>
-        </w:rPr>
-        <w:t>Question Bank</w:t>
-      </w:r>
-    </w:p>
-    <w:p>
-      <w:pPr>
-        <w:spacing w:before="0" w:after="60"/>
+        <w:spacing w:before="0" w:after="40"/>
         <w:ind w:left="360" w:hanging="360"/>
       </w:pPr>
       <w:r>
@@ -6506,46 +3255,59 @@
           <w:color w:val="1A1A1A"/>
           <w:sz w:val="20"/>
         </w:rPr>
-        <w:t xml:space="preserve">1.  </w:t>
+        <w:t xml:space="preserve">Board 1.  </w:t>
       </w:r>
       <w:r>
-        <w:drawing>
-          <wp:inline xmlns:a="http://schemas.openxmlformats.org/drawingml/2006/main" xmlns:pic="http://schemas.openxmlformats.org/drawingml/2006/picture">
-            <wp:extent cx="109728" cy="231648"/>
-            <wp:docPr id="22" name="Picture 22"/>
-            <wp:cNvGraphicFramePr>
-              <a:graphicFrameLocks noChangeAspect="1"/>
-            </wp:cNvGraphicFramePr>
-            <a:graphic>
-              <a:graphicData uri="http://schemas.openxmlformats.org/drawingml/2006/picture">
-                <pic:pic>
-                  <pic:nvPicPr>
-                    <pic:cNvPr id="0" name="9e7eba013c1ee510.png"/>
-                    <pic:cNvPicPr/>
-                  </pic:nvPicPr>
-                  <pic:blipFill>
-                    <a:blip r:embed="rId20"/>
-                    <a:stretch>
-                      <a:fillRect/>
-                    </a:stretch>
-                  </pic:blipFill>
-                  <pic:spPr>
-                    <a:xfrm>
-                      <a:off x="0" y="0"/>
-                      <a:ext cx="109728" cy="231648"/>
-                    </a:xfrm>
-                    <a:prstGeom prst="rect"/>
-                  </pic:spPr>
-                </pic:pic>
-              </a:graphicData>
-            </a:graphic>
-          </wp:inline>
-        </w:drawing>
+        <w:rPr>
+          <w:b w:val="0"/>
+          <w:i w:val="0"/>
+          <w:color w:val="1A1A1A"/>
+          <w:sz w:val="20"/>
+        </w:rPr>
+        <w:t>−8</w:t>
+      </w:r>
+      <w:r>
+        <w:rPr>
+          <w:b w:val="0"/>
+          <w:i w:val="0"/>
+          <w:color w:val="1A1A1A"/>
+          <w:sz w:val="20"/>
+          <w:vertAlign w:val="superscript"/>
+        </w:rPr>
+        <w:t>3</w:t>
+      </w:r>
+      <w:r>
+        <w:rPr>
+          <w:b w:val="0"/>
+          <w:i w:val="0"/>
+          <w:color w:val="1A1A1A"/>
+          <w:sz w:val="20"/>
+        </w:rPr>
+        <w:t xml:space="preserve"> or −512 — negative exponent read as a negative value [B1G-M 8.NSO.1.3 misconception: −b vs b</w:t>
+      </w:r>
+      <w:r>
+        <w:rPr>
+          <w:b w:val="0"/>
+          <w:i w:val="0"/>
+          <w:color w:val="1A1A1A"/>
+          <w:sz w:val="20"/>
+          <w:vertAlign w:val="superscript"/>
+        </w:rPr>
+        <w:t>-1</w:t>
+      </w:r>
+      <w:r>
+        <w:rPr>
+          <w:b w:val="0"/>
+          <w:i w:val="0"/>
+          <w:color w:val="1A1A1A"/>
+          <w:sz w:val="20"/>
+        </w:rPr>
+        <w:t>]</w:t>
       </w:r>
     </w:p>
     <w:p>
       <w:pPr>
-        <w:spacing w:before="0" w:after="60"/>
+        <w:spacing w:before="0" w:after="40"/>
         <w:ind w:left="360" w:hanging="360"/>
       </w:pPr>
       <w:r>
@@ -6555,46 +3317,21 @@
           <w:color w:val="1A1A1A"/>
           <w:sz w:val="20"/>
         </w:rPr>
-        <w:t xml:space="preserve">2.  </w:t>
+        <w:t xml:space="preserve">Board 2.  </w:t>
       </w:r>
       <w:r>
-        <w:drawing>
-          <wp:inline xmlns:a="http://schemas.openxmlformats.org/drawingml/2006/main" xmlns:pic="http://schemas.openxmlformats.org/drawingml/2006/picture">
-            <wp:extent cx="353568" cy="170688"/>
-            <wp:docPr id="23" name="Picture 23"/>
-            <wp:cNvGraphicFramePr>
-              <a:graphicFrameLocks noChangeAspect="1"/>
-            </wp:cNvGraphicFramePr>
-            <a:graphic>
-              <a:graphicData uri="http://schemas.openxmlformats.org/drawingml/2006/picture">
-                <pic:pic>
-                  <pic:nvPicPr>
-                    <pic:cNvPr id="0" name="44851b6b8833719e.png"/>
-                    <pic:cNvPicPr/>
-                  </pic:nvPicPr>
-                  <pic:blipFill>
-                    <a:blip r:embed="rId29"/>
-                    <a:stretch>
-                      <a:fillRect/>
-                    </a:stretch>
-                  </pic:blipFill>
-                  <pic:spPr>
-                    <a:xfrm>
-                      <a:off x="0" y="0"/>
-                      <a:ext cx="353568" cy="170688"/>
-                    </a:xfrm>
-                    <a:prstGeom prst="rect"/>
-                  </pic:spPr>
-                </pic:pic>
-              </a:graphicData>
-            </a:graphic>
-          </wp:inline>
-        </w:drawing>
+        <w:rPr>
+          <w:b w:val="0"/>
+          <w:i w:val="0"/>
+          <w:color w:val="1A1A1A"/>
+          <w:sz w:val="20"/>
+        </w:rPr>
+        <w:t>−16 — negative exponent read as a negative value [B1G-M 8.NSO.1.3]</w:t>
       </w:r>
     </w:p>
     <w:p>
       <w:pPr>
-        <w:spacing w:before="0" w:after="60"/>
+        <w:spacing w:before="0" w:after="40"/>
         <w:ind w:left="360" w:hanging="360"/>
       </w:pPr>
       <w:r>
@@ -6604,46 +3341,21 @@
           <w:color w:val="1A1A1A"/>
           <w:sz w:val="20"/>
         </w:rPr>
-        <w:t xml:space="preserve">3.  </w:t>
+        <w:t xml:space="preserve">Board 3.  </w:t>
       </w:r>
       <w:r>
-        <w:drawing>
-          <wp:inline xmlns:a="http://schemas.openxmlformats.org/drawingml/2006/main" xmlns:pic="http://schemas.openxmlformats.org/drawingml/2006/picture">
-            <wp:extent cx="265176" cy="249935"/>
-            <wp:docPr id="24" name="Picture 24"/>
-            <wp:cNvGraphicFramePr>
-              <a:graphicFrameLocks noChangeAspect="1"/>
-            </wp:cNvGraphicFramePr>
-            <a:graphic>
-              <a:graphicData uri="http://schemas.openxmlformats.org/drawingml/2006/picture">
-                <pic:pic>
-                  <pic:nvPicPr>
-                    <pic:cNvPr id="0" name="7974fa5da755d02c.png"/>
-                    <pic:cNvPicPr/>
-                  </pic:nvPicPr>
-                  <pic:blipFill>
-                    <a:blip r:embed="rId30"/>
-                    <a:stretch>
-                      <a:fillRect/>
-                    </a:stretch>
-                  </pic:blipFill>
-                  <pic:spPr>
-                    <a:xfrm>
-                      <a:off x="0" y="0"/>
-                      <a:ext cx="265176" cy="249935"/>
-                    </a:xfrm>
-                    <a:prstGeom prst="rect"/>
-                  </pic:spPr>
-                </pic:pic>
-              </a:graphicData>
-            </a:graphic>
-          </wp:inline>
-        </w:drawing>
+        <w:rPr>
+          <w:b w:val="0"/>
+          <w:i w:val="0"/>
+          <w:color w:val="1A1A1A"/>
+          <w:sz w:val="20"/>
+        </w:rPr>
+        <w:t>1/100 or 0.01 — the negative exponent was made positive without moving the power [law applied in only one direction]</w:t>
       </w:r>
     </w:p>
     <w:p>
       <w:pPr>
-        <w:spacing w:before="0" w:after="60"/>
+        <w:spacing w:before="0" w:after="40"/>
         <w:ind w:left="360" w:hanging="360"/>
       </w:pPr>
       <w:r>
@@ -6653,46 +3365,21 @@
           <w:color w:val="1A1A1A"/>
           <w:sz w:val="20"/>
         </w:rPr>
-        <w:t xml:space="preserve">4.  </w:t>
+        <w:t xml:space="preserve">Board 4.  </w:t>
       </w:r>
       <w:r>
-        <w:drawing>
-          <wp:inline xmlns:a="http://schemas.openxmlformats.org/drawingml/2006/main" xmlns:pic="http://schemas.openxmlformats.org/drawingml/2006/picture">
-            <wp:extent cx="201168" cy="143256"/>
-            <wp:docPr id="25" name="Picture 25"/>
-            <wp:cNvGraphicFramePr>
-              <a:graphicFrameLocks noChangeAspect="1"/>
-            </wp:cNvGraphicFramePr>
-            <a:graphic>
-              <a:graphicData uri="http://schemas.openxmlformats.org/drawingml/2006/picture">
-                <pic:pic>
-                  <pic:nvPicPr>
-                    <pic:cNvPr id="0" name="72491816570a5dca.png"/>
-                    <pic:cNvPicPr/>
-                  </pic:nvPicPr>
-                  <pic:blipFill>
-                    <a:blip r:embed="rId31"/>
-                    <a:stretch>
-                      <a:fillRect/>
-                    </a:stretch>
-                  </pic:blipFill>
-                  <pic:spPr>
-                    <a:xfrm>
-                      <a:off x="0" y="0"/>
-                      <a:ext cx="201168" cy="143256"/>
-                    </a:xfrm>
-                    <a:prstGeom prst="rect"/>
-                  </pic:spPr>
-                </pic:pic>
-              </a:graphicData>
-            </a:graphic>
-          </wp:inline>
-        </w:drawing>
+        <w:rPr>
+          <w:b w:val="0"/>
+          <w:i w:val="0"/>
+          <w:color w:val="1A1A1A"/>
+          <w:sz w:val="20"/>
+        </w:rPr>
+        <w:t>1/8 — the base's own sign was dropped [8.NSO.1.3: rational bases include negatives]</w:t>
       </w:r>
     </w:p>
     <w:p>
       <w:pPr>
-        <w:spacing w:before="0" w:after="60"/>
+        <w:spacing w:before="0" w:after="40"/>
         <w:ind w:left="360" w:hanging="360"/>
       </w:pPr>
       <w:r>
@@ -6702,46 +3389,59 @@
           <w:color w:val="1A1A1A"/>
           <w:sz w:val="20"/>
         </w:rPr>
-        <w:t xml:space="preserve">5.  </w:t>
+        <w:t xml:space="preserve">Board 5.  </w:t>
       </w:r>
       <w:r>
-        <w:drawing>
-          <wp:inline xmlns:a="http://schemas.openxmlformats.org/drawingml/2006/main" xmlns:pic="http://schemas.openxmlformats.org/drawingml/2006/picture">
-            <wp:extent cx="789432" cy="234696"/>
-            <wp:docPr id="26" name="Picture 26"/>
-            <wp:cNvGraphicFramePr>
-              <a:graphicFrameLocks noChangeAspect="1"/>
-            </wp:cNvGraphicFramePr>
-            <a:graphic>
-              <a:graphicData uri="http://schemas.openxmlformats.org/drawingml/2006/picture">
-                <pic:pic>
-                  <pic:nvPicPr>
-                    <pic:cNvPr id="0" name="3e35e1a334b13e52.png"/>
-                    <pic:cNvPicPr/>
-                  </pic:nvPicPr>
-                  <pic:blipFill>
-                    <a:blip r:embed="rId32"/>
-                    <a:stretch>
-                      <a:fillRect/>
-                    </a:stretch>
-                  </pic:blipFill>
-                  <pic:spPr>
-                    <a:xfrm>
-                      <a:off x="0" y="0"/>
-                      <a:ext cx="789432" cy="234696"/>
-                    </a:xfrm>
-                    <a:prstGeom prst="rect"/>
-                  </pic:spPr>
-                </pic:pic>
-              </a:graphicData>
-            </a:graphic>
-          </wp:inline>
-        </w:drawing>
+        <w:rPr>
+          <w:b w:val="0"/>
+          <w:i w:val="0"/>
+          <w:color w:val="1A1A1A"/>
+          <w:sz w:val="20"/>
+        </w:rPr>
+        <w:t>the negative exponent was read as a negative value, −(5</w:t>
+      </w:r>
+      <w:r>
+        <w:rPr>
+          <w:b w:val="0"/>
+          <w:i w:val="0"/>
+          <w:color w:val="1A1A1A"/>
+          <w:sz w:val="20"/>
+          <w:vertAlign w:val="superscript"/>
+        </w:rPr>
+        <w:t>2</w:t>
+      </w:r>
+      <w:r>
+        <w:rPr>
+          <w:b w:val="0"/>
+          <w:i w:val="0"/>
+          <w:color w:val="1A1A1A"/>
+          <w:sz w:val="20"/>
+        </w:rPr>
+        <w:t>) [B1G-M 8.NSO.1.3 misconception: −b vs b</w:t>
+      </w:r>
+      <w:r>
+        <w:rPr>
+          <w:b w:val="0"/>
+          <w:i w:val="0"/>
+          <w:color w:val="1A1A1A"/>
+          <w:sz w:val="20"/>
+          <w:vertAlign w:val="superscript"/>
+        </w:rPr>
+        <w:t>-1</w:t>
+      </w:r>
+      <w:r>
+        <w:rPr>
+          <w:b w:val="0"/>
+          <w:i w:val="0"/>
+          <w:color w:val="1A1A1A"/>
+          <w:sz w:val="20"/>
+        </w:rPr>
+        <w:t>]</w:t>
       </w:r>
     </w:p>
     <w:p>
       <w:pPr>
-        <w:spacing w:before="0" w:after="60"/>
+        <w:spacing w:before="0" w:after="40"/>
         <w:ind w:left="360" w:hanging="360"/>
       </w:pPr>
       <w:r>
@@ -6751,46 +3451,21 @@
           <w:color w:val="1A1A1A"/>
           <w:sz w:val="20"/>
         </w:rPr>
-        <w:t xml:space="preserve">6.  </w:t>
+        <w:t xml:space="preserve">Board 6.  </w:t>
       </w:r>
       <w:r>
-        <w:drawing>
-          <wp:inline xmlns:a="http://schemas.openxmlformats.org/drawingml/2006/main" xmlns:pic="http://schemas.openxmlformats.org/drawingml/2006/picture">
-            <wp:extent cx="109728" cy="249935"/>
-            <wp:docPr id="27" name="Picture 27"/>
-            <wp:cNvGraphicFramePr>
-              <a:graphicFrameLocks noChangeAspect="1"/>
-            </wp:cNvGraphicFramePr>
-            <a:graphic>
-              <a:graphicData uri="http://schemas.openxmlformats.org/drawingml/2006/picture">
-                <pic:pic>
-                  <pic:nvPicPr>
-                    <pic:cNvPr id="0" name="78d135086cfa69c9.png"/>
-                    <pic:cNvPicPr/>
-                  </pic:nvPicPr>
-                  <pic:blipFill>
-                    <a:blip r:embed="rId33"/>
-                    <a:stretch>
-                      <a:fillRect/>
-                    </a:stretch>
-                  </pic:blipFill>
-                  <pic:spPr>
-                    <a:xfrm>
-                      <a:off x="0" y="0"/>
-                      <a:ext cx="109728" cy="249935"/>
-                    </a:xfrm>
-                    <a:prstGeom prst="rect"/>
-                  </pic:spPr>
-                </pic:pic>
-              </a:graphicData>
-            </a:graphic>
-          </wp:inline>
-        </w:drawing>
+        <w:rPr>
+          <w:b w:val="0"/>
+          <w:i w:val="0"/>
+          <w:color w:val="1A1A1A"/>
+          <w:sz w:val="20"/>
+        </w:rPr>
+        <w:t>subtracted instead of adding, −2 − 5 [product law: add the exponents, including a negative one]</w:t>
       </w:r>
     </w:p>
     <w:p>
       <w:pPr>
-        <w:spacing w:before="0" w:after="60"/>
+        <w:spacing w:before="0" w:after="40"/>
         <w:ind w:left="360" w:hanging="360"/>
       </w:pPr>
       <w:r>
@@ -6800,141 +3475,21 @@
           <w:color w:val="1A1A1A"/>
           <w:sz w:val="20"/>
         </w:rPr>
-        <w:t xml:space="preserve">7.  </w:t>
+        <w:t xml:space="preserve">Board 7.  </w:t>
       </w:r>
       <w:r>
         <w:rPr>
-          <w:b/>
-          <w:i/>
-          <w:color w:val="9E1B32"/>
+          <w:b w:val="0"/>
+          <w:i w:val="0"/>
+          <w:color w:val="1A1A1A"/>
           <w:sz w:val="20"/>
         </w:rPr>
-        <w:t xml:space="preserve">(a) </w:t>
-      </w:r>
-      <w:r>
-        <w:drawing>
-          <wp:inline xmlns:a="http://schemas.openxmlformats.org/drawingml/2006/main" xmlns:pic="http://schemas.openxmlformats.org/drawingml/2006/picture">
-            <wp:extent cx="1283208" cy="249935"/>
-            <wp:docPr id="28" name="Picture 28"/>
-            <wp:cNvGraphicFramePr>
-              <a:graphicFrameLocks noChangeAspect="1"/>
-            </wp:cNvGraphicFramePr>
-            <a:graphic>
-              <a:graphicData uri="http://schemas.openxmlformats.org/drawingml/2006/picture">
-                <pic:pic>
-                  <pic:nvPicPr>
-                    <pic:cNvPr id="0" name="41200024e0f5209b.png"/>
-                    <pic:cNvPicPr/>
-                  </pic:nvPicPr>
-                  <pic:blipFill>
-                    <a:blip r:embed="rId34"/>
-                    <a:stretch>
-                      <a:fillRect/>
-                    </a:stretch>
-                  </pic:blipFill>
-                  <pic:spPr>
-                    <a:xfrm>
-                      <a:off x="0" y="0"/>
-                      <a:ext cx="1283208" cy="249935"/>
-                    </a:xfrm>
-                    <a:prstGeom prst="rect"/>
-                  </pic:spPr>
-                </pic:pic>
-              </a:graphicData>
-            </a:graphic>
-          </wp:inline>
-        </w:drawing>
-      </w:r>
-      <w:r>
-        <w:rPr>
-          <w:b/>
-          <w:i/>
-          <w:color w:val="9E1B32"/>
-          <w:sz w:val="20"/>
-        </w:rPr>
-        <w:t xml:space="preserve">  (b) </w:t>
-      </w:r>
-      <w:r>
-        <w:drawing>
-          <wp:inline xmlns:a="http://schemas.openxmlformats.org/drawingml/2006/main" xmlns:pic="http://schemas.openxmlformats.org/drawingml/2006/picture">
-            <wp:extent cx="469392" cy="143256"/>
-            <wp:docPr id="29" name="Picture 29"/>
-            <wp:cNvGraphicFramePr>
-              <a:graphicFrameLocks noChangeAspect="1"/>
-            </wp:cNvGraphicFramePr>
-            <a:graphic>
-              <a:graphicData uri="http://schemas.openxmlformats.org/drawingml/2006/picture">
-                <pic:pic>
-                  <pic:nvPicPr>
-                    <pic:cNvPr id="0" name="aea41db1d6624239.png"/>
-                    <pic:cNvPicPr/>
-                  </pic:nvPicPr>
-                  <pic:blipFill>
-                    <a:blip r:embed="rId35"/>
-                    <a:stretch>
-                      <a:fillRect/>
-                    </a:stretch>
-                  </pic:blipFill>
-                  <pic:spPr>
-                    <a:xfrm>
-                      <a:off x="0" y="0"/>
-                      <a:ext cx="469392" cy="143256"/>
-                    </a:xfrm>
-                    <a:prstGeom prst="rect"/>
-                  </pic:spPr>
-                </pic:pic>
-              </a:graphicData>
-            </a:graphic>
-          </wp:inline>
-        </w:drawing>
-      </w:r>
-      <w:r>
-        <w:rPr>
-          <w:b/>
-          <w:i/>
-          <w:color w:val="9E1B32"/>
-          <w:sz w:val="20"/>
-        </w:rPr>
-        <w:t xml:space="preserve">  (c) </w:t>
-      </w:r>
-      <w:r>
-        <w:drawing>
-          <wp:inline xmlns:a="http://schemas.openxmlformats.org/drawingml/2006/main" xmlns:pic="http://schemas.openxmlformats.org/drawingml/2006/picture">
-            <wp:extent cx="371856" cy="146304"/>
-            <wp:docPr id="30" name="Picture 30"/>
-            <wp:cNvGraphicFramePr>
-              <a:graphicFrameLocks noChangeAspect="1"/>
-            </wp:cNvGraphicFramePr>
-            <a:graphic>
-              <a:graphicData uri="http://schemas.openxmlformats.org/drawingml/2006/picture">
-                <pic:pic>
-                  <pic:nvPicPr>
-                    <pic:cNvPr id="0" name="a349f3738c315e55.png"/>
-                    <pic:cNvPicPr/>
-                  </pic:nvPicPr>
-                  <pic:blipFill>
-                    <a:blip r:embed="rId36"/>
-                    <a:stretch>
-                      <a:fillRect/>
-                    </a:stretch>
-                  </pic:blipFill>
-                  <pic:spPr>
-                    <a:xfrm>
-                      <a:off x="0" y="0"/>
-                      <a:ext cx="371856" cy="146304"/>
-                    </a:xfrm>
-                    <a:prstGeom prst="rect"/>
-                  </pic:spPr>
-                </pic:pic>
-              </a:graphicData>
-            </a:graphic>
-          </wp:inline>
-        </w:drawing>
+        <w:t>0 — zero exponent read as 0 [B1G-M 8.NSO.1.3]</w:t>
       </w:r>
     </w:p>
     <w:p>
       <w:pPr>
-        <w:spacing w:before="0" w:after="60"/>
+        <w:spacing w:before="0" w:after="40"/>
         <w:ind w:left="360" w:hanging="360"/>
       </w:pPr>
       <w:r>
@@ -6944,141 +3499,40 @@
           <w:color w:val="1A1A1A"/>
           <w:sz w:val="20"/>
         </w:rPr>
-        <w:t xml:space="preserve">8.  </w:t>
+        <w:t xml:space="preserve">Board 8.  </w:t>
       </w:r>
       <w:r>
         <w:rPr>
-          <w:b/>
-          <w:i/>
-          <w:color w:val="9E1B32"/>
+          <w:b w:val="0"/>
+          <w:i w:val="0"/>
+          <w:color w:val="1A1A1A"/>
           <w:sz w:val="20"/>
         </w:rPr>
-        <w:t xml:space="preserve">(a) </w:t>
-      </w:r>
-      <w:r>
-        <w:drawing>
-          <wp:inline xmlns:a="http://schemas.openxmlformats.org/drawingml/2006/main" xmlns:pic="http://schemas.openxmlformats.org/drawingml/2006/picture">
-            <wp:extent cx="725424" cy="216408"/>
-            <wp:docPr id="31" name="Picture 31"/>
-            <wp:cNvGraphicFramePr>
-              <a:graphicFrameLocks noChangeAspect="1"/>
-            </wp:cNvGraphicFramePr>
-            <a:graphic>
-              <a:graphicData uri="http://schemas.openxmlformats.org/drawingml/2006/picture">
-                <pic:pic>
-                  <pic:nvPicPr>
-                    <pic:cNvPr id="0" name="45664ea3ac6d521e.png"/>
-                    <pic:cNvPicPr/>
-                  </pic:nvPicPr>
-                  <pic:blipFill>
-                    <a:blip r:embed="rId37"/>
-                    <a:stretch>
-                      <a:fillRect/>
-                    </a:stretch>
-                  </pic:blipFill>
-                  <pic:spPr>
-                    <a:xfrm>
-                      <a:off x="0" y="0"/>
-                      <a:ext cx="725424" cy="216408"/>
-                    </a:xfrm>
-                    <a:prstGeom prst="rect"/>
-                  </pic:spPr>
-                </pic:pic>
-              </a:graphicData>
-            </a:graphic>
-          </wp:inline>
-        </w:drawing>
+        <w:t>9</w:t>
       </w:r>
       <w:r>
         <w:rPr>
-          <w:b/>
-          <w:i/>
-          <w:color w:val="9E1B32"/>
+          <w:b w:val="0"/>
+          <w:i w:val="0"/>
+          <w:color w:val="1A1A1A"/>
           <w:sz w:val="20"/>
+          <w:vertAlign w:val="superscript"/>
         </w:rPr>
-        <w:t xml:space="preserve">  (b) </w:t>
-      </w:r>
-      <w:r>
-        <w:drawing>
-          <wp:inline xmlns:a="http://schemas.openxmlformats.org/drawingml/2006/main" xmlns:pic="http://schemas.openxmlformats.org/drawingml/2006/picture">
-            <wp:extent cx="377952" cy="143256"/>
-            <wp:docPr id="32" name="Picture 32"/>
-            <wp:cNvGraphicFramePr>
-              <a:graphicFrameLocks noChangeAspect="1"/>
-            </wp:cNvGraphicFramePr>
-            <a:graphic>
-              <a:graphicData uri="http://schemas.openxmlformats.org/drawingml/2006/picture">
-                <pic:pic>
-                  <pic:nvPicPr>
-                    <pic:cNvPr id="0" name="2198b4ad6283e16d.png"/>
-                    <pic:cNvPicPr/>
-                  </pic:nvPicPr>
-                  <pic:blipFill>
-                    <a:blip r:embed="rId38"/>
-                    <a:stretch>
-                      <a:fillRect/>
-                    </a:stretch>
-                  </pic:blipFill>
-                  <pic:spPr>
-                    <a:xfrm>
-                      <a:off x="0" y="0"/>
-                      <a:ext cx="377952" cy="143256"/>
-                    </a:xfrm>
-                    <a:prstGeom prst="rect"/>
-                  </pic:spPr>
-                </pic:pic>
-              </a:graphicData>
-            </a:graphic>
-          </wp:inline>
-        </w:drawing>
+        <w:t>-2</w:t>
       </w:r>
       <w:r>
         <w:rPr>
-          <w:b/>
-          <w:i/>
-          <w:color w:val="9E1B32"/>
+          <w:b w:val="0"/>
+          <w:i w:val="0"/>
+          <w:color w:val="1A1A1A"/>
           <w:sz w:val="20"/>
         </w:rPr>
-        <w:t xml:space="preserve">  (c) </w:t>
-      </w:r>
-      <w:r>
-        <w:drawing>
-          <wp:inline xmlns:a="http://schemas.openxmlformats.org/drawingml/2006/main" xmlns:pic="http://schemas.openxmlformats.org/drawingml/2006/picture">
-            <wp:extent cx="1149096" cy="231648"/>
-            <wp:docPr id="33" name="Picture 33"/>
-            <wp:cNvGraphicFramePr>
-              <a:graphicFrameLocks noChangeAspect="1"/>
-            </wp:cNvGraphicFramePr>
-            <a:graphic>
-              <a:graphicData uri="http://schemas.openxmlformats.org/drawingml/2006/picture">
-                <pic:pic>
-                  <pic:nvPicPr>
-                    <pic:cNvPr id="0" name="25cc6947b70e032b.png"/>
-                    <pic:cNvPicPr/>
-                  </pic:nvPicPr>
-                  <pic:blipFill>
-                    <a:blip r:embed="rId39"/>
-                    <a:stretch>
-                      <a:fillRect/>
-                    </a:stretch>
-                  </pic:blipFill>
-                  <pic:spPr>
-                    <a:xfrm>
-                      <a:off x="0" y="0"/>
-                      <a:ext cx="1149096" cy="231648"/>
-                    </a:xfrm>
-                    <a:prstGeom prst="rect"/>
-                  </pic:spPr>
-                </pic:pic>
-              </a:graphicData>
-            </a:graphic>
-          </wp:inline>
-        </w:drawing>
+        <w:t xml:space="preserve"> or 1/81 — subtracted 5 − 3 ignoring the sign [integer subtraction, MA.7 prerequisite]</w:t>
       </w:r>
     </w:p>
     <w:p>
       <w:pPr>
-        <w:spacing w:before="0" w:after="60"/>
+        <w:spacing w:before="0" w:after="40"/>
         <w:ind w:left="360" w:hanging="360"/>
       </w:pPr>
       <w:r>
@@ -7088,1039 +3542,30 @@
           <w:color w:val="1A1A1A"/>
           <w:sz w:val="20"/>
         </w:rPr>
-        <w:t xml:space="preserve">9.  </w:t>
+        <w:t xml:space="preserve">Board 9.  </w:t>
       </w:r>
       <w:r>
         <w:rPr>
-          <w:b/>
-          <w:i/>
-          <w:color w:val="9E1B32"/>
+          <w:b w:val="0"/>
+          <w:i w:val="0"/>
+          <w:color w:val="1A1A1A"/>
           <w:sz w:val="20"/>
         </w:rPr>
-        <w:t xml:space="preserve">(a) −4;  1/4;  −1/4;  −1/4  (b) </w:t>
-      </w:r>
-      <w:r>
-        <w:drawing>
-          <wp:inline xmlns:a="http://schemas.openxmlformats.org/drawingml/2006/main" xmlns:pic="http://schemas.openxmlformats.org/drawingml/2006/picture">
-            <wp:extent cx="207264" cy="140208"/>
-            <wp:docPr id="34" name="Picture 34"/>
-            <wp:cNvGraphicFramePr>
-              <a:graphicFrameLocks noChangeAspect="1"/>
-            </wp:cNvGraphicFramePr>
-            <a:graphic>
-              <a:graphicData uri="http://schemas.openxmlformats.org/drawingml/2006/picture">
-                <pic:pic>
-                  <pic:nvPicPr>
-                    <pic:cNvPr id="0" name="19e7285c2d3b12a1.png"/>
-                    <pic:cNvPicPr/>
-                  </pic:nvPicPr>
-                  <pic:blipFill>
-                    <a:blip r:embed="rId40"/>
-                    <a:stretch>
-                      <a:fillRect/>
-                    </a:stretch>
-                  </pic:blipFill>
-                  <pic:spPr>
-                    <a:xfrm>
-                      <a:off x="0" y="0"/>
-                      <a:ext cx="207264" cy="140208"/>
-                    </a:xfrm>
-                    <a:prstGeom prst="rect"/>
-                  </pic:spPr>
-                </pic:pic>
-              </a:graphicData>
-            </a:graphic>
-          </wp:inline>
-        </w:drawing>
-      </w:r>
-      <w:r>
-        <w:rPr>
-          <w:b/>
-          <w:i/>
-          <w:color w:val="9E1B32"/>
-          <w:sz w:val="20"/>
-        </w:rPr>
-        <w:t xml:space="preserve"> is the reciprocal of 4; </w:t>
-      </w:r>
-      <w:r>
-        <w:drawing>
-          <wp:inline xmlns:a="http://schemas.openxmlformats.org/drawingml/2006/main" xmlns:pic="http://schemas.openxmlformats.org/drawingml/2006/picture">
-            <wp:extent cx="182880" cy="112776"/>
-            <wp:docPr id="35" name="Picture 35"/>
-            <wp:cNvGraphicFramePr>
-              <a:graphicFrameLocks noChangeAspect="1"/>
-            </wp:cNvGraphicFramePr>
-            <a:graphic>
-              <a:graphicData uri="http://schemas.openxmlformats.org/drawingml/2006/picture">
-                <pic:pic>
-                  <pic:nvPicPr>
-                    <pic:cNvPr id="0" name="aa2ef032a6829dfa.png"/>
-                    <pic:cNvPicPr/>
-                  </pic:nvPicPr>
-                  <pic:blipFill>
-                    <a:blip r:embed="rId41"/>
-                    <a:stretch>
-                      <a:fillRect/>
-                    </a:stretch>
-                  </pic:blipFill>
-                  <pic:spPr>
-                    <a:xfrm>
-                      <a:off x="0" y="0"/>
-                      <a:ext cx="182880" cy="112776"/>
-                    </a:xfrm>
-                    <a:prstGeom prst="rect"/>
-                  </pic:spPr>
-                </pic:pic>
-              </a:graphicData>
-            </a:graphic>
-          </wp:inline>
-        </w:drawing>
-      </w:r>
-      <w:r>
-        <w:rPr>
-          <w:b/>
-          <w:i/>
-          <w:color w:val="9E1B32"/>
-          <w:sz w:val="20"/>
-        </w:rPr>
-        <w:t xml:space="preserve"> is the opposite of 4.</w:t>
+        <w:t>'−1/25' — took the reciprocal AND the opposite [B1G-M 8.NSO.1.3 misconception]</w:t>
       </w:r>
     </w:p>
     <w:p>
       <w:pPr>
-        <w:spacing w:before="0" w:after="60"/>
-        <w:ind w:left="360" w:hanging="360"/>
+        <w:spacing w:before="0" w:after="40"/>
       </w:pPr>
       <w:r>
         <w:rPr>
           <w:b/>
           <w:i w:val="0"/>
           <w:color w:val="1A1A1A"/>
-          <w:sz w:val="20"/>
+          <w:sz w:val="21"/>
         </w:rPr>
-        <w:t xml:space="preserve">10.  </w:t>
-      </w:r>
-      <w:r>
-        <w:rPr>
-          <w:b/>
-          <w:i/>
-          <w:color w:val="9E1B32"/>
-          <w:sz w:val="20"/>
-        </w:rPr>
-        <w:t>(a) n = −5  (b) n = −3  (c) n = −4</w:t>
-      </w:r>
-    </w:p>
-    <w:p>
-      <w:pPr>
-        <w:spacing w:before="0" w:after="60"/>
-        <w:ind w:left="360" w:hanging="360"/>
-      </w:pPr>
-      <w:r>
-        <w:rPr>
-          <w:b/>
-          <w:i w:val="0"/>
-          <w:color w:val="1A1A1A"/>
-          <w:sz w:val="20"/>
-        </w:rPr>
-        <w:t xml:space="preserve">11.  </w:t>
-      </w:r>
-      <w:r>
-        <w:rPr>
-          <w:b/>
-          <w:i/>
-          <w:color w:val="9E1B32"/>
-          <w:sz w:val="20"/>
-        </w:rPr>
-        <w:t>A  A</w:t>
-      </w:r>
-    </w:p>
-    <w:p>
-      <w:pPr>
-        <w:spacing w:before="0" w:after="60"/>
-        <w:ind w:left="360" w:hanging="360"/>
-      </w:pPr>
-      <w:r>
-        <w:rPr>
-          <w:b/>
-          <w:i w:val="0"/>
-          <w:color w:val="1A1A1A"/>
-          <w:sz w:val="20"/>
-        </w:rPr>
-        <w:t xml:space="preserve">12.  </w:t>
-      </w:r>
-      <w:r>
-        <w:rPr>
-          <w:b/>
-          <w:i/>
-          <w:color w:val="9E1B32"/>
-          <w:sz w:val="20"/>
-        </w:rPr>
-        <w:t>A, B, C, D  A, B, C and D</w:t>
-      </w:r>
-    </w:p>
-    <w:p>
-      <w:pPr>
-        <w:keepNext/>
-        <w:spacing w:before="200" w:after="60"/>
-      </w:pPr>
-      <w:r>
-        <w:rPr>
-          <w:b/>
-          <w:i w:val="0"/>
-          <w:color w:val="1A1A1A"/>
-          <w:sz w:val="23"/>
-        </w:rPr>
-        <w:t>Question Bank — Additional</w:t>
-      </w:r>
-    </w:p>
-    <w:p>
-      <w:pPr>
-        <w:spacing w:before="0" w:after="60"/>
-        <w:ind w:left="360" w:hanging="360"/>
-      </w:pPr>
-      <w:r>
-        <w:rPr>
-          <w:b/>
-          <w:i w:val="0"/>
-          <w:color w:val="1A1A1A"/>
-          <w:sz w:val="20"/>
-        </w:rPr>
-        <w:t xml:space="preserve">1.  </w:t>
-      </w:r>
-      <w:r>
-        <w:drawing>
-          <wp:inline xmlns:a="http://schemas.openxmlformats.org/drawingml/2006/main" xmlns:pic="http://schemas.openxmlformats.org/drawingml/2006/picture">
-            <wp:extent cx="496824" cy="231648"/>
-            <wp:docPr id="36" name="Picture 36"/>
-            <wp:cNvGraphicFramePr>
-              <a:graphicFrameLocks noChangeAspect="1"/>
-            </wp:cNvGraphicFramePr>
-            <a:graphic>
-              <a:graphicData uri="http://schemas.openxmlformats.org/drawingml/2006/picture">
-                <pic:pic>
-                  <pic:nvPicPr>
-                    <pic:cNvPr id="0" name="36327a49550fe1cd.png"/>
-                    <pic:cNvPicPr/>
-                  </pic:nvPicPr>
-                  <pic:blipFill>
-                    <a:blip r:embed="rId42"/>
-                    <a:stretch>
-                      <a:fillRect/>
-                    </a:stretch>
-                  </pic:blipFill>
-                  <pic:spPr>
-                    <a:xfrm>
-                      <a:off x="0" y="0"/>
-                      <a:ext cx="496824" cy="231648"/>
-                    </a:xfrm>
-                    <a:prstGeom prst="rect"/>
-                  </pic:spPr>
-                </pic:pic>
-              </a:graphicData>
-            </a:graphic>
-          </wp:inline>
-        </w:drawing>
-      </w:r>
-      <w:r>
-        <w:rPr>
-          <w:b/>
-          <w:i/>
-          <w:color w:val="9E1B32"/>
-          <w:sz w:val="20"/>
-        </w:rPr>
-        <w:t xml:space="preserve">  (or </w:t>
-      </w:r>
-      <w:r>
-        <w:drawing>
-          <wp:inline xmlns:a="http://schemas.openxmlformats.org/drawingml/2006/main" xmlns:pic="http://schemas.openxmlformats.org/drawingml/2006/picture">
-            <wp:extent cx="109728" cy="243840"/>
-            <wp:docPr id="37" name="Picture 37"/>
-            <wp:cNvGraphicFramePr>
-              <a:graphicFrameLocks noChangeAspect="1"/>
-            </wp:cNvGraphicFramePr>
-            <a:graphic>
-              <a:graphicData uri="http://schemas.openxmlformats.org/drawingml/2006/picture">
-                <pic:pic>
-                  <pic:nvPicPr>
-                    <pic:cNvPr id="0" name="75ebf348a4aad0df.png"/>
-                    <pic:cNvPicPr/>
-                  </pic:nvPicPr>
-                  <pic:blipFill>
-                    <a:blip r:embed="rId43"/>
-                    <a:stretch>
-                      <a:fillRect/>
-                    </a:stretch>
-                  </pic:blipFill>
-                  <pic:spPr>
-                    <a:xfrm>
-                      <a:off x="0" y="0"/>
-                      <a:ext cx="109728" cy="243840"/>
-                    </a:xfrm>
-                    <a:prstGeom prst="rect"/>
-                  </pic:spPr>
-                </pic:pic>
-              </a:graphicData>
-            </a:graphic>
-          </wp:inline>
-        </w:drawing>
-      </w:r>
-      <w:r>
-        <w:rPr>
-          <w:b/>
-          <w:i/>
-          <w:color w:val="9E1B32"/>
-          <w:sz w:val="20"/>
-        </w:rPr>
-        <w:t>)</w:t>
-      </w:r>
-    </w:p>
-    <w:p>
-      <w:pPr>
-        <w:spacing w:before="0" w:after="60"/>
-        <w:ind w:left="360" w:hanging="360"/>
-      </w:pPr>
-      <w:r>
-        <w:rPr>
-          <w:b/>
-          <w:i w:val="0"/>
-          <w:color w:val="1A1A1A"/>
-          <w:sz w:val="20"/>
-        </w:rPr>
-        <w:t xml:space="preserve">2.  </w:t>
-      </w:r>
-      <w:r>
-        <w:drawing>
-          <wp:inline xmlns:a="http://schemas.openxmlformats.org/drawingml/2006/main" xmlns:pic="http://schemas.openxmlformats.org/drawingml/2006/picture">
-            <wp:extent cx="213360" cy="225552"/>
-            <wp:docPr id="38" name="Picture 38"/>
-            <wp:cNvGraphicFramePr>
-              <a:graphicFrameLocks noChangeAspect="1"/>
-            </wp:cNvGraphicFramePr>
-            <a:graphic>
-              <a:graphicData uri="http://schemas.openxmlformats.org/drawingml/2006/picture">
-                <pic:pic>
-                  <pic:nvPicPr>
-                    <pic:cNvPr id="0" name="4f28f28398f9d739.png"/>
-                    <pic:cNvPicPr/>
-                  </pic:nvPicPr>
-                  <pic:blipFill>
-                    <a:blip r:embed="rId44"/>
-                    <a:stretch>
-                      <a:fillRect/>
-                    </a:stretch>
-                  </pic:blipFill>
-                  <pic:spPr>
-                    <a:xfrm>
-                      <a:off x="0" y="0"/>
-                      <a:ext cx="213360" cy="225552"/>
-                    </a:xfrm>
-                    <a:prstGeom prst="rect"/>
-                  </pic:spPr>
-                </pic:pic>
-              </a:graphicData>
-            </a:graphic>
-          </wp:inline>
-        </w:drawing>
-      </w:r>
-    </w:p>
-    <w:p>
-      <w:pPr>
-        <w:spacing w:before="0" w:after="60"/>
-        <w:ind w:left="360" w:hanging="360"/>
-      </w:pPr>
-      <w:r>
-        <w:rPr>
-          <w:b/>
-          <w:i w:val="0"/>
-          <w:color w:val="1A1A1A"/>
-          <w:sz w:val="20"/>
-        </w:rPr>
-        <w:t xml:space="preserve">3.  </w:t>
-      </w:r>
-      <w:r>
-        <w:drawing>
-          <wp:inline xmlns:a="http://schemas.openxmlformats.org/drawingml/2006/main" xmlns:pic="http://schemas.openxmlformats.org/drawingml/2006/picture">
-            <wp:extent cx="198120" cy="143256"/>
-            <wp:docPr id="39" name="Picture 39"/>
-            <wp:cNvGraphicFramePr>
-              <a:graphicFrameLocks noChangeAspect="1"/>
-            </wp:cNvGraphicFramePr>
-            <a:graphic>
-              <a:graphicData uri="http://schemas.openxmlformats.org/drawingml/2006/picture">
-                <pic:pic>
-                  <pic:nvPicPr>
-                    <pic:cNvPr id="0" name="01a55374086f7162.png"/>
-                    <pic:cNvPicPr/>
-                  </pic:nvPicPr>
-                  <pic:blipFill>
-                    <a:blip r:embed="rId45"/>
-                    <a:stretch>
-                      <a:fillRect/>
-                    </a:stretch>
-                  </pic:blipFill>
-                  <pic:spPr>
-                    <a:xfrm>
-                      <a:off x="0" y="0"/>
-                      <a:ext cx="198120" cy="143256"/>
-                    </a:xfrm>
-                    <a:prstGeom prst="rect"/>
-                  </pic:spPr>
-                </pic:pic>
-              </a:graphicData>
-            </a:graphic>
-          </wp:inline>
-        </w:drawing>
-      </w:r>
-    </w:p>
-    <w:p>
-      <w:pPr>
-        <w:spacing w:before="0" w:after="60"/>
-        <w:ind w:left="360" w:hanging="360"/>
-      </w:pPr>
-      <w:r>
-        <w:rPr>
-          <w:b/>
-          <w:i w:val="0"/>
-          <w:color w:val="1A1A1A"/>
-          <w:sz w:val="20"/>
-        </w:rPr>
-        <w:t xml:space="preserve">4.  </w:t>
-      </w:r>
-      <w:r>
-        <w:drawing>
-          <wp:inline xmlns:a="http://schemas.openxmlformats.org/drawingml/2006/main" xmlns:pic="http://schemas.openxmlformats.org/drawingml/2006/picture">
-            <wp:extent cx="265176" cy="252984"/>
-            <wp:docPr id="40" name="Picture 40"/>
-            <wp:cNvGraphicFramePr>
-              <a:graphicFrameLocks noChangeAspect="1"/>
-            </wp:cNvGraphicFramePr>
-            <a:graphic>
-              <a:graphicData uri="http://schemas.openxmlformats.org/drawingml/2006/picture">
-                <pic:pic>
-                  <pic:nvPicPr>
-                    <pic:cNvPr id="0" name="d0b0ab0c8e75685d.png"/>
-                    <pic:cNvPicPr/>
-                  </pic:nvPicPr>
-                  <pic:blipFill>
-                    <a:blip r:embed="rId46"/>
-                    <a:stretch>
-                      <a:fillRect/>
-                    </a:stretch>
-                  </pic:blipFill>
-                  <pic:spPr>
-                    <a:xfrm>
-                      <a:off x="0" y="0"/>
-                      <a:ext cx="265176" cy="252984"/>
-                    </a:xfrm>
-                    <a:prstGeom prst="rect"/>
-                  </pic:spPr>
-                </pic:pic>
-              </a:graphicData>
-            </a:graphic>
-          </wp:inline>
-        </w:drawing>
-      </w:r>
-    </w:p>
-    <w:p>
-      <w:pPr>
-        <w:spacing w:before="0" w:after="60"/>
-        <w:ind w:left="360" w:hanging="360"/>
-      </w:pPr>
-      <w:r>
-        <w:rPr>
-          <w:b/>
-          <w:i w:val="0"/>
-          <w:color w:val="1A1A1A"/>
-          <w:sz w:val="20"/>
-        </w:rPr>
-        <w:t xml:space="preserve">5.  </w:t>
-      </w:r>
-      <w:r>
-        <w:drawing>
-          <wp:inline xmlns:a="http://schemas.openxmlformats.org/drawingml/2006/main" xmlns:pic="http://schemas.openxmlformats.org/drawingml/2006/picture">
-            <wp:extent cx="109728" cy="234696"/>
-            <wp:docPr id="41" name="Picture 41"/>
-            <wp:cNvGraphicFramePr>
-              <a:graphicFrameLocks noChangeAspect="1"/>
-            </wp:cNvGraphicFramePr>
-            <a:graphic>
-              <a:graphicData uri="http://schemas.openxmlformats.org/drawingml/2006/picture">
-                <pic:pic>
-                  <pic:nvPicPr>
-                    <pic:cNvPr id="0" name="254f89ac68affd57.png"/>
-                    <pic:cNvPicPr/>
-                  </pic:nvPicPr>
-                  <pic:blipFill>
-                    <a:blip r:embed="rId47"/>
-                    <a:stretch>
-                      <a:fillRect/>
-                    </a:stretch>
-                  </pic:blipFill>
-                  <pic:spPr>
-                    <a:xfrm>
-                      <a:off x="0" y="0"/>
-                      <a:ext cx="109728" cy="234696"/>
-                    </a:xfrm>
-                    <a:prstGeom prst="rect"/>
-                  </pic:spPr>
-                </pic:pic>
-              </a:graphicData>
-            </a:graphic>
-          </wp:inline>
-        </w:drawing>
-      </w:r>
-    </w:p>
-    <w:p>
-      <w:pPr>
-        <w:spacing w:before="0" w:after="60"/>
-        <w:ind w:left="360" w:hanging="360"/>
-      </w:pPr>
-      <w:r>
-        <w:rPr>
-          <w:b/>
-          <w:i w:val="0"/>
-          <w:color w:val="1A1A1A"/>
-          <w:sz w:val="20"/>
-        </w:rPr>
-        <w:t xml:space="preserve">6.  </w:t>
-      </w:r>
-      <w:r>
-        <w:drawing>
-          <wp:inline xmlns:a="http://schemas.openxmlformats.org/drawingml/2006/main" xmlns:pic="http://schemas.openxmlformats.org/drawingml/2006/picture">
-            <wp:extent cx="353568" cy="167640"/>
-            <wp:docPr id="42" name="Picture 42"/>
-            <wp:cNvGraphicFramePr>
-              <a:graphicFrameLocks noChangeAspect="1"/>
-            </wp:cNvGraphicFramePr>
-            <a:graphic>
-              <a:graphicData uri="http://schemas.openxmlformats.org/drawingml/2006/picture">
-                <pic:pic>
-                  <pic:nvPicPr>
-                    <pic:cNvPr id="0" name="74a6bd440bc979a9.png"/>
-                    <pic:cNvPicPr/>
-                  </pic:nvPicPr>
-                  <pic:blipFill>
-                    <a:blip r:embed="rId48"/>
-                    <a:stretch>
-                      <a:fillRect/>
-                    </a:stretch>
-                  </pic:blipFill>
-                  <pic:spPr>
-                    <a:xfrm>
-                      <a:off x="0" y="0"/>
-                      <a:ext cx="353568" cy="167640"/>
-                    </a:xfrm>
-                    <a:prstGeom prst="rect"/>
-                  </pic:spPr>
-                </pic:pic>
-              </a:graphicData>
-            </a:graphic>
-          </wp:inline>
-        </w:drawing>
-      </w:r>
-    </w:p>
-    <w:p>
-      <w:pPr>
-        <w:spacing w:before="0" w:after="60"/>
-        <w:ind w:left="360" w:hanging="360"/>
-      </w:pPr>
-      <w:r>
-        <w:rPr>
-          <w:b/>
-          <w:i w:val="0"/>
-          <w:color w:val="1A1A1A"/>
-          <w:sz w:val="20"/>
-        </w:rPr>
-        <w:t xml:space="preserve">7.  </w:t>
-      </w:r>
-      <w:r>
-        <w:rPr>
-          <w:b/>
-          <w:i/>
-          <w:color w:val="9E1B32"/>
-          <w:sz w:val="20"/>
-        </w:rPr>
-        <w:t xml:space="preserve">(a) </w:t>
-      </w:r>
-      <w:r>
-        <w:drawing>
-          <wp:inline xmlns:a="http://schemas.openxmlformats.org/drawingml/2006/main" xmlns:pic="http://schemas.openxmlformats.org/drawingml/2006/picture">
-            <wp:extent cx="725424" cy="216408"/>
-            <wp:docPr id="43" name="Picture 43"/>
-            <wp:cNvGraphicFramePr>
-              <a:graphicFrameLocks noChangeAspect="1"/>
-            </wp:cNvGraphicFramePr>
-            <a:graphic>
-              <a:graphicData uri="http://schemas.openxmlformats.org/drawingml/2006/picture">
-                <pic:pic>
-                  <pic:nvPicPr>
-                    <pic:cNvPr id="0" name="1f38c17f240b57f9.png"/>
-                    <pic:cNvPicPr/>
-                  </pic:nvPicPr>
-                  <pic:blipFill>
-                    <a:blip r:embed="rId49"/>
-                    <a:stretch>
-                      <a:fillRect/>
-                    </a:stretch>
-                  </pic:blipFill>
-                  <pic:spPr>
-                    <a:xfrm>
-                      <a:off x="0" y="0"/>
-                      <a:ext cx="725424" cy="216408"/>
-                    </a:xfrm>
-                    <a:prstGeom prst="rect"/>
-                  </pic:spPr>
-                </pic:pic>
-              </a:graphicData>
-            </a:graphic>
-          </wp:inline>
-        </w:drawing>
-      </w:r>
-      <w:r>
-        <w:rPr>
-          <w:b/>
-          <w:i/>
-          <w:color w:val="9E1B32"/>
-          <w:sz w:val="20"/>
-        </w:rPr>
-        <w:t xml:space="preserve">  (b) </w:t>
-      </w:r>
-      <w:r>
-        <w:drawing>
-          <wp:inline xmlns:a="http://schemas.openxmlformats.org/drawingml/2006/main" xmlns:pic="http://schemas.openxmlformats.org/drawingml/2006/picture">
-            <wp:extent cx="365760" cy="143256"/>
-            <wp:docPr id="44" name="Picture 44"/>
-            <wp:cNvGraphicFramePr>
-              <a:graphicFrameLocks noChangeAspect="1"/>
-            </wp:cNvGraphicFramePr>
-            <a:graphic>
-              <a:graphicData uri="http://schemas.openxmlformats.org/drawingml/2006/picture">
-                <pic:pic>
-                  <pic:nvPicPr>
-                    <pic:cNvPr id="0" name="cec5ef0372b13a73.png"/>
-                    <pic:cNvPicPr/>
-                  </pic:nvPicPr>
-                  <pic:blipFill>
-                    <a:blip r:embed="rId50"/>
-                    <a:stretch>
-                      <a:fillRect/>
-                    </a:stretch>
-                  </pic:blipFill>
-                  <pic:spPr>
-                    <a:xfrm>
-                      <a:off x="0" y="0"/>
-                      <a:ext cx="365760" cy="143256"/>
-                    </a:xfrm>
-                    <a:prstGeom prst="rect"/>
-                  </pic:spPr>
-                </pic:pic>
-              </a:graphicData>
-            </a:graphic>
-          </wp:inline>
-        </w:drawing>
-      </w:r>
-      <w:r>
-        <w:rPr>
-          <w:b/>
-          <w:i/>
-          <w:color w:val="9E1B32"/>
-          <w:sz w:val="20"/>
-        </w:rPr>
-        <w:t xml:space="preserve">  (c) </w:t>
-      </w:r>
-      <w:r>
-        <w:drawing>
-          <wp:inline xmlns:a="http://schemas.openxmlformats.org/drawingml/2006/main" xmlns:pic="http://schemas.openxmlformats.org/drawingml/2006/picture">
-            <wp:extent cx="545592" cy="143256"/>
-            <wp:docPr id="45" name="Picture 45"/>
-            <wp:cNvGraphicFramePr>
-              <a:graphicFrameLocks noChangeAspect="1"/>
-            </wp:cNvGraphicFramePr>
-            <a:graphic>
-              <a:graphicData uri="http://schemas.openxmlformats.org/drawingml/2006/picture">
-                <pic:pic>
-                  <pic:nvPicPr>
-                    <pic:cNvPr id="0" name="7188e6ce487381e7.png"/>
-                    <pic:cNvPicPr/>
-                  </pic:nvPicPr>
-                  <pic:blipFill>
-                    <a:blip r:embed="rId51"/>
-                    <a:stretch>
-                      <a:fillRect/>
-                    </a:stretch>
-                  </pic:blipFill>
-                  <pic:spPr>
-                    <a:xfrm>
-                      <a:off x="0" y="0"/>
-                      <a:ext cx="545592" cy="143256"/>
-                    </a:xfrm>
-                    <a:prstGeom prst="rect"/>
-                  </pic:spPr>
-                </pic:pic>
-              </a:graphicData>
-            </a:graphic>
-          </wp:inline>
-        </w:drawing>
-      </w:r>
-    </w:p>
-    <w:p>
-      <w:pPr>
-        <w:spacing w:before="0" w:after="60"/>
-        <w:ind w:left="360" w:hanging="360"/>
-      </w:pPr>
-      <w:r>
-        <w:rPr>
-          <w:b/>
-          <w:i w:val="0"/>
-          <w:color w:val="1A1A1A"/>
-          <w:sz w:val="20"/>
-        </w:rPr>
-        <w:t xml:space="preserve">8.  </w:t>
-      </w:r>
-      <w:r>
-        <w:rPr>
-          <w:b/>
-          <w:i/>
-          <w:color w:val="9E1B32"/>
-          <w:sz w:val="20"/>
-        </w:rPr>
-        <w:t xml:space="preserve">(a) </w:t>
-      </w:r>
-      <w:r>
-        <w:drawing>
-          <wp:inline xmlns:a="http://schemas.openxmlformats.org/drawingml/2006/main" xmlns:pic="http://schemas.openxmlformats.org/drawingml/2006/picture">
-            <wp:extent cx="896112" cy="216408"/>
-            <wp:docPr id="46" name="Picture 46"/>
-            <wp:cNvGraphicFramePr>
-              <a:graphicFrameLocks noChangeAspect="1"/>
-            </wp:cNvGraphicFramePr>
-            <a:graphic>
-              <a:graphicData uri="http://schemas.openxmlformats.org/drawingml/2006/picture">
-                <pic:pic>
-                  <pic:nvPicPr>
-                    <pic:cNvPr id="0" name="057cba4f4d8fd541.png"/>
-                    <pic:cNvPicPr/>
-                  </pic:nvPicPr>
-                  <pic:blipFill>
-                    <a:blip r:embed="rId52"/>
-                    <a:stretch>
-                      <a:fillRect/>
-                    </a:stretch>
-                  </pic:blipFill>
-                  <pic:spPr>
-                    <a:xfrm>
-                      <a:off x="0" y="0"/>
-                      <a:ext cx="896112" cy="216408"/>
-                    </a:xfrm>
-                    <a:prstGeom prst="rect"/>
-                  </pic:spPr>
-                </pic:pic>
-              </a:graphicData>
-            </a:graphic>
-          </wp:inline>
-        </w:drawing>
-      </w:r>
-      <w:r>
-        <w:rPr>
-          <w:b/>
-          <w:i/>
-          <w:color w:val="9E1B32"/>
-          <w:sz w:val="20"/>
-        </w:rPr>
-        <w:t xml:space="preserve">  (b) </w:t>
-      </w:r>
-      <w:r>
-        <w:drawing>
-          <wp:inline xmlns:a="http://schemas.openxmlformats.org/drawingml/2006/main" xmlns:pic="http://schemas.openxmlformats.org/drawingml/2006/picture">
-            <wp:extent cx="649224" cy="231648"/>
-            <wp:docPr id="47" name="Picture 47"/>
-            <wp:cNvGraphicFramePr>
-              <a:graphicFrameLocks noChangeAspect="1"/>
-            </wp:cNvGraphicFramePr>
-            <a:graphic>
-              <a:graphicData uri="http://schemas.openxmlformats.org/drawingml/2006/picture">
-                <pic:pic>
-                  <pic:nvPicPr>
-                    <pic:cNvPr id="0" name="7e68f3147d520e7a.png"/>
-                    <pic:cNvPicPr/>
-                  </pic:nvPicPr>
-                  <pic:blipFill>
-                    <a:blip r:embed="rId53"/>
-                    <a:stretch>
-                      <a:fillRect/>
-                    </a:stretch>
-                  </pic:blipFill>
-                  <pic:spPr>
-                    <a:xfrm>
-                      <a:off x="0" y="0"/>
-                      <a:ext cx="649224" cy="231648"/>
-                    </a:xfrm>
-                    <a:prstGeom prst="rect"/>
-                  </pic:spPr>
-                </pic:pic>
-              </a:graphicData>
-            </a:graphic>
-          </wp:inline>
-        </w:drawing>
-      </w:r>
-      <w:r>
-        <w:rPr>
-          <w:b/>
-          <w:i/>
-          <w:color w:val="9E1B32"/>
-          <w:sz w:val="20"/>
-        </w:rPr>
-        <w:t xml:space="preserve">  (c) </w:t>
-      </w:r>
-      <w:r>
-        <w:drawing>
-          <wp:inline xmlns:a="http://schemas.openxmlformats.org/drawingml/2006/main" xmlns:pic="http://schemas.openxmlformats.org/drawingml/2006/picture">
-            <wp:extent cx="463296" cy="143256"/>
-            <wp:docPr id="48" name="Picture 48"/>
-            <wp:cNvGraphicFramePr>
-              <a:graphicFrameLocks noChangeAspect="1"/>
-            </wp:cNvGraphicFramePr>
-            <a:graphic>
-              <a:graphicData uri="http://schemas.openxmlformats.org/drawingml/2006/picture">
-                <pic:pic>
-                  <pic:nvPicPr>
-                    <pic:cNvPr id="0" name="7b039362b9ec11e6.png"/>
-                    <pic:cNvPicPr/>
-                  </pic:nvPicPr>
-                  <pic:blipFill>
-                    <a:blip r:embed="rId54"/>
-                    <a:stretch>
-                      <a:fillRect/>
-                    </a:stretch>
-                  </pic:blipFill>
-                  <pic:spPr>
-                    <a:xfrm>
-                      <a:off x="0" y="0"/>
-                      <a:ext cx="463296" cy="143256"/>
-                    </a:xfrm>
-                    <a:prstGeom prst="rect"/>
-                  </pic:spPr>
-                </pic:pic>
-              </a:graphicData>
-            </a:graphic>
-          </wp:inline>
-        </w:drawing>
-      </w:r>
-    </w:p>
-    <w:p>
-      <w:pPr>
-        <w:spacing w:before="0" w:after="60"/>
-        <w:ind w:left="360" w:hanging="360"/>
-      </w:pPr>
-      <w:r>
-        <w:rPr>
-          <w:b/>
-          <w:i w:val="0"/>
-          <w:color w:val="1A1A1A"/>
-          <w:sz w:val="20"/>
-        </w:rPr>
-        <w:t xml:space="preserve">9.  </w:t>
-      </w:r>
-      <w:r>
-        <w:rPr>
-          <w:b/>
-          <w:i/>
-          <w:color w:val="9E1B32"/>
-          <w:sz w:val="20"/>
-        </w:rPr>
-        <w:t xml:space="preserve">(a) −10;  1/10;  −1/10;  −1/10  (b) </w:t>
-      </w:r>
-      <w:r>
-        <w:drawing>
-          <wp:inline xmlns:a="http://schemas.openxmlformats.org/drawingml/2006/main" xmlns:pic="http://schemas.openxmlformats.org/drawingml/2006/picture">
-            <wp:extent cx="271272" cy="143256"/>
-            <wp:docPr id="49" name="Picture 49"/>
-            <wp:cNvGraphicFramePr>
-              <a:graphicFrameLocks noChangeAspect="1"/>
-            </wp:cNvGraphicFramePr>
-            <a:graphic>
-              <a:graphicData uri="http://schemas.openxmlformats.org/drawingml/2006/picture">
-                <pic:pic>
-                  <pic:nvPicPr>
-                    <pic:cNvPr id="0" name="207fda5dccb7f153.png"/>
-                    <pic:cNvPicPr/>
-                  </pic:nvPicPr>
-                  <pic:blipFill>
-                    <a:blip r:embed="rId55"/>
-                    <a:stretch>
-                      <a:fillRect/>
-                    </a:stretch>
-                  </pic:blipFill>
-                  <pic:spPr>
-                    <a:xfrm>
-                      <a:off x="0" y="0"/>
-                      <a:ext cx="271272" cy="143256"/>
-                    </a:xfrm>
-                    <a:prstGeom prst="rect"/>
-                  </pic:spPr>
-                </pic:pic>
-              </a:graphicData>
-            </a:graphic>
-          </wp:inline>
-        </w:drawing>
-      </w:r>
-      <w:r>
-        <w:rPr>
-          <w:b/>
-          <w:i/>
-          <w:color w:val="9E1B32"/>
-          <w:sz w:val="20"/>
-        </w:rPr>
-        <w:t xml:space="preserve"> is the reciprocal; </w:t>
-      </w:r>
-      <w:r>
-        <w:drawing>
-          <wp:inline xmlns:a="http://schemas.openxmlformats.org/drawingml/2006/main" xmlns:pic="http://schemas.openxmlformats.org/drawingml/2006/picture">
-            <wp:extent cx="265176" cy="115824"/>
-            <wp:docPr id="50" name="Picture 50"/>
-            <wp:cNvGraphicFramePr>
-              <a:graphicFrameLocks noChangeAspect="1"/>
-            </wp:cNvGraphicFramePr>
-            <a:graphic>
-              <a:graphicData uri="http://schemas.openxmlformats.org/drawingml/2006/picture">
-                <pic:pic>
-                  <pic:nvPicPr>
-                    <pic:cNvPr id="0" name="2c07c7b00199f6a3.png"/>
-                    <pic:cNvPicPr/>
-                  </pic:nvPicPr>
-                  <pic:blipFill>
-                    <a:blip r:embed="rId56"/>
-                    <a:stretch>
-                      <a:fillRect/>
-                    </a:stretch>
-                  </pic:blipFill>
-                  <pic:spPr>
-                    <a:xfrm>
-                      <a:off x="0" y="0"/>
-                      <a:ext cx="265176" cy="115824"/>
-                    </a:xfrm>
-                    <a:prstGeom prst="rect"/>
-                  </pic:spPr>
-                </pic:pic>
-              </a:graphicData>
-            </a:graphic>
-          </wp:inline>
-        </w:drawing>
-      </w:r>
-      <w:r>
-        <w:rPr>
-          <w:b/>
-          <w:i/>
-          <w:color w:val="9E1B32"/>
-          <w:sz w:val="20"/>
-        </w:rPr>
-        <w:t xml:space="preserve"> is the opposite.</w:t>
-      </w:r>
-    </w:p>
-    <w:p>
-      <w:pPr>
-        <w:spacing w:before="0" w:after="60"/>
-        <w:ind w:left="360" w:hanging="360"/>
-      </w:pPr>
-      <w:r>
-        <w:rPr>
-          <w:b/>
-          <w:i w:val="0"/>
-          <w:color w:val="1A1A1A"/>
-          <w:sz w:val="20"/>
-        </w:rPr>
-        <w:t xml:space="preserve">10.  </w:t>
-      </w:r>
-      <w:r>
-        <w:rPr>
-          <w:b/>
-          <w:i/>
-          <w:color w:val="9E1B32"/>
-          <w:sz w:val="20"/>
-        </w:rPr>
-        <w:t>(a) n = −4  (b) n = −5  (c) n = −3</w:t>
-      </w:r>
-    </w:p>
-    <w:p>
-      <w:pPr>
-        <w:spacing w:before="0" w:after="60"/>
-        <w:ind w:left="360" w:hanging="360"/>
-      </w:pPr>
-      <w:r>
-        <w:rPr>
-          <w:b/>
-          <w:i w:val="0"/>
-          <w:color w:val="1A1A1A"/>
-          <w:sz w:val="20"/>
-        </w:rPr>
-        <w:t xml:space="preserve">11.  </w:t>
-      </w:r>
-      <w:r>
-        <w:rPr>
-          <w:b/>
-          <w:i/>
-          <w:color w:val="9E1B32"/>
-          <w:sz w:val="20"/>
-        </w:rPr>
-        <w:t>A  A</w:t>
-      </w:r>
-    </w:p>
-    <w:p>
-      <w:pPr>
-        <w:spacing w:before="0" w:after="60"/>
-        <w:ind w:left="360" w:hanging="360"/>
-      </w:pPr>
-      <w:r>
-        <w:rPr>
-          <w:b/>
-          <w:i w:val="0"/>
-          <w:color w:val="1A1A1A"/>
-          <w:sz w:val="20"/>
-        </w:rPr>
-        <w:t xml:space="preserve">12.  </w:t>
-      </w:r>
-      <w:r>
-        <w:rPr>
-          <w:b/>
-          <w:i/>
-          <w:color w:val="9E1B32"/>
-          <w:sz w:val="20"/>
-        </w:rPr>
-        <w:t>A, B, C, D  A, B, C and D</w:t>
-      </w:r>
-    </w:p>
-    <w:p>
-      <w:pPr>
-        <w:keepNext/>
-        <w:spacing w:before="280" w:after="120"/>
-        <w:pBdr>
-          <w:bottom w:val="single" w:sz="8" w:space="2" w:color="1A1A1A"/>
-        </w:pBdr>
-      </w:pPr>
-      <w:r>
-        <w:rPr>
-          <w:b/>
-          <w:i w:val="0"/>
-          <w:color w:val="1A1A1A"/>
-          <w:sz w:val="30"/>
-        </w:rPr>
-        <w:t>What the audit against Math Nation found</w:t>
-      </w:r>
-    </w:p>
-    <w:p>
-      <w:pPr>
-        <w:spacing w:before="0" w:after="60"/>
-        <w:ind w:left="360" w:hanging="220"/>
-      </w:pPr>
-      <w:r>
-        <w:rPr>
-          <w:rFonts w:ascii="FreeSerif" w:hAnsi="FreeSerif" w:eastAsia="FreeSerif"/>
-          <w:b w:val="0"/>
-          <w:i w:val="0"/>
-          <w:color w:val="1A1A1A"/>
-          <w:sz w:val="16"/>
-        </w:rPr>
-        <w:t xml:space="preserve">●  </w:t>
+        <w:t xml:space="preserve">Materials  </w:t>
       </w:r>
       <w:r>
         <w:rPr>
@@ -8129,443 +3574,7 @@
           <w:color w:val="1A1A1A"/>
           <w:sz w:val="21"/>
         </w:rPr>
-        <w:t>Math Nation 3.4 student pages verified: the pattern table, 1/16, 8</w:t>
-      </w:r>
-      <w:r>
-        <w:rPr>
-          <w:b w:val="0"/>
-          <w:i w:val="0"/>
-          <w:color w:val="1A1A1A"/>
-          <w:sz w:val="21"/>
-          <w:vertAlign w:val="superscript"/>
-        </w:rPr>
-        <w:t>-3</w:t>
-      </w:r>
-      <w:r>
-        <w:rPr>
-          <w:b w:val="0"/>
-          <w:i w:val="0"/>
-          <w:color w:val="1A1A1A"/>
-          <w:sz w:val="21"/>
-        </w:rPr>
-        <w:t xml:space="preserve"> → 1/8</w:t>
-      </w:r>
-      <w:r>
-        <w:rPr>
-          <w:b w:val="0"/>
-          <w:i w:val="0"/>
-          <w:color w:val="1A1A1A"/>
-          <w:sz w:val="21"/>
-          <w:vertAlign w:val="superscript"/>
-        </w:rPr>
-        <w:t>3</w:t>
-      </w:r>
-      <w:r>
-        <w:rPr>
-          <w:b w:val="0"/>
-          <w:i w:val="0"/>
-          <w:color w:val="1A1A1A"/>
-          <w:sz w:val="21"/>
-        </w:rPr>
-        <w:t>, 1/(−4</w:t>
-      </w:r>
-      <w:r>
-        <w:rPr>
-          <w:b w:val="0"/>
-          <w:i w:val="0"/>
-          <w:color w:val="1A1A1A"/>
-          <w:sz w:val="21"/>
-          <w:vertAlign w:val="superscript"/>
-        </w:rPr>
-        <w:t>-5</w:t>
-      </w:r>
-      <w:r>
-        <w:rPr>
-          <w:b w:val="0"/>
-          <w:i w:val="0"/>
-          <w:color w:val="1A1A1A"/>
-          <w:sz w:val="21"/>
-        </w:rPr>
-        <w:t>) → −4</w:t>
-      </w:r>
-      <w:r>
-        <w:rPr>
-          <w:b w:val="0"/>
-          <w:i w:val="0"/>
-          <w:color w:val="1A1A1A"/>
-          <w:sz w:val="21"/>
-          <w:vertAlign w:val="superscript"/>
-        </w:rPr>
-        <w:t>5</w:t>
-      </w:r>
-      <w:r>
-        <w:rPr>
-          <w:b w:val="0"/>
-          <w:i w:val="0"/>
-          <w:color w:val="1A1A1A"/>
-          <w:sz w:val="21"/>
-        </w:rPr>
-        <w:t>, 216, 1/256, 1, 64, 2401, 1/43,046,721, (5</w:t>
-      </w:r>
-      <w:r>
-        <w:rPr>
-          <w:b w:val="0"/>
-          <w:i w:val="0"/>
-          <w:color w:val="1A1A1A"/>
-          <w:sz w:val="21"/>
-          <w:vertAlign w:val="superscript"/>
-        </w:rPr>
-        <w:t>-3</w:t>
-      </w:r>
-      <w:r>
-        <w:rPr>
-          <w:b w:val="0"/>
-          <w:i w:val="0"/>
-          <w:color w:val="1A1A1A"/>
-          <w:sz w:val="21"/>
-        </w:rPr>
-        <w:t>)</w:t>
-      </w:r>
-      <w:r>
-        <w:rPr>
-          <w:b w:val="0"/>
-          <w:i w:val="0"/>
-          <w:color w:val="1A1A1A"/>
-          <w:sz w:val="21"/>
-          <w:vertAlign w:val="superscript"/>
-        </w:rPr>
-        <w:t>2</w:t>
-      </w:r>
-      <w:r>
-        <w:rPr>
-          <w:b w:val="0"/>
-          <w:i w:val="0"/>
-          <w:color w:val="1A1A1A"/>
-          <w:sz w:val="21"/>
-        </w:rPr>
-        <w:t xml:space="preserve"> = 5</w:t>
-      </w:r>
-      <w:r>
-        <w:rPr>
-          <w:b w:val="0"/>
-          <w:i w:val="0"/>
-          <w:color w:val="1A1A1A"/>
-          <w:sz w:val="21"/>
-          <w:vertAlign w:val="superscript"/>
-        </w:rPr>
-        <w:t>-6</w:t>
-      </w:r>
-      <w:r>
-        <w:rPr>
-          <w:b w:val="0"/>
-          <w:i w:val="0"/>
-          <w:color w:val="1A1A1A"/>
-          <w:sz w:val="21"/>
-        </w:rPr>
-        <w:t>.</w:t>
-      </w:r>
-    </w:p>
-    <w:p>
-      <w:pPr>
-        <w:spacing w:before="0" w:after="60"/>
-        <w:ind w:left="360" w:hanging="220"/>
-      </w:pPr>
-      <w:r>
-        <w:rPr>
-          <w:rFonts w:ascii="FreeSerif" w:hAnsi="FreeSerif" w:eastAsia="FreeSerif"/>
-          <w:b w:val="0"/>
-          <w:i w:val="0"/>
-          <w:color w:val="1A1A1A"/>
-          <w:sz w:val="16"/>
-        </w:rPr>
-        <w:t xml:space="preserve">●  </w:t>
-      </w:r>
-      <w:r>
-        <w:rPr>
-          <w:b w:val="0"/>
-          <w:i w:val="0"/>
-          <w:color w:val="1A1A1A"/>
-          <w:sz w:val="21"/>
-        </w:rPr>
-        <w:t>The book writes 1/(−4</w:t>
-      </w:r>
-      <w:r>
-        <w:rPr>
-          <w:b w:val="0"/>
-          <w:i w:val="0"/>
-          <w:color w:val="1A1A1A"/>
-          <w:sz w:val="21"/>
-          <w:vertAlign w:val="superscript"/>
-        </w:rPr>
-        <w:t>-5</w:t>
-      </w:r>
-      <w:r>
-        <w:rPr>
-          <w:b w:val="0"/>
-          <w:i w:val="0"/>
-          <w:color w:val="1A1A1A"/>
-          <w:sz w:val="21"/>
-        </w:rPr>
-        <w:t>) without parentheses on the base; the value is the same either way here, but our items always write (−4)</w:t>
-      </w:r>
-      <w:r>
-        <w:rPr>
-          <w:b w:val="0"/>
-          <w:i w:val="0"/>
-          <w:color w:val="1A1A1A"/>
-          <w:sz w:val="21"/>
-          <w:vertAlign w:val="superscript"/>
-        </w:rPr>
-        <w:t>-5</w:t>
-      </w:r>
-      <w:r>
-        <w:rPr>
-          <w:b w:val="0"/>
-          <w:i w:val="0"/>
-          <w:color w:val="1A1A1A"/>
-          <w:sz w:val="21"/>
-        </w:rPr>
-        <w:t xml:space="preserve"> so that the base's sign is unambiguous.</w:t>
-      </w:r>
-    </w:p>
-    <w:p>
-      <w:pPr>
-        <w:spacing w:before="0" w:after="60"/>
-        <w:ind w:left="360" w:hanging="220"/>
-      </w:pPr>
-      <w:r>
-        <w:rPr>
-          <w:rFonts w:ascii="FreeSerif" w:hAnsi="FreeSerif" w:eastAsia="FreeSerif"/>
-          <w:b w:val="0"/>
-          <w:i w:val="0"/>
-          <w:color w:val="1A1A1A"/>
-          <w:sz w:val="16"/>
-        </w:rPr>
-        <w:t xml:space="preserve">●  </w:t>
-      </w:r>
-      <w:r>
-        <w:rPr>
-          <w:b w:val="0"/>
-          <w:i w:val="0"/>
-          <w:color w:val="1A1A1A"/>
-          <w:sz w:val="21"/>
-        </w:rPr>
-        <w:t>Teacher-page thumbnail (TE p. 226) prints −64/16384 = −1/256; the student page (p. 233) correctly has −64/−16384 = 1/256.</w:t>
-      </w:r>
-    </w:p>
-    <w:p>
-      <w:pPr>
-        <w:spacing w:before="0" w:after="60"/>
-        <w:ind w:left="360" w:hanging="220"/>
-      </w:pPr>
-      <w:r>
-        <w:rPr>
-          <w:rFonts w:ascii="FreeSerif" w:hAnsi="FreeSerif" w:eastAsia="FreeSerif"/>
-          <w:b w:val="0"/>
-          <w:i w:val="0"/>
-          <w:color w:val="1A1A1A"/>
-          <w:sz w:val="16"/>
-        </w:rPr>
-        <w:t xml:space="preserve">●  </w:t>
-      </w:r>
-      <w:r>
-        <w:rPr>
-          <w:b w:val="0"/>
-          <w:i w:val="0"/>
-          <w:color w:val="1A1A1A"/>
-          <w:sz w:val="21"/>
-        </w:rPr>
-        <w:t>The book's 3.4.1 career video is not a warm-up under §9; replaced.</w:t>
-      </w:r>
-    </w:p>
-    <w:p>
-      <w:pPr>
-        <w:spacing w:before="0" w:after="60"/>
-        <w:ind w:left="360" w:hanging="220"/>
-      </w:pPr>
-      <w:r>
-        <w:rPr>
-          <w:rFonts w:ascii="FreeSerif" w:hAnsi="FreeSerif" w:eastAsia="FreeSerif"/>
-          <w:b w:val="0"/>
-          <w:i w:val="0"/>
-          <w:color w:val="1A1A1A"/>
-          <w:sz w:val="16"/>
-        </w:rPr>
-        <w:t xml:space="preserve">●  </w:t>
-      </w:r>
-      <w:r>
-        <w:rPr>
-          <w:b w:val="0"/>
-          <w:i w:val="0"/>
-          <w:color w:val="1A1A1A"/>
-          <w:sz w:val="21"/>
-        </w:rPr>
-        <w:t>Practice L4 and Homework L4 keys check; their tables are bank questions 7–8 here.</w:t>
-      </w:r>
-    </w:p>
-    <w:p>
-      <w:pPr>
-        <w:keepNext/>
-        <w:spacing w:before="200" w:after="60"/>
-      </w:pPr>
-      <w:r>
-        <w:rPr>
-          <w:b/>
-          <w:i w:val="0"/>
-          <w:color w:val="1A1A1A"/>
-          <w:sz w:val="23"/>
-        </w:rPr>
-        <w:t>What changed from the book</w:t>
-      </w:r>
-    </w:p>
-    <w:p>
-      <w:pPr>
-        <w:spacing w:before="0" w:after="60"/>
-        <w:ind w:left="360" w:hanging="220"/>
-      </w:pPr>
-      <w:r>
-        <w:rPr>
-          <w:rFonts w:ascii="FreeSerif" w:hAnsi="FreeSerif" w:eastAsia="FreeSerif"/>
-          <w:b w:val="0"/>
-          <w:i w:val="0"/>
-          <w:color w:val="1A1A1A"/>
-          <w:sz w:val="16"/>
-        </w:rPr>
-        <w:t xml:space="preserve">●  </w:t>
-      </w:r>
-      <w:r>
-        <w:rPr>
-          <w:b w:val="0"/>
-          <w:i w:val="0"/>
-          <w:color w:val="1A1A1A"/>
-          <w:sz w:val="21"/>
-        </w:rPr>
-        <w:t>3.4.1 video warm-up → four retrieval questions, with the reciprocal/opposite prerequisite in the prior-grade slot.</w:t>
-      </w:r>
-    </w:p>
-    <w:p>
-      <w:pPr>
-        <w:spacing w:before="0" w:after="60"/>
-        <w:ind w:left="360" w:hanging="220"/>
-      </w:pPr>
-      <w:r>
-        <w:rPr>
-          <w:rFonts w:ascii="FreeSerif" w:hAnsi="FreeSerif" w:eastAsia="FreeSerif"/>
-          <w:b w:val="0"/>
-          <w:i w:val="0"/>
-          <w:color w:val="1A1A1A"/>
-          <w:sz w:val="16"/>
-        </w:rPr>
-        <w:t xml:space="preserve">●  </w:t>
-      </w:r>
-      <w:r>
-        <w:rPr>
-          <w:b w:val="0"/>
-          <w:i w:val="0"/>
-          <w:color w:val="1A1A1A"/>
-          <w:sz w:val="21"/>
-        </w:rPr>
-        <w:t>3.4.2 laws-review table → folded into 3.03's Notes I (already copied).</w:t>
-      </w:r>
-    </w:p>
-    <w:p>
-      <w:pPr>
-        <w:spacing w:before="0" w:after="60"/>
-        <w:ind w:left="360" w:hanging="220"/>
-      </w:pPr>
-      <w:r>
-        <w:rPr>
-          <w:rFonts w:ascii="FreeSerif" w:hAnsi="FreeSerif" w:eastAsia="FreeSerif"/>
-          <w:b w:val="0"/>
-          <w:i w:val="0"/>
-          <w:color w:val="1A1A1A"/>
-          <w:sz w:val="16"/>
-        </w:rPr>
-        <w:t xml:space="preserve">●  </w:t>
-      </w:r>
-      <w:r>
-        <w:rPr>
-          <w:b w:val="0"/>
-          <w:i w:val="0"/>
-          <w:color w:val="1A1A1A"/>
-          <w:sz w:val="21"/>
-        </w:rPr>
-        <w:t>3.4.3 partner exploration (the pattern) → Notes I, taught from the front.</w:t>
-      </w:r>
-    </w:p>
-    <w:p>
-      <w:pPr>
-        <w:spacing w:before="0" w:after="60"/>
-        <w:ind w:left="360" w:hanging="220"/>
-      </w:pPr>
-      <w:r>
-        <w:rPr>
-          <w:rFonts w:ascii="FreeSerif" w:hAnsi="FreeSerif" w:eastAsia="FreeSerif"/>
-          <w:b w:val="0"/>
-          <w:i w:val="0"/>
-          <w:color w:val="1A1A1A"/>
-          <w:sz w:val="16"/>
-        </w:rPr>
-        <w:t xml:space="preserve">●  </w:t>
-      </w:r>
-      <w:r>
-        <w:rPr>
-          <w:b w:val="0"/>
-          <w:i w:val="0"/>
-          <w:color w:val="1A1A1A"/>
-          <w:sz w:val="21"/>
-        </w:rPr>
-        <w:t>3.4.4 Bring It Together and 3.4.5 Guided Practice → Notes II and Example 1.</w:t>
-      </w:r>
-    </w:p>
-    <w:p>
-      <w:pPr>
-        <w:spacing w:before="0" w:after="60"/>
-        <w:ind w:left="360" w:hanging="220"/>
-      </w:pPr>
-      <w:r>
-        <w:rPr>
-          <w:rFonts w:ascii="FreeSerif" w:hAnsi="FreeSerif" w:eastAsia="FreeSerif"/>
-          <w:b w:val="0"/>
-          <w:i w:val="0"/>
-          <w:color w:val="1A1A1A"/>
-          <w:sz w:val="16"/>
-        </w:rPr>
-        <w:t xml:space="preserve">●  </w:t>
-      </w:r>
-      <w:r>
-        <w:rPr>
-          <w:b w:val="0"/>
-          <w:i w:val="0"/>
-          <w:color w:val="1A1A1A"/>
-          <w:sz w:val="21"/>
-        </w:rPr>
-        <w:t>3.4.6 partner collaboration → Notes III, Example 2 and the round.</w:t>
-      </w:r>
-    </w:p>
-    <w:p>
-      <w:pPr>
-        <w:spacing w:before="0" w:after="60"/>
-        <w:ind w:left="360" w:hanging="220"/>
-      </w:pPr>
-      <w:r>
-        <w:rPr>
-          <w:rFonts w:ascii="FreeSerif" w:hAnsi="FreeSerif" w:eastAsia="FreeSerif"/>
-          <w:b w:val="0"/>
-          <w:i w:val="0"/>
-          <w:color w:val="1A1A1A"/>
-          <w:sz w:val="16"/>
-        </w:rPr>
-        <w:t xml:space="preserve">●  </w:t>
-      </w:r>
-      <w:r>
-        <w:rPr>
-          <w:b w:val="0"/>
-          <w:i w:val="0"/>
-          <w:color w:val="1A1A1A"/>
-          <w:sz w:val="21"/>
-        </w:rPr>
-        <w:t>3.4.7 Cool Down (Ellen) → whiteboard 9, written.</w:t>
+        <w:t>Whiteboards and markers. Calculators are allowed on everything; on a calculator 5^(−2) returns 0.04, which is 1/25 and worth showing once.</w:t>
       </w:r>
     </w:p>
     <w:sectPr>

--- a/a7/build/out/u3/A7 3.04  Teacher Edition.docx
+++ b/a7/build/out/u3/A7 3.04  Teacher Edition.docx
@@ -195,7 +195,7 @@
           <w:color w:val="1A1A1A"/>
           <w:sz w:val="21"/>
         </w:rPr>
-        <w:t>Appendix E lists the laws; instruction derives each from expansion. Negative integer exponents yes; fractional exponents no.</w:t>
+        <w:t>Integer exponents, negatives included. Apply the laws to evaluate numerical expressions and to generate equivalent ones, with procedural fluency.</w:t>
       </w:r>
     </w:p>
     <w:p>
@@ -218,7 +218,7 @@
           <w:color w:val="1A1A1A"/>
           <w:sz w:val="21"/>
         </w:rPr>
-        <w:t>Bases nonzero wherever a negative exponent appears. Rational bases arrive in 3.05; today's bases are integers.</w:t>
+        <w:t>No fractional exponents. Bases are nonzero wherever a negative exponent appears; rational bases wait for 3.05.</w:t>
       </w:r>
     </w:p>
     <w:p>
@@ -242,6 +242,74 @@
           <w:sz w:val="21"/>
         </w:rPr>
         <w:t>I can rewrite a power with a negative exponent using a positive exponent, and evaluate it.</w:t>
+      </w:r>
+    </w:p>
+    <w:p>
+      <w:pPr>
+        <w:spacing w:before="0" w:after="100"/>
+      </w:pPr>
+      <w:r>
+        <w:rPr>
+          <w:b/>
+          <w:i w:val="0"/>
+          <w:color w:val="1A1A1A"/>
+          <w:sz w:val="21"/>
+        </w:rPr>
+        <w:t xml:space="preserve">MTR  </w:t>
+      </w:r>
+      <w:r>
+        <w:rPr>
+          <w:b/>
+          <w:i w:val="0"/>
+          <w:color w:val="1A1A1A"/>
+          <w:sz w:val="21"/>
+        </w:rPr>
+        <w:t>MTR.5.1</w:t>
+      </w:r>
+      <w:r>
+        <w:rPr>
+          <w:b w:val="0"/>
+          <w:i w:val="0"/>
+          <w:color w:val="1A1A1A"/>
+          <w:sz w:val="21"/>
+        </w:rPr>
+        <w:t xml:space="preserve"> — Notes I   ·   </w:t>
+      </w:r>
+      <w:r>
+        <w:rPr>
+          <w:b/>
+          <w:i w:val="0"/>
+          <w:color w:val="1A1A1A"/>
+          <w:sz w:val="21"/>
+        </w:rPr>
+        <w:t>MTR.4.1</w:t>
+      </w:r>
+      <w:r>
+        <w:rPr>
+          <w:b w:val="0"/>
+          <w:i w:val="0"/>
+          <w:color w:val="1A1A1A"/>
+          <w:sz w:val="21"/>
+        </w:rPr>
+        <w:t xml:space="preserve"> — Board 5   ·   </w:t>
+      </w:r>
+      <w:r>
+        <w:rPr>
+          <w:b/>
+          <w:i w:val="0"/>
+          <w:color w:val="1A1A1A"/>
+          <w:sz w:val="21"/>
+        </w:rPr>
+        <w:t>MTR.6.1</w:t>
+      </w:r>
+      <w:r>
+        <w:rPr>
+          <w:b w:val="0"/>
+          <w:i w:val="0"/>
+          <w:color w:val="1A1A1A"/>
+          <w:sz w:val="21"/>
+        </w:rPr>
+        <w:t xml:space="preserve"> — Board 1</w:t>
       </w:r>
     </w:p>
     <w:tbl>
@@ -1140,7 +1208,105 @@
                 <w:color w:val="1A1A1A"/>
                 <w:sz w:val="20"/>
               </w:rPr>
-              <w:t>19 min</w:t>
+              <w:t>13 min</w:t>
+            </w:r>
+          </w:p>
+        </w:tc>
+      </w:tr>
+      <w:tr>
+        <w:trPr>
+          <w:cantSplit/>
+        </w:trPr>
+        <w:tc>
+          <w:tcPr>
+            <w:tcW w:type="dxa" w:w="6660"/>
+            <w:tcMar>
+              <w:top w:w="60" w:type="dxa"/>
+              <w:left w:w="100" w:type="dxa"/>
+              <w:bottom w:w="60" w:type="dxa"/>
+              <w:right w:w="100" w:type="dxa"/>
+            </w:tcMar>
+            <w:tcBorders>
+              <w:top w:val="single" w:sz="6" w:color="1A1A1A"/>
+              <w:left w:val="single" w:sz="6" w:color="1A1A1A"/>
+              <w:bottom w:val="single" w:sz="6" w:color="1A1A1A"/>
+              <w:right w:val="single" w:sz="6" w:color="1A1A1A"/>
+            </w:tcBorders>
+          </w:tcPr>
+          <w:p>
+            <w:pPr>
+              <w:spacing w:after="0"/>
+            </w:pPr>
+            <w:r>
+              <w:rPr>
+                <w:b w:val="0"/>
+                <w:i w:val="0"/>
+                <w:color w:val="1A1A1A"/>
+                <w:sz w:val="20"/>
+              </w:rPr>
+              <w:t>Independent Set</w:t>
+            </w:r>
+          </w:p>
+        </w:tc>
+        <w:tc>
+          <w:tcPr>
+            <w:tcW w:type="dxa" w:w="1200"/>
+            <w:tcMar>
+              <w:top w:w="60" w:type="dxa"/>
+              <w:left w:w="100" w:type="dxa"/>
+              <w:bottom w:w="60" w:type="dxa"/>
+              <w:right w:w="100" w:type="dxa"/>
+            </w:tcMar>
+            <w:tcBorders>
+              <w:top w:val="single" w:sz="6" w:color="1A1A1A"/>
+              <w:left w:val="single" w:sz="6" w:color="1A1A1A"/>
+              <w:bottom w:val="single" w:sz="6" w:color="1A1A1A"/>
+              <w:right w:val="single" w:sz="6" w:color="1A1A1A"/>
+            </w:tcBorders>
+          </w:tcPr>
+          <w:p>
+            <w:pPr>
+              <w:spacing w:after="0"/>
+            </w:pPr>
+            <w:r>
+              <w:rPr>
+                <w:b w:val="0"/>
+                <w:i w:val="0"/>
+                <w:color w:val="1A1A1A"/>
+                <w:sz w:val="20"/>
+              </w:rPr>
+              <w:t>33</w:t>
+            </w:r>
+          </w:p>
+        </w:tc>
+        <w:tc>
+          <w:tcPr>
+            <w:tcW w:type="dxa" w:w="1500"/>
+            <w:tcMar>
+              <w:top w:w="60" w:type="dxa"/>
+              <w:left w:w="100" w:type="dxa"/>
+              <w:bottom w:w="60" w:type="dxa"/>
+              <w:right w:w="100" w:type="dxa"/>
+            </w:tcMar>
+            <w:tcBorders>
+              <w:top w:val="single" w:sz="6" w:color="1A1A1A"/>
+              <w:left w:val="single" w:sz="6" w:color="1A1A1A"/>
+              <w:bottom w:val="single" w:sz="6" w:color="1A1A1A"/>
+              <w:right w:val="single" w:sz="6" w:color="1A1A1A"/>
+            </w:tcBorders>
+          </w:tcPr>
+          <w:p>
+            <w:pPr>
+              <w:spacing w:after="0"/>
+            </w:pPr>
+            <w:r>
+              <w:rPr>
+                <w:b w:val="0"/>
+                <w:i w:val="0"/>
+                <w:color w:val="1A1A1A"/>
+                <w:sz w:val="20"/>
+              </w:rPr>
+              <w:t>6 min</w:t>
             </w:r>
           </w:p>
         </w:tc>
@@ -1207,7 +1373,7 @@
                 <w:color w:val="1A1A1A"/>
                 <w:sz w:val="20"/>
               </w:rPr>
-              <w:t>33</w:t>
+              <w:t>34</w:t>
             </w:r>
           </w:p>
         </w:tc>
@@ -1379,7 +1545,7 @@
           <w:color w:val="1A1A1A"/>
           <w:sz w:val="21"/>
         </w:rPr>
-        <w:t>Notes II — 'reciprocal, not opposite'. Whiteboard 5 is the diagnostic that says whether it landed; whiteboard 9 asks for it in writing.</w:t>
+        <w:t>A negative exponent asks for a reciprocal. It never asks for a negative number.</w:t>
       </w:r>
     </w:p>
     <w:p>
@@ -1403,26 +1569,7 @@
           <w:color w:val="1A1A1A"/>
           <w:sz w:val="21"/>
         </w:rPr>
-        <w:t>This lesson rebuilds Math Nation 3.4 (SE pp. 118–123) and is the first MA.8.NSO.1.3 lesson of the unit: exponents are integers from here on. The book's discovery is the halving pattern past 2</w:t>
-      </w:r>
-      <w:r>
-        <w:rPr>
-          <w:b w:val="0"/>
-          <w:i w:val="0"/>
-          <w:color w:val="1A1A1A"/>
-          <w:sz w:val="21"/>
-          <w:vertAlign w:val="superscript"/>
-        </w:rPr>
-        <w:t>0</w:t>
-      </w:r>
-      <w:r>
-        <w:rPr>
-          <w:b w:val="0"/>
-          <w:i w:val="0"/>
-          <w:color w:val="1A1A1A"/>
-          <w:sz w:val="21"/>
-        </w:rPr>
-        <w:t>, kept as Notes I; its collaboration tables (product and quotient laws with negative exponents) are Notes III and bank questions 7–8.</w:t>
+        <w:t>The base keeps its own sign. The exponent only tells you to flip.</w:t>
       </w:r>
     </w:p>
     <w:p>
@@ -1446,26 +1593,7 @@
           <w:color w:val="1A1A1A"/>
           <w:sz w:val="21"/>
         </w:rPr>
-        <w:t>The state guide asks for one thing the book does not do explicitly: a task showing the difference between −b and b</w:t>
-      </w:r>
-      <w:r>
-        <w:rPr>
-          <w:b w:val="0"/>
-          <w:i w:val="0"/>
-          <w:color w:val="1A1A1A"/>
-          <w:sz w:val="21"/>
-          <w:vertAlign w:val="superscript"/>
-        </w:rPr>
-        <w:t>-1</w:t>
-      </w:r>
-      <w:r>
-        <w:rPr>
-          <w:b w:val="0"/>
-          <w:i w:val="0"/>
-          <w:color w:val="1A1A1A"/>
-          <w:sz w:val="21"/>
-        </w:rPr>
-        <w:t>. That is Notes II's contrast line, warm-up question 4, whiteboard 5 and 9, and bank question 9. Expect the −25 answer today; the lesson is built around meeting it.</w:t>
+        <w:t>Every law from last week still works — the exponents are just integers now.</w:t>
       </w:r>
     </w:p>
     <w:p>
@@ -2335,38 +2463,23 @@
         <w:t xml:space="preserve">Board 2.  </w:t>
       </w:r>
       <w:r>
-        <w:drawing>
-          <wp:inline xmlns:a="http://schemas.openxmlformats.org/drawingml/2006/main" xmlns:pic="http://schemas.openxmlformats.org/drawingml/2006/picture">
-            <wp:extent cx="213360" cy="140208"/>
-            <wp:docPr id="5" name="Picture 5"/>
-            <wp:cNvGraphicFramePr>
-              <a:graphicFrameLocks noChangeAspect="1"/>
-            </wp:cNvGraphicFramePr>
-            <a:graphic>
-              <a:graphicData uri="http://schemas.openxmlformats.org/drawingml/2006/picture">
-                <pic:pic>
-                  <pic:nvPicPr>
-                    <pic:cNvPr id="0" name="610c8d812a5a0359.png"/>
-                    <pic:cNvPicPr/>
-                  </pic:nvPicPr>
-                  <pic:blipFill>
-                    <a:blip r:embed="rId13"/>
-                    <a:stretch>
-                      <a:fillRect/>
-                    </a:stretch>
-                  </pic:blipFill>
-                  <pic:spPr>
-                    <a:xfrm>
-                      <a:off x="0" y="0"/>
-                      <a:ext cx="213360" cy="140208"/>
-                    </a:xfrm>
-                    <a:prstGeom prst="rect"/>
-                  </pic:spPr>
-                </pic:pic>
-              </a:graphicData>
-            </a:graphic>
-          </wp:inline>
-        </w:drawing>
+        <w:rPr>
+          <w:b w:val="0"/>
+          <w:i w:val="0"/>
+          <w:color w:val="1A1A1A"/>
+          <w:sz w:val="21"/>
+        </w:rPr>
+        <w:t>A pollen grain's mass is 2</w:t>
+      </w:r>
+      <w:r>
+        <w:rPr>
+          <w:b w:val="0"/>
+          <w:i w:val="0"/>
+          <w:color w:val="1A1A1A"/>
+          <w:sz w:val="21"/>
+          <w:vertAlign w:val="superscript"/>
+        </w:rPr>
+        <w:t>-4</w:t>
       </w:r>
       <w:r>
         <w:rPr>
@@ -2375,13 +2488,32 @@
           <w:color w:val="1A1A1A"/>
           <w:sz w:val="21"/>
         </w:rPr>
-        <w:t xml:space="preserve">  →  </w:t>
+        <w:t xml:space="preserve"> milligram. Its width is 25 micrometers. What is the value of 2</w:t>
+      </w:r>
+      <w:r>
+        <w:rPr>
+          <w:b w:val="0"/>
+          <w:i w:val="0"/>
+          <w:color w:val="1A1A1A"/>
+          <w:sz w:val="21"/>
+          <w:vertAlign w:val="superscript"/>
+        </w:rPr>
+        <w:t>-4</w:t>
+      </w:r>
+      <w:r>
+        <w:rPr>
+          <w:b w:val="0"/>
+          <w:i w:val="0"/>
+          <w:color w:val="1A1A1A"/>
+          <w:sz w:val="21"/>
+        </w:rPr>
+        <w:t xml:space="preserve">?  →  </w:t>
       </w:r>
       <w:r>
         <w:drawing>
           <wp:inline xmlns:a="http://schemas.openxmlformats.org/drawingml/2006/main" xmlns:pic="http://schemas.openxmlformats.org/drawingml/2006/picture">
             <wp:extent cx="118872" cy="216408"/>
-            <wp:docPr id="6" name="Picture 6"/>
+            <wp:docPr id="5" name="Picture 5"/>
             <wp:cNvGraphicFramePr>
               <a:graphicFrameLocks noChangeAspect="1"/>
             </wp:cNvGraphicFramePr>
@@ -2393,7 +2525,7 @@
                     <pic:cNvPicPr/>
                   </pic:nvPicPr>
                   <pic:blipFill>
-                    <a:blip r:embed="rId14"/>
+                    <a:blip r:embed="rId13"/>
                     <a:stretch>
                       <a:fillRect/>
                     </a:stretch>
@@ -2416,9 +2548,18 @@
           <w:b w:val="0"/>
           <w:i/>
           <w:color w:val="6B6B6B"/>
+          <w:sz w:val="20"/>
+        </w:rPr>
+        <w:t xml:space="preserve">   The 25 micrometers is not needed.</w:t>
+      </w:r>
+      <w:r>
+        <w:rPr>
+          <w:b w:val="0"/>
+          <w:i/>
+          <w:color w:val="6B6B6B"/>
           <w:sz w:val="19"/>
         </w:rPr>
-        <w:t xml:space="preserve">   −16 — negative exponent read as a negative value [B1G-M 8.NSO.1.3]; −8 — multiplied base by exponent</w:t>
+        <w:t xml:space="preserve">   −16 — negative exponent read as a negative value [B1G-M 8.NSO.1.3]; −8 — multiplied base by exponent; anything built from 25 — the unneeded figure was used</w:t>
       </w:r>
     </w:p>
     <w:p>
@@ -2448,7 +2589,7 @@
         <w:drawing>
           <wp:inline xmlns:a="http://schemas.openxmlformats.org/drawingml/2006/main" xmlns:pic="http://schemas.openxmlformats.org/drawingml/2006/picture">
             <wp:extent cx="222504" cy="231648"/>
-            <wp:docPr id="7" name="Picture 7"/>
+            <wp:docPr id="6" name="Picture 6"/>
             <wp:cNvGraphicFramePr>
               <a:graphicFrameLocks noChangeAspect="1"/>
             </wp:cNvGraphicFramePr>
@@ -2460,7 +2601,7 @@
                     <pic:cNvPicPr/>
                   </pic:nvPicPr>
                   <pic:blipFill>
-                    <a:blip r:embed="rId15"/>
+                    <a:blip r:embed="rId14"/>
                     <a:stretch>
                       <a:fillRect/>
                     </a:stretch>
@@ -2552,7 +2693,7 @@
         <w:drawing>
           <wp:inline xmlns:a="http://schemas.openxmlformats.org/drawingml/2006/main" xmlns:pic="http://schemas.openxmlformats.org/drawingml/2006/picture">
             <wp:extent cx="429768" cy="170688"/>
-            <wp:docPr id="8" name="Picture 8"/>
+            <wp:docPr id="7" name="Picture 7"/>
             <wp:cNvGraphicFramePr>
               <a:graphicFrameLocks noChangeAspect="1"/>
             </wp:cNvGraphicFramePr>
@@ -2564,7 +2705,7 @@
                     <pic:cNvPicPr/>
                   </pic:nvPicPr>
                   <pic:blipFill>
-                    <a:blip r:embed="rId16"/>
+                    <a:blip r:embed="rId15"/>
                     <a:stretch>
                       <a:fillRect/>
                     </a:stretch>
@@ -2595,7 +2736,7 @@
         <w:drawing>
           <wp:inline xmlns:a="http://schemas.openxmlformats.org/drawingml/2006/main" xmlns:pic="http://schemas.openxmlformats.org/drawingml/2006/picture">
             <wp:extent cx="167640" cy="216408"/>
-            <wp:docPr id="9" name="Picture 9"/>
+            <wp:docPr id="8" name="Picture 8"/>
             <wp:cNvGraphicFramePr>
               <a:graphicFrameLocks noChangeAspect="1"/>
             </wp:cNvGraphicFramePr>
@@ -2607,7 +2748,7 @@
                     <pic:cNvPicPr/>
                   </pic:nvPicPr>
                   <pic:blipFill>
-                    <a:blip r:embed="rId17"/>
+                    <a:blip r:embed="rId16"/>
                     <a:stretch>
                       <a:fillRect/>
                     </a:stretch>
@@ -2659,13 +2800,47 @@
         <w:t xml:space="preserve">Board 5.  </w:t>
       </w:r>
       <w:r>
+        <w:drawing>
+          <wp:inline xmlns:a="http://schemas.openxmlformats.org/drawingml/2006/main" xmlns:pic="http://schemas.openxmlformats.org/drawingml/2006/picture">
+            <wp:extent cx="213360" cy="143256"/>
+            <wp:docPr id="9" name="Picture 9"/>
+            <wp:cNvGraphicFramePr>
+              <a:graphicFrameLocks noChangeAspect="1"/>
+            </wp:cNvGraphicFramePr>
+            <a:graphic>
+              <a:graphicData uri="http://schemas.openxmlformats.org/drawingml/2006/picture">
+                <pic:pic>
+                  <pic:nvPicPr>
+                    <pic:cNvPr id="0" name="ef9c046f279ffe4d.png"/>
+                    <pic:cNvPicPr/>
+                  </pic:nvPicPr>
+                  <pic:blipFill>
+                    <a:blip r:embed="rId17"/>
+                    <a:stretch>
+                      <a:fillRect/>
+                    </a:stretch>
+                  </pic:blipFill>
+                  <pic:spPr>
+                    <a:xfrm>
+                      <a:off x="0" y="0"/>
+                      <a:ext cx="213360" cy="143256"/>
+                    </a:xfrm>
+                    <a:prstGeom prst="rect"/>
+                  </pic:spPr>
+                </pic:pic>
+              </a:graphicData>
+            </a:graphic>
+          </wp:inline>
+        </w:drawing>
+      </w:r>
+      <w:r>
         <w:rPr>
           <w:b w:val="0"/>
           <w:i w:val="0"/>
           <w:color w:val="1A1A1A"/>
           <w:sz w:val="21"/>
         </w:rPr>
-        <w:t xml:space="preserve">Which is the value?  →  </w:t>
+        <w:t xml:space="preserve">  Which is the value?  →  </w:t>
       </w:r>
       <w:r>
         <w:rPr>
@@ -2776,13 +2951,47 @@
         <w:t xml:space="preserve">Board 6.  </w:t>
       </w:r>
       <w:r>
+        <w:drawing>
+          <wp:inline xmlns:a="http://schemas.openxmlformats.org/drawingml/2006/main" xmlns:pic="http://schemas.openxmlformats.org/drawingml/2006/picture">
+            <wp:extent cx="457200" cy="143256"/>
+            <wp:docPr id="10" name="Picture 10"/>
+            <wp:cNvGraphicFramePr>
+              <a:graphicFrameLocks noChangeAspect="1"/>
+            </wp:cNvGraphicFramePr>
+            <a:graphic>
+              <a:graphicData uri="http://schemas.openxmlformats.org/drawingml/2006/picture">
+                <pic:pic>
+                  <pic:nvPicPr>
+                    <pic:cNvPr id="0" name="c11df6f955dbd18f.png"/>
+                    <pic:cNvPicPr/>
+                  </pic:nvPicPr>
+                  <pic:blipFill>
+                    <a:blip r:embed="rId18"/>
+                    <a:stretch>
+                      <a:fillRect/>
+                    </a:stretch>
+                  </pic:blipFill>
+                  <pic:spPr>
+                    <a:xfrm>
+                      <a:off x="0" y="0"/>
+                      <a:ext cx="457200" cy="143256"/>
+                    </a:xfrm>
+                    <a:prstGeom prst="rect"/>
+                  </pic:spPr>
+                </pic:pic>
+              </a:graphicData>
+            </a:graphic>
+          </wp:inline>
+        </w:drawing>
+      </w:r>
+      <w:r>
         <w:rPr>
           <w:b w:val="0"/>
           <w:i w:val="0"/>
           <w:color w:val="1A1A1A"/>
           <w:sz w:val="21"/>
         </w:rPr>
-        <w:t xml:space="preserve">Which expression is equivalent?  →  </w:t>
+        <w:t xml:space="preserve">  Which expression is equivalent?  →  </w:t>
       </w:r>
       <w:r>
         <w:rPr>
@@ -2849,7 +3058,7 @@
         <w:drawing>
           <wp:inline xmlns:a="http://schemas.openxmlformats.org/drawingml/2006/main" xmlns:pic="http://schemas.openxmlformats.org/drawingml/2006/picture">
             <wp:extent cx="457200" cy="143256"/>
-            <wp:docPr id="10" name="Picture 10"/>
+            <wp:docPr id="11" name="Picture 11"/>
             <wp:cNvGraphicFramePr>
               <a:graphicFrameLocks noChangeAspect="1"/>
             </wp:cNvGraphicFramePr>
@@ -2861,7 +3070,7 @@
                     <pic:cNvPicPr/>
                   </pic:nvPicPr>
                   <pic:blipFill>
-                    <a:blip r:embed="rId18"/>
+                    <a:blip r:embed="rId19"/>
                     <a:stretch>
                       <a:fillRect/>
                     </a:stretch>
@@ -2934,7 +3143,7 @@
         <w:drawing>
           <wp:inline xmlns:a="http://schemas.openxmlformats.org/drawingml/2006/main" xmlns:pic="http://schemas.openxmlformats.org/drawingml/2006/picture">
             <wp:extent cx="164592" cy="259080"/>
-            <wp:docPr id="11" name="Picture 11"/>
+            <wp:docPr id="12" name="Picture 12"/>
             <wp:cNvGraphicFramePr>
               <a:graphicFrameLocks noChangeAspect="1"/>
             </wp:cNvGraphicFramePr>
@@ -2946,7 +3155,7 @@
                     <pic:cNvPicPr/>
                   </pic:nvPicPr>
                   <pic:blipFill>
-                    <a:blip r:embed="rId19"/>
+                    <a:blip r:embed="rId20"/>
                     <a:stretch>
                       <a:fillRect/>
                     </a:stretch>
@@ -2977,7 +3186,7 @@
         <w:drawing>
           <wp:inline xmlns:a="http://schemas.openxmlformats.org/drawingml/2006/main" xmlns:pic="http://schemas.openxmlformats.org/drawingml/2006/picture">
             <wp:extent cx="109728" cy="231648"/>
-            <wp:docPr id="12" name="Picture 12"/>
+            <wp:docPr id="13" name="Picture 13"/>
             <wp:cNvGraphicFramePr>
               <a:graphicFrameLocks noChangeAspect="1"/>
             </wp:cNvGraphicFramePr>
@@ -2989,7 +3198,7 @@
                     <pic:cNvPicPr/>
                   </pic:nvPicPr>
                   <pic:blipFill>
-                    <a:blip r:embed="rId20"/>
+                    <a:blip r:embed="rId21"/>
                     <a:stretch>
                       <a:fillRect/>
                     </a:stretch>
@@ -3213,6 +3422,39 @@
           <w:color w:val="1A1A1A"/>
           <w:sz w:val="21"/>
         </w:rPr>
+        <w:t xml:space="preserve">Independent Set — Six questions. On your own, in silence..  </w:t>
+      </w:r>
+      <w:r>
+        <w:rPr>
+          <w:b w:val="0"/>
+          <w:i w:val="0"/>
+          <w:color w:val="1A1A1A"/>
+          <w:sz w:val="21"/>
+        </w:rPr>
+        <w:t>Hand out the Independent Set.</w:t>
+      </w:r>
+    </w:p>
+    <w:p>
+      <w:pPr>
+        <w:spacing w:before="20" w:after="60"/>
+        <w:ind w:left="470" w:hanging="470"/>
+      </w:pPr>
+      <w:r>
+        <w:rPr>
+          <w:b/>
+          <w:i w:val="0"/>
+          <w:color w:val="1A1A1A"/>
+          <w:sz w:val="21"/>
+        </w:rPr>
+        <w:t xml:space="preserve">34.  </w:t>
+      </w:r>
+      <w:r>
+        <w:rPr>
+          <w:b/>
+          <w:i w:val="0"/>
+          <w:color w:val="1A1A1A"/>
+          <w:sz w:val="21"/>
+        </w:rPr>
         <w:t xml:space="preserve">IXL — Last five minutes..  </w:t>
       </w:r>
       <w:r>
@@ -3222,7 +3464,7 @@
           <w:color w:val="1A1A1A"/>
           <w:sz w:val="21"/>
         </w:rPr>
-        <w:t>IXL: whatever is not finished is tonight's practice; SmartScore 67.</w:t>
+        <w:t>IXL: every listed skill is required, SmartScore 67, due at the start of the next class.</w:t>
       </w:r>
     </w:p>
     <w:p>

--- a/a7/build/out/u3/A7 3.04  Teacher Edition.docx
+++ b/a7/build/out/u3/A7 3.04  Teacher Edition.docx
@@ -2417,7 +2417,7 @@
           <w:color w:val="6B6B6B"/>
           <w:sz w:val="19"/>
         </w:rPr>
-        <w:t xml:space="preserve"> or −512 — negative exponent read as a negative value [B1G-M 8.NSO.1.3 misconception: −b vs b</w:t>
+        <w:t xml:space="preserve"> or −512 — negative exponent read as a negative value [B1G-M 8.NSO.1.3 task: −b vs b</w:t>
       </w:r>
       <w:r>
         <w:rPr>
@@ -2479,7 +2479,7 @@
           <w:sz w:val="21"/>
           <w:vertAlign w:val="superscript"/>
         </w:rPr>
-        <w:t>-4</w:t>
+        <w:t>-7</w:t>
       </w:r>
       <w:r>
         <w:rPr>
@@ -2488,7 +2488,7 @@
           <w:color w:val="1A1A1A"/>
           <w:sz w:val="21"/>
         </w:rPr>
-        <w:t xml:space="preserve"> milligram. Its width is 25 micrometers. What is the value of 2</w:t>
+        <w:t xml:space="preserve"> microgram. Its width is 25 micrometers. What is the value of 2</w:t>
       </w:r>
       <w:r>
         <w:rPr>
@@ -2498,7 +2498,7 @@
           <w:sz w:val="21"/>
           <w:vertAlign w:val="superscript"/>
         </w:rPr>
-        <w:t>-4</w:t>
+        <w:t>-7</w:t>
       </w:r>
       <w:r>
         <w:rPr>
@@ -2512,7 +2512,7 @@
       <w:r>
         <w:drawing>
           <wp:inline xmlns:a="http://schemas.openxmlformats.org/drawingml/2006/main" xmlns:pic="http://schemas.openxmlformats.org/drawingml/2006/picture">
-            <wp:extent cx="118872" cy="216408"/>
+            <wp:extent cx="176784" cy="216408"/>
             <wp:docPr id="5" name="Picture 5"/>
             <wp:cNvGraphicFramePr>
               <a:graphicFrameLocks noChangeAspect="1"/>
@@ -2521,7 +2521,7 @@
               <a:graphicData uri="http://schemas.openxmlformats.org/drawingml/2006/picture">
                 <pic:pic>
                   <pic:nvPicPr>
-                    <pic:cNvPr id="0" name="29a3792c94f29795.png"/>
+                    <pic:cNvPr id="0" name="30d96df11c9fdd1b.png"/>
                     <pic:cNvPicPr/>
                   </pic:nvPicPr>
                   <pic:blipFill>
@@ -2533,7 +2533,7 @@
                   <pic:spPr>
                     <a:xfrm>
                       <a:off x="0" y="0"/>
-                      <a:ext cx="118872" cy="216408"/>
+                      <a:ext cx="176784" cy="216408"/>
                     </a:xfrm>
                     <a:prstGeom prst="rect"/>
                   </pic:spPr>
@@ -2559,7 +2559,7 @@
           <w:color w:val="6B6B6B"/>
           <w:sz w:val="19"/>
         </w:rPr>
-        <w:t xml:space="preserve">   −16 — negative exponent read as a negative value [B1G-M 8.NSO.1.3]; −8 — multiplied base by exponent; anything built from 25 — the unneeded figure was used</w:t>
+        <w:t xml:space="preserve">   −128 — negative exponent read as a negative value [B1G-M 8.NSO.1.3]; −14 — multiplied base by exponent; anything built from 25 — the unneeded figure was used</w:t>
       </w:r>
     </w:p>
     <w:p>
@@ -2877,7 +2877,7 @@
           <w:color w:val="6B6B6B"/>
           <w:sz w:val="19"/>
         </w:rPr>
-        <w:t>) [B1G-M 8.NSO.1.3 misconception: −b vs b</w:t>
+        <w:t>) [B1G-M 8.NSO.1.3 task: −b vs b</w:t>
       </w:r>
       <w:r>
         <w:rPr>
@@ -3113,7 +3113,26 @@
           <w:color w:val="6B6B6B"/>
           <w:sz w:val="19"/>
         </w:rPr>
-        <w:t xml:space="preserve">   0 — zero exponent read as 0 [B1G-M 8.NSO.1.3]; 81 or 1/81 — one factor was ignored</w:t>
+        <w:t xml:space="preserve">   0 — zero exponent read as 0 [8.NSO.1.3: zero exponent law, a</w:t>
+      </w:r>
+      <w:r>
+        <w:rPr>
+          <w:b w:val="0"/>
+          <w:i/>
+          <w:color w:val="6B6B6B"/>
+          <w:sz w:val="19"/>
+          <w:vertAlign w:val="superscript"/>
+        </w:rPr>
+        <w:t>0</w:t>
+      </w:r>
+      <w:r>
+        <w:rPr>
+          <w:b w:val="0"/>
+          <w:i/>
+          <w:color w:val="6B6B6B"/>
+          <w:sz w:val="19"/>
+        </w:rPr>
+        <w:t xml:space="preserve"> = 1]; 81 or 1/81 — one factor was ignored</w:t>
       </w:r>
     </w:p>
     <w:p>
@@ -3369,7 +3388,26 @@
           <w:color w:val="6B6B6B"/>
           <w:sz w:val="19"/>
         </w:rPr>
-        <w:t xml:space="preserve">   '−1/25' — took the reciprocal AND the opposite [B1G-M 8.NSO.1.3 misconception]; 'she forgot parentheses' — confused 5</w:t>
+        <w:t xml:space="preserve">   '−1/25' — took the reciprocal AND the opposite [B1G-M 8.NSO.1.3 task: −b vs b</w:t>
+      </w:r>
+      <w:r>
+        <w:rPr>
+          <w:b w:val="0"/>
+          <w:i/>
+          <w:color w:val="6B6B6B"/>
+          <w:sz w:val="19"/>
+          <w:vertAlign w:val="superscript"/>
+        </w:rPr>
+        <w:t>-1</w:t>
+      </w:r>
+      <w:r>
+        <w:rPr>
+          <w:b w:val="0"/>
+          <w:i/>
+          <w:color w:val="6B6B6B"/>
+          <w:sz w:val="19"/>
+        </w:rPr>
+        <w:t>]; 'she forgot parentheses' — confused 5</w:t>
       </w:r>
       <w:r>
         <w:rPr>
@@ -3525,7 +3563,7 @@
           <w:color w:val="1A1A1A"/>
           <w:sz w:val="20"/>
         </w:rPr>
-        <w:t xml:space="preserve"> or −512 — negative exponent read as a negative value [B1G-M 8.NSO.1.3 misconception: −b vs b</w:t>
+        <w:t xml:space="preserve"> or −512 — negative exponent read as a negative value [B1G-M 8.NSO.1.3 task: −b vs b</w:t>
       </w:r>
       <w:r>
         <w:rPr>
@@ -3568,7 +3606,7 @@
           <w:color w:val="1A1A1A"/>
           <w:sz w:val="20"/>
         </w:rPr>
-        <w:t>−16 — negative exponent read as a negative value [B1G-M 8.NSO.1.3]</w:t>
+        <w:t>−128 — negative exponent read as a negative value [B1G-M 8.NSO.1.3]</w:t>
       </w:r>
     </w:p>
     <w:p>
@@ -3659,7 +3697,7 @@
           <w:color w:val="1A1A1A"/>
           <w:sz w:val="20"/>
         </w:rPr>
-        <w:t>) [B1G-M 8.NSO.1.3 misconception: −b vs b</w:t>
+        <w:t>) [B1G-M 8.NSO.1.3 task: −b vs b</w:t>
       </w:r>
       <w:r>
         <w:rPr>
@@ -3726,7 +3764,26 @@
           <w:color w:val="1A1A1A"/>
           <w:sz w:val="20"/>
         </w:rPr>
-        <w:t>0 — zero exponent read as 0 [B1G-M 8.NSO.1.3]</w:t>
+        <w:t>0 — zero exponent read as 0 [8.NSO.1.3: zero exponent law, a</w:t>
+      </w:r>
+      <w:r>
+        <w:rPr>
+          <w:b w:val="0"/>
+          <w:i w:val="0"/>
+          <w:color w:val="1A1A1A"/>
+          <w:sz w:val="20"/>
+          <w:vertAlign w:val="superscript"/>
+        </w:rPr>
+        <w:t>0</w:t>
+      </w:r>
+      <w:r>
+        <w:rPr>
+          <w:b w:val="0"/>
+          <w:i w:val="0"/>
+          <w:color w:val="1A1A1A"/>
+          <w:sz w:val="20"/>
+        </w:rPr>
+        <w:t xml:space="preserve"> = 1]</w:t>
       </w:r>
     </w:p>
     <w:p>
@@ -3793,7 +3850,26 @@
           <w:color w:val="1A1A1A"/>
           <w:sz w:val="20"/>
         </w:rPr>
-        <w:t>'−1/25' — took the reciprocal AND the opposite [B1G-M 8.NSO.1.3 misconception]</w:t>
+        <w:t>'−1/25' — took the reciprocal AND the opposite [B1G-M 8.NSO.1.3 task: −b vs b</w:t>
+      </w:r>
+      <w:r>
+        <w:rPr>
+          <w:b w:val="0"/>
+          <w:i w:val="0"/>
+          <w:color w:val="1A1A1A"/>
+          <w:sz w:val="20"/>
+          <w:vertAlign w:val="superscript"/>
+        </w:rPr>
+        <w:t>-1</w:t>
+      </w:r>
+      <w:r>
+        <w:rPr>
+          <w:b w:val="0"/>
+          <w:i w:val="0"/>
+          <w:color w:val="1A1A1A"/>
+          <w:sz w:val="20"/>
+        </w:rPr>
+        <w:t>]</w:t>
       </w:r>
     </w:p>
     <w:p>

--- a/a7/build/out/u3/A7 3.04  Teacher Edition.docx
+++ b/a7/build/out/u3/A7 3.04  Teacher Edition.docx
@@ -3502,7 +3502,7 @@
           <w:color w:val="1A1A1A"/>
           <w:sz w:val="21"/>
         </w:rPr>
-        <w:t>IXL: every listed skill is required, SmartScore 67, due at the start of the next class.</w:t>
+        <w:t>IXL: every listed skill is required, SmartScore 67.</w:t>
       </w:r>
     </w:p>
     <w:p>

--- a/a7/build/out/u3/A7 3.04  Teacher Edition.docx
+++ b/a7/build/out/u3/A7 3.04  Teacher Edition.docx
@@ -348,6 +348,7 @@
           </w:tcPr>
           <w:p>
             <w:pPr>
+              <w:keepNext/>
               <w:spacing w:after="0"/>
               <w:jc w:val="center"/>
             </w:pPr>
@@ -381,6 +382,7 @@
           </w:tcPr>
           <w:p>
             <w:pPr>
+              <w:keepNext/>
               <w:spacing w:after="0"/>
               <w:jc w:val="center"/>
             </w:pPr>
@@ -414,6 +416,7 @@
           </w:tcPr>
           <w:p>
             <w:pPr>
+              <w:keepNext/>
               <w:spacing w:after="0"/>
               <w:jc w:val="center"/>
             </w:pPr>
@@ -1673,7 +1676,7 @@
           <w:color w:val="1A1A1A"/>
           <w:sz w:val="21"/>
         </w:rPr>
-        <w:t xml:space="preserve">Warm-Up — On your own. Four minutes. No notes..  </w:t>
+        <w:t xml:space="preserve">Warm-Up — On your own. Four minutes. No notes.  </w:t>
       </w:r>
       <w:r>
         <w:rPr>
@@ -1706,7 +1709,7 @@
           <w:color w:val="1A1A1A"/>
           <w:sz w:val="21"/>
         </w:rPr>
-        <w:t xml:space="preserve">Warm-Up — Answers..  </w:t>
+        <w:t xml:space="preserve">Warm-Up — Answers.  </w:t>
       </w:r>
       <w:r>
         <w:rPr>
@@ -1816,7 +1819,7 @@
           <w:color w:val="1A1A1A"/>
           <w:sz w:val="21"/>
         </w:rPr>
-        <w:t xml:space="preserve">Notes — Copy the table..  </w:t>
+        <w:t xml:space="preserve">Notes — Copy the table.  </w:t>
       </w:r>
       <w:r>
         <w:rPr>
@@ -1934,7 +1937,7 @@
           <w:color w:val="1A1A1A"/>
           <w:sz w:val="21"/>
         </w:rPr>
-        <w:t xml:space="preserve">Example 1 — Negative exponents top and bottom..  </w:t>
+        <w:t xml:space="preserve">Example 1 — Negative exponents top and bottom.  </w:t>
       </w:r>
       <w:r>
         <w:rPr>
@@ -1967,7 +1970,7 @@
           <w:color w:val="1A1A1A"/>
           <w:sz w:val="21"/>
         </w:rPr>
-        <w:t xml:space="preserve">Example 1 — Worked..  </w:t>
+        <w:t xml:space="preserve">Example 1 — Worked.  </w:t>
       </w:r>
       <w:r>
         <w:rPr>
@@ -2076,7 +2079,7 @@
           <w:color w:val="1A1A1A"/>
           <w:sz w:val="21"/>
         </w:rPr>
-        <w:t xml:space="preserve">Your Turn — Same steps, your numbers. Boards up when done..  </w:t>
+        <w:t xml:space="preserve">Your Turn — Same steps, your numbers. Boards up when done.  </w:t>
       </w:r>
       <w:r>
         <w:rPr>
@@ -2109,7 +2112,7 @@
           <w:color w:val="1A1A1A"/>
           <w:sz w:val="21"/>
         </w:rPr>
-        <w:t xml:space="preserve">Your Turn — Answer..  </w:t>
+        <w:t xml:space="preserve">Your Turn — Answer.  </w:t>
       </w:r>
       <w:r>
         <w:rPr>
@@ -2142,7 +2145,7 @@
           <w:color w:val="1A1A1A"/>
           <w:sz w:val="21"/>
         </w:rPr>
-        <w:t xml:space="preserve">Example 2 — A quotient law crossing zero..  </w:t>
+        <w:t xml:space="preserve">Example 2 — A quotient law crossing zero.  </w:t>
       </w:r>
       <w:r>
         <w:rPr>
@@ -2175,7 +2178,7 @@
           <w:color w:val="1A1A1A"/>
           <w:sz w:val="21"/>
         </w:rPr>
-        <w:t xml:space="preserve">Example 2 — Worked both ways..  </w:t>
+        <w:t xml:space="preserve">Example 2 — Worked both ways.  </w:t>
       </w:r>
       <w:r>
         <w:rPr>
@@ -2208,7 +2211,7 @@
           <w:color w:val="1A1A1A"/>
           <w:sz w:val="21"/>
         </w:rPr>
-        <w:t xml:space="preserve">Your Turn — Same steps, your numbers. Boards up when done..  </w:t>
+        <w:t xml:space="preserve">Your Turn — Same steps, your numbers. Boards up when done.  </w:t>
       </w:r>
       <w:r>
         <w:rPr>
@@ -2279,7 +2282,7 @@
           <w:color w:val="1A1A1A"/>
           <w:sz w:val="21"/>
         </w:rPr>
-        <w:t xml:space="preserve">Your Turn — Answer..  </w:t>
+        <w:t xml:space="preserve">Your Turn — Answer.  </w:t>
       </w:r>
       <w:r>
         <w:rPr>
@@ -3460,7 +3463,7 @@
           <w:color w:val="1A1A1A"/>
           <w:sz w:val="21"/>
         </w:rPr>
-        <w:t xml:space="preserve">Independent Set — Six questions. On your own, in silence..  </w:t>
+        <w:t xml:space="preserve">Independent Set — Six questions. On your own, in silence.  </w:t>
       </w:r>
       <w:r>
         <w:rPr>
@@ -3493,7 +3496,7 @@
           <w:color w:val="1A1A1A"/>
           <w:sz w:val="21"/>
         </w:rPr>
-        <w:t xml:space="preserve">IXL — Last five minutes..  </w:t>
+        <w:t xml:space="preserve">IXL — Last five minutes.  </w:t>
       </w:r>
       <w:r>
         <w:rPr>

--- a/a7/build/out/u3/A7 3.04  Teacher Edition.docx
+++ b/a7/build/out/u3/A7 3.04  Teacher Edition.docx
@@ -2852,7 +2852,7 @@
           <w:color w:val="9E1B32"/>
           <w:sz w:val="21"/>
         </w:rPr>
-        <w:t>A — 1/25</w:t>
+        <w:t>B — 1/25</w:t>
       </w:r>
       <w:r>
         <w:rPr>
@@ -2861,7 +2861,26 @@
           <w:color w:val="6B6B6B"/>
           <w:sz w:val="19"/>
         </w:rPr>
-        <w:t xml:space="preserve">   (B) the negative exponent was read as a negative value, −(5</w:t>
+        <w:t xml:space="preserve">   (A) reciprocal of 5 · 2 instead of 5</w:t>
+      </w:r>
+      <w:r>
+        <w:rPr>
+          <w:b w:val="0"/>
+          <w:i/>
+          <w:color w:val="6B6B6B"/>
+          <w:sz w:val="19"/>
+          <w:vertAlign w:val="superscript"/>
+        </w:rPr>
+        <w:t>2</w:t>
+      </w:r>
+      <w:r>
+        <w:rPr>
+          <w:b w:val="0"/>
+          <w:i/>
+          <w:color w:val="6B6B6B"/>
+          <w:sz w:val="19"/>
+        </w:rPr>
+        <w:t xml:space="preserve"> [reciprocal right, power wrong]; (C) the negative exponent was read as a negative value, −(5</w:t>
       </w:r>
       <w:r>
         <w:rPr>
@@ -2899,26 +2918,7 @@
           <w:color w:val="6B6B6B"/>
           <w:sz w:val="19"/>
         </w:rPr>
-        <w:t>]; (C) multiplied the base by the exponent, 5 · (−2) [misconception: exponent treated as a factor]; (D) reciprocal of 5 · 2 instead of 5</w:t>
-      </w:r>
-      <w:r>
-        <w:rPr>
-          <w:b w:val="0"/>
-          <w:i/>
-          <w:color w:val="6B6B6B"/>
-          <w:sz w:val="19"/>
-          <w:vertAlign w:val="superscript"/>
-        </w:rPr>
-        <w:t>2</w:t>
-      </w:r>
-      <w:r>
-        <w:rPr>
-          <w:b w:val="0"/>
-          <w:i/>
-          <w:color w:val="6B6B6B"/>
-          <w:sz w:val="19"/>
-        </w:rPr>
-        <w:t xml:space="preserve"> [reciprocal right, power wrong]</w:t>
+        <w:t>]; (D) multiplied the base by the exponent, 5 · (−2) [misconception: exponent treated as a factor]</w:t>
       </w:r>
       <w:r>
         <w:rPr>
@@ -3003,7 +3003,7 @@
           <w:color w:val="9E1B32"/>
           <w:sz w:val="21"/>
         </w:rPr>
-        <w:t>A — 6</w:t>
+        <w:t>D — 6</w:t>
       </w:r>
       <w:r>
         <w:rPr>
@@ -3022,7 +3022,7 @@
           <w:color w:val="6B6B6B"/>
           <w:sz w:val="19"/>
         </w:rPr>
-        <w:t xml:space="preserve">   (B) subtracted instead of adding, −2 − 5 [product law: add the exponents, including a negative one]; (C) multiplied the exponents [confused with power of a power]; (D) multiplied the bases as well [7.NSO.1.1 misconception: operating on the bases]</w:t>
+        <w:t xml:space="preserve">   (A) multiplied the exponents [confused with power of a power]; (B) multiplied the bases as well [7.NSO.1.1 misconception: operating on the bases]; (C) subtracted instead of adding, −2 − 5 [product law: add the exponents, including a negative one]</w:t>
       </w:r>
       <w:r>
         <w:rPr>
@@ -3681,7 +3681,7 @@
           <w:color w:val="1A1A1A"/>
           <w:sz w:val="20"/>
         </w:rPr>
-        <w:t>the negative exponent was read as a negative value, −(5</w:t>
+        <w:t>reciprocal of 5 · 2 instead of 5</w:t>
       </w:r>
       <w:r>
         <w:rPr>
@@ -3700,26 +3700,7 @@
           <w:color w:val="1A1A1A"/>
           <w:sz w:val="20"/>
         </w:rPr>
-        <w:t>) [B1G-M 8.NSO.1.3 task: −b vs b</w:t>
-      </w:r>
-      <w:r>
-        <w:rPr>
-          <w:b w:val="0"/>
-          <w:i w:val="0"/>
-          <w:color w:val="1A1A1A"/>
-          <w:sz w:val="20"/>
-          <w:vertAlign w:val="superscript"/>
-        </w:rPr>
-        <w:t>-1</w:t>
-      </w:r>
-      <w:r>
-        <w:rPr>
-          <w:b w:val="0"/>
-          <w:i w:val="0"/>
-          <w:color w:val="1A1A1A"/>
-          <w:sz w:val="20"/>
-        </w:rPr>
-        <w:t>]</w:t>
+        <w:t xml:space="preserve"> [reciprocal right, power wrong]</w:t>
       </w:r>
     </w:p>
     <w:p>
@@ -3743,7 +3724,7 @@
           <w:color w:val="1A1A1A"/>
           <w:sz w:val="20"/>
         </w:rPr>
-        <w:t>subtracted instead of adding, −2 − 5 [product law: add the exponents, including a negative one]</w:t>
+        <w:t>multiplied the exponents [confused with power of a power]</w:t>
       </w:r>
     </w:p>
     <w:p>

--- a/a7/build/out/u3/A7 3.04  Teacher Edition.docx
+++ b/a7/build/out/u3/A7 3.04  Teacher Edition.docx
@@ -2472,7 +2472,7 @@
           <w:color w:val="1A1A1A"/>
           <w:sz w:val="21"/>
         </w:rPr>
-        <w:t>A pollen grain's mass is 2</w:t>
+        <w:t>A paper is folded in half 7 times. The top layer is 2</w:t>
       </w:r>
       <w:r>
         <w:rPr>
@@ -2491,7 +2491,7 @@
           <w:color w:val="1A1A1A"/>
           <w:sz w:val="21"/>
         </w:rPr>
-        <w:t xml:space="preserve"> microgram. Its width is 25 micrometers. What is the value of 2</w:t>
+        <w:t xml:space="preserve"> of the paper. The paper is 30 centimeters long. What is the value of 2</w:t>
       </w:r>
       <w:r>
         <w:rPr>
@@ -2510,7 +2510,7 @@
           <w:color w:val="1A1A1A"/>
           <w:sz w:val="21"/>
         </w:rPr>
-        <w:t xml:space="preserve">?  →  </w:t>
+        <w:t xml:space="preserve">? Write it as a fraction.  →  </w:t>
       </w:r>
       <w:r>
         <w:drawing>
@@ -2553,7 +2553,7 @@
           <w:color w:val="6B6B6B"/>
           <w:sz w:val="20"/>
         </w:rPr>
-        <w:t xml:space="preserve">   The 25 micrometers is not needed.</w:t>
+        <w:t xml:space="preserve">   The length of 30 centimeters is not needed.</w:t>
       </w:r>
       <w:r>
         <w:rPr>
@@ -2562,7 +2562,7 @@
           <w:color w:val="6B6B6B"/>
           <w:sz w:val="19"/>
         </w:rPr>
-        <w:t xml:space="preserve">   −128 — negative exponent read as a negative value [B1G-M 8.NSO.1.3]; −14 — multiplied base by exponent; anything built from 25 — the unneeded figure was used</w:t>
+        <w:t xml:space="preserve">   −128 — negative exponent read as a negative value [B1G-M 8.NSO.1.3]; 128 — the minus on the exponent was dropped [8.NSO.1.3: a negative exponent means a reciprocal]; −14 — multiplied base by exponent; anything built from 30 — the unneeded figure was used</w:t>
       </w:r>
     </w:p>
     <w:p>

--- a/a7/build/out/u3/A7 3.04  Teacher Edition.docx
+++ b/a7/build/out/u3/A7 3.04  Teacher Edition.docx
@@ -2472,45 +2472,7 @@
           <w:color w:val="1A1A1A"/>
           <w:sz w:val="21"/>
         </w:rPr>
-        <w:t>A paper is folded in half 7 times. The top layer is 2</w:t>
-      </w:r>
-      <w:r>
-        <w:rPr>
-          <w:b w:val="0"/>
-          <w:i w:val="0"/>
-          <w:color w:val="1A1A1A"/>
-          <w:sz w:val="21"/>
-          <w:vertAlign w:val="superscript"/>
-        </w:rPr>
-        <w:t>-7</w:t>
-      </w:r>
-      <w:r>
-        <w:rPr>
-          <w:b w:val="0"/>
-          <w:i w:val="0"/>
-          <w:color w:val="1A1A1A"/>
-          <w:sz w:val="21"/>
-        </w:rPr>
-        <w:t xml:space="preserve"> of the paper. The paper is 30 centimeters long. What is the value of 2</w:t>
-      </w:r>
-      <w:r>
-        <w:rPr>
-          <w:b w:val="0"/>
-          <w:i w:val="0"/>
-          <w:color w:val="1A1A1A"/>
-          <w:sz w:val="21"/>
-          <w:vertAlign w:val="superscript"/>
-        </w:rPr>
-        <w:t>-7</w:t>
-      </w:r>
-      <w:r>
-        <w:rPr>
-          <w:b w:val="0"/>
-          <w:i w:val="0"/>
-          <w:color w:val="1A1A1A"/>
-          <w:sz w:val="21"/>
-        </w:rPr>
-        <w:t xml:space="preserve">? Write it as a fraction.  →  </w:t>
+        <w:t xml:space="preserve">A sheet of paper 30 centimeters long is folded in half 7 times. Each fold makes the top layer half as big. What fraction of the whole sheet is the top layer after 7 folds?  →  </w:t>
       </w:r>
       <w:r>
         <w:drawing>
@@ -2562,7 +2524,7 @@
           <w:color w:val="6B6B6B"/>
           <w:sz w:val="19"/>
         </w:rPr>
-        <w:t xml:space="preserve">   −128 — negative exponent read as a negative value [B1G-M 8.NSO.1.3]; 128 — the minus on the exponent was dropped [8.NSO.1.3: a negative exponent means a reciprocal]; −14 — multiplied base by exponent; anything built from 30 — the unneeded figure was used</w:t>
+        <w:t xml:space="preserve">   128 — the number of layers, not the fraction asked for [the question names the thing wanted]; 1/14 — multiplied base by exponent; −128 — negative exponent read as a negative value [B1G-M 8.NSO.1.3]; anything built from 30 — the unneeded figure was used</w:t>
       </w:r>
     </w:p>
     <w:p>
@@ -3609,7 +3571,7 @@
           <w:color w:val="1A1A1A"/>
           <w:sz w:val="20"/>
         </w:rPr>
-        <w:t>−128 — negative exponent read as a negative value [B1G-M 8.NSO.1.3]</w:t>
+        <w:t>128 — the number of layers, not the fraction asked for [the question names the thing wanted]</w:t>
       </w:r>
     </w:p>
     <w:p>
